--- a/sets.docx
+++ b/sets.docx
@@ -15,7 +15,7 @@
         <w:pStyle w:val="Date"/>
       </w:pPr>
       <w:r>
-        <w:t xml:space="preserve">Last modified: 2026-10-15 19:41:40 (PDT)</w:t>
+        <w:t xml:space="preserve">Last modified: 2026-10-15 20:43:22 (PDT)</w:t>
       </w:r>
     </w:p>
     <w:p>

--- a/sets.docx
+++ b/sets.docx
@@ -15,7 +15,7 @@
         <w:pStyle w:val="Date"/>
       </w:pPr>
       <w:r>
-        <w:t xml:space="preserve">Last modified: 2026-10-15 20:43:22 (PDT)</w:t>
+        <w:t xml:space="preserve">Last modified: 2026-10-15 21:43:14 (PDT)</w:t>
       </w:r>
     </w:p>
     <w:p>

--- a/sets.docx
+++ b/sets.docx
@@ -15,7 +15,7 @@
         <w:pStyle w:val="Date"/>
       </w:pPr>
       <w:r>
-        <w:t xml:space="preserve">Last modified: 2026-10-15 21:43:14 (PDT)</w:t>
+        <w:t xml:space="preserve">Last modified: 2026-10-15 23:56:47 (PDT)</w:t>
       </w:r>
     </w:p>
     <w:p>

--- a/sets.docx
+++ b/sets.docx
@@ -15,7 +15,7 @@
         <w:pStyle w:val="Date"/>
       </w:pPr>
       <w:r>
-        <w:t xml:space="preserve">Last modified: 2026-10-15 23:56:47 (PDT)</w:t>
+        <w:t xml:space="preserve">Last modified: 2026-10-16 01:00:03 (PDT)</w:t>
       </w:r>
     </w:p>
     <w:p>

--- a/sets.docx
+++ b/sets.docx
@@ -15,7 +15,7 @@
         <w:pStyle w:val="Date"/>
       </w:pPr>
       <w:r>
-        <w:t xml:space="preserve">Last modified: 2026-10-16 01:00:03 (PDT)</w:t>
+        <w:t xml:space="preserve">Last modified: 2026-10-16 01:53:21 (PDT)</w:t>
       </w:r>
     </w:p>
     <w:p>

--- a/sets.docx
+++ b/sets.docx
@@ -15,7 +15,7 @@
         <w:pStyle w:val="Date"/>
       </w:pPr>
       <w:r>
-        <w:t xml:space="preserve">Last modified: 2026-10-16 01:53:21 (PDT)</w:t>
+        <w:t xml:space="preserve">Last modified: 2026-10-16 02:45:37 (PDT)</w:t>
       </w:r>
     </w:p>
     <w:p>

--- a/sets.docx
+++ b/sets.docx
@@ -15,7 +15,7 @@
         <w:pStyle w:val="Date"/>
       </w:pPr>
       <w:r>
-        <w:t xml:space="preserve">Last modified: 2026-10-16 02:45:37 (PDT)</w:t>
+        <w:t xml:space="preserve">Last modified: 2026-10-16 03:50:53 (PDT)</w:t>
       </w:r>
     </w:p>
     <w:p>

--- a/sets.docx
+++ b/sets.docx
@@ -15,7 +15,7 @@
         <w:pStyle w:val="Date"/>
       </w:pPr>
       <w:r>
-        <w:t xml:space="preserve">Last modified: 2026-10-16 03:50:53 (PDT)</w:t>
+        <w:t xml:space="preserve">Last modified: 2026-10-16 04:38:30 (PDT)</w:t>
       </w:r>
     </w:p>
     <w:p>

--- a/sets.docx
+++ b/sets.docx
@@ -15,7 +15,7 @@
         <w:pStyle w:val="Date"/>
       </w:pPr>
       <w:r>
-        <w:t xml:space="preserve">Last modified: 2026-10-16 04:38:30 (PDT)</w:t>
+        <w:t xml:space="preserve">Last modified: 2026-10-16 05:24:53 (PDT)</w:t>
       </w:r>
     </w:p>
     <w:p>

--- a/sets.docx
+++ b/sets.docx
@@ -15,7 +15,7 @@
         <w:pStyle w:val="Date"/>
       </w:pPr>
       <w:r>
-        <w:t xml:space="preserve">Last modified: 2026-10-16 05:24:53 (PDT)</w:t>
+        <w:t xml:space="preserve">Last modified: 2026-10-16 06:27:40 (PDT)</w:t>
       </w:r>
     </w:p>
     <w:p>

--- a/sets.docx
+++ b/sets.docx
@@ -15,7 +15,7 @@
         <w:pStyle w:val="Date"/>
       </w:pPr>
       <w:r>
-        <w:t xml:space="preserve">Last modified: 2026-10-16 06:27:40 (PDT)</w:t>
+        <w:t xml:space="preserve">Last modified: 2026-10-16 10:11:43 (PDT)</w:t>
       </w:r>
     </w:p>
     <w:p>

--- a/sets.docx
+++ b/sets.docx
@@ -15,7 +15,7 @@
         <w:pStyle w:val="Date"/>
       </w:pPr>
       <w:r>
-        <w:t xml:space="preserve">Last modified: 2026-10-16 10:11:43 (PDT)</w:t>
+        <w:t xml:space="preserve">Last modified: 2026-10-16 10:58:47 (PDT)</w:t>
       </w:r>
     </w:p>
     <w:p>

--- a/sets.docx
+++ b/sets.docx
@@ -15,7 +15,7 @@
         <w:pStyle w:val="Date"/>
       </w:pPr>
       <w:r>
-        <w:t xml:space="preserve">Last modified: 2026-10-16 10:58:47 (PDT)</w:t>
+        <w:t xml:space="preserve">Last modified: 2026-10-16 18:32:13 (PDT)</w:t>
       </w:r>
     </w:p>
     <w:p>

--- a/sets.docx
+++ b/sets.docx
@@ -15,7 +15,7 @@
         <w:pStyle w:val="Date"/>
       </w:pPr>
       <w:r>
-        <w:t xml:space="preserve">Last modified: 2026-10-16 18:32:13 (PDT)</w:t>
+        <w:t xml:space="preserve">Last modified: 2026-10-16 19:32:00 (PDT)</w:t>
       </w:r>
     </w:p>
     <w:p>

--- a/sets.docx
+++ b/sets.docx
@@ -15,7 +15,7 @@
         <w:pStyle w:val="Date"/>
       </w:pPr>
       <w:r>
-        <w:t xml:space="preserve">Last modified: 2026-10-16 19:32:00 (PDT)</w:t>
+        <w:t xml:space="preserve">Last modified: 2026-10-17 02:34:23 (PDT)</w:t>
       </w:r>
     </w:p>
     <w:p>

--- a/sets.docx
+++ b/sets.docx
@@ -15,7 +15,7 @@
         <w:pStyle w:val="Date"/>
       </w:pPr>
       <w:r>
-        <w:t xml:space="preserve">Last modified: 2026-10-17 02:34:23 (PDT)</w:t>
+        <w:t xml:space="preserve">Last modified: 2026-10-17 03:46:15 (PDT)</w:t>
       </w:r>
     </w:p>
     <w:p>
@@ -100,7 +100,7 @@
         <w:t xml:space="preserve">the expressions that write functions down and the algorithms that compute them.</w:t>
       </w:r>
     </w:p>
-    <w:bookmarkStart w:id="47" w:name="sets"/>
+    <w:bookmarkStart w:id="53" w:name="sets"/>
     <w:p>
       <w:pPr>
         <w:pStyle w:val="Heading2"/>
@@ -7263,8 +7263,565 @@
       </w:r>
     </w:p>
     <w:bookmarkEnd w:id="46"/>
+    <w:bookmarkStart w:id="47" w:name="def-label"/>
+    <w:p>
+      <w:pPr>
+        <w:pStyle w:val="BodyText"/>
+      </w:pPr>
+      <w:r>
+        <w:rPr>
+          <w:b/>
+          <w:bCs/>
+        </w:rPr>
+        <w:t xml:space="preserve">Definition 15 (Label)</w:t>
+      </w:r>
+      <w:r>
+        <w:t xml:space="preserve"> </w:t>
+      </w:r>
+      <w:r>
+        <w:t xml:space="preserve">A</w:t>
+      </w:r>
+      <w:r>
+        <w:t xml:space="preserve"> </w:t>
+      </w:r>
+      <w:r>
+        <w:rPr>
+          <w:b/>
+          <w:bCs/>
+        </w:rPr>
+        <w:t xml:space="preserve">label</w:t>
+      </w:r>
+      <w:r>
+        <w:t xml:space="preserve"> </w:t>
+      </w:r>
+      <w:r>
+        <w:t xml:space="preserve">is a name or symbol attached to an object,</w:t>
+      </w:r>
+      <w:r>
+        <w:t xml:space="preserve"> </w:t>
+      </w:r>
+      <w:r>
+        <w:t xml:space="preserve">so that we can refer to the object and tell it apart from other objects.</w:t>
+      </w:r>
+    </w:p>
     <w:bookmarkEnd w:id="47"/>
-    <w:bookmarkStart w:id="63" w:name="combining-sets"/>
+    <w:bookmarkStart w:id="48" w:name="exm-label"/>
+    <w:p>
+      <w:pPr>
+        <w:pStyle w:val="BodyText"/>
+      </w:pPr>
+      <w:r>
+        <w:rPr>
+          <w:b/>
+          <w:bCs/>
+        </w:rPr>
+        <w:t xml:space="preserve">Example 9 (Labels)</w:t>
+      </w:r>
+      <w:r>
+        <w:t xml:space="preserve"> </w:t>
+      </w:r>
+      <w:r>
+        <w:t xml:space="preserve">The numbers</w:t>
+      </w:r>
+      <w:r>
+        <w:t xml:space="preserve"> </w:t>
+      </w:r>
+      <m:oMath>
+        <m:r>
+          <m:t>1</m:t>
+        </m:r>
+        <m:r>
+          <m:rPr>
+            <m:sty m:val="p"/>
+          </m:rPr>
+          <m:t>,</m:t>
+        </m:r>
+        <m:r>
+          <m:t>2</m:t>
+        </m:r>
+        <m:r>
+          <m:rPr>
+            <m:sty m:val="p"/>
+          </m:rPr>
+          <m:t>,</m:t>
+        </m:r>
+        <m:r>
+          <m:t>3</m:t>
+        </m:r>
+      </m:oMath>
+      <w:r>
+        <w:t xml:space="preserve"> </w:t>
+      </w:r>
+      <w:r>
+        <w:t xml:space="preserve">can label three students in a class list.</w:t>
+      </w:r>
+      <w:r>
+        <w:t xml:space="preserve"> </w:t>
+      </w:r>
+      <w:r>
+        <w:t xml:space="preserve">Then</w:t>
+      </w:r>
+      <w:r>
+        <w:t xml:space="preserve"> </w:t>
+      </w:r>
+      <w:r>
+        <w:t xml:space="preserve">“student 2”</w:t>
+      </w:r>
+      <w:r>
+        <w:t xml:space="preserve"> </w:t>
+      </w:r>
+      <w:r>
+        <w:t xml:space="preserve">refers to one particular student.</w:t>
+      </w:r>
+      <w:r>
+        <w:t xml:space="preserve"> </w:t>
+      </w:r>
+      <w:r>
+        <w:t xml:space="preserve">The letters</w:t>
+      </w:r>
+      <w:r>
+        <w:t xml:space="preserve"> </w:t>
+      </w:r>
+      <m:oMath>
+        <m:r>
+          <m:t>A</m:t>
+        </m:r>
+      </m:oMath>
+      <w:r>
+        <w:t xml:space="preserve"> </w:t>
+      </w:r>
+      <w:r>
+        <w:t xml:space="preserve">and</w:t>
+      </w:r>
+      <w:r>
+        <w:t xml:space="preserve"> </w:t>
+      </w:r>
+      <m:oMath>
+        <m:r>
+          <m:t>B</m:t>
+        </m:r>
+      </m:oMath>
+      <w:r>
+        <w:t xml:space="preserve"> </w:t>
+      </w:r>
+      <w:r>
+        <w:t xml:space="preserve">can label two sets.</w:t>
+      </w:r>
+    </w:p>
+    <w:bookmarkEnd w:id="48"/>
+    <w:bookmarkStart w:id="49" w:name="def-index-set"/>
+    <w:p>
+      <w:pPr>
+        <w:pStyle w:val="BodyText"/>
+      </w:pPr>
+      <w:r>
+        <w:rPr>
+          <w:b/>
+          <w:bCs/>
+        </w:rPr>
+        <w:t xml:space="preserve">Definition 16 (Index set)</w:t>
+      </w:r>
+      <w:r>
+        <w:t xml:space="preserve"> </w:t>
+      </w:r>
+      <w:r>
+        <w:t xml:space="preserve">An</w:t>
+      </w:r>
+      <w:r>
+        <w:t xml:space="preserve"> </w:t>
+      </w:r>
+      <w:r>
+        <w:rPr>
+          <w:b/>
+          <w:bCs/>
+        </w:rPr>
+        <w:t xml:space="preserve">index set</w:t>
+      </w:r>
+      <w:r>
+        <w:t xml:space="preserve"> </w:t>
+      </w:r>
+      <w:r>
+        <w:t xml:space="preserve">is a set whose elements are used as</w:t>
+      </w:r>
+      <w:r>
+        <w:t xml:space="preserve"> </w:t>
+      </w:r>
+      <w:hyperlink w:anchor="def-label">
+        <w:r>
+          <w:rPr>
+            <w:rStyle w:val="Hyperlink"/>
+          </w:rPr>
+          <w:t xml:space="preserve">labels</w:t>
+        </w:r>
+      </w:hyperlink>
+      <w:r>
+        <w:t xml:space="preserve"> </w:t>
+      </w:r>
+      <w:r>
+        <w:t xml:space="preserve">for objects.</w:t>
+      </w:r>
+      <w:r>
+        <w:t xml:space="preserve"> </w:t>
+      </w:r>
+      <w:r>
+        <w:t xml:space="preserve">Each element of the index set is called an index.</w:t>
+      </w:r>
+    </w:p>
+    <w:bookmarkEnd w:id="49"/>
+    <w:bookmarkStart w:id="50" w:name="exm-index-set"/>
+    <w:p>
+      <w:pPr>
+        <w:pStyle w:val="BodyText"/>
+      </w:pPr>
+      <w:r>
+        <w:rPr>
+          <w:b/>
+          <w:bCs/>
+        </w:rPr>
+        <w:t xml:space="preserve">Example 10 (Index sets)</w:t>
+      </w:r>
+      <w:r>
+        <w:t xml:space="preserve"> </w:t>
+      </w:r>
+      <w:r>
+        <w:t xml:space="preserve">The set</w:t>
+      </w:r>
+      <w:r>
+        <w:t xml:space="preserve"> </w:t>
+      </w:r>
+      <m:oMath>
+        <m:r>
+          <m:rPr>
+            <m:sty m:val="p"/>
+          </m:rPr>
+          <m:t>{</m:t>
+        </m:r>
+        <m:r>
+          <m:t>1</m:t>
+        </m:r>
+        <m:r>
+          <m:rPr>
+            <m:sty m:val="p"/>
+          </m:rPr>
+          <m:t>,</m:t>
+        </m:r>
+        <m:r>
+          <m:rPr>
+            <m:sty m:val="p"/>
+          </m:rPr>
+          <m:t>…</m:t>
+        </m:r>
+        <m:r>
+          <m:rPr>
+            <m:sty m:val="p"/>
+          </m:rPr>
+          <m:t>,</m:t>
+        </m:r>
+        <m:r>
+          <m:t>n</m:t>
+        </m:r>
+        <m:r>
+          <m:rPr>
+            <m:sty m:val="p"/>
+          </m:rPr>
+          <m:t>}</m:t>
+        </m:r>
+      </m:oMath>
+      <w:r>
+        <w:t xml:space="preserve"> </w:t>
+      </w:r>
+      <w:r>
+        <w:t xml:space="preserve">labels the entries of a vector with</w:t>
+      </w:r>
+      <w:r>
+        <w:t xml:space="preserve"> </w:t>
+      </w:r>
+      <m:oMath>
+        <m:r>
+          <m:t>n</m:t>
+        </m:r>
+      </m:oMath>
+      <w:r>
+        <w:t xml:space="preserve"> </w:t>
+      </w:r>
+      <w:r>
+        <w:t xml:space="preserve">entries.</w:t>
+      </w:r>
+      <w:r>
+        <w:t xml:space="preserve"> </w:t>
+      </w:r>
+      <w:r>
+        <w:t xml:space="preserve">The set of nonnegative real numbers can label moments in time.</w:t>
+      </w:r>
+    </w:p>
+    <w:bookmarkEnd w:id="50"/>
+    <w:bookmarkStart w:id="51" w:name="def-indexed-family"/>
+    <w:p>
+      <w:pPr>
+        <w:pStyle w:val="BodyText"/>
+      </w:pPr>
+      <w:r>
+        <w:rPr>
+          <w:b/>
+          <w:bCs/>
+        </w:rPr>
+        <w:t xml:space="preserve">Definition 17 (Indexed family)</w:t>
+      </w:r>
+      <w:r>
+        <w:t xml:space="preserve"> </w:t>
+      </w:r>
+      <w:r>
+        <w:t xml:space="preserve">An</w:t>
+      </w:r>
+      <w:r>
+        <w:t xml:space="preserve"> </w:t>
+      </w:r>
+      <w:r>
+        <w:rPr>
+          <w:b/>
+          <w:bCs/>
+        </w:rPr>
+        <w:t xml:space="preserve">indexed family</w:t>
+      </w:r>
+      <w:r>
+        <w:t xml:space="preserve"> </w:t>
+      </w:r>
+      <w:r>
+        <w:t xml:space="preserve">is a collection of objects,</w:t>
+      </w:r>
+      <w:r>
+        <w:t xml:space="preserve"> </w:t>
+      </w:r>
+      <w:r>
+        <w:t xml:space="preserve">one for each element of a given</w:t>
+      </w:r>
+      <w:r>
+        <w:t xml:space="preserve"> </w:t>
+      </w:r>
+      <w:hyperlink w:anchor="def-index-set">
+        <w:r>
+          <w:rPr>
+            <w:rStyle w:val="Hyperlink"/>
+          </w:rPr>
+          <w:t xml:space="preserve">index set</w:t>
+        </w:r>
+      </w:hyperlink>
+      <w:r>
+        <w:t xml:space="preserve">.</w:t>
+      </w:r>
+      <w:r>
+        <w:t xml:space="preserve"> </w:t>
+      </w:r>
+      <w:r>
+        <w:t xml:space="preserve">The object for the index</w:t>
+      </w:r>
+      <w:r>
+        <w:t xml:space="preserve"> </w:t>
+      </w:r>
+      <m:oMath>
+        <m:r>
+          <m:t>i</m:t>
+        </m:r>
+      </m:oMath>
+      <w:r>
+        <w:t xml:space="preserve"> </w:t>
+      </w:r>
+      <w:r>
+        <w:t xml:space="preserve">is written</w:t>
+      </w:r>
+      <w:r>
+        <w:t xml:space="preserve"> </w:t>
+      </w:r>
+      <m:oMath>
+        <m:sSub>
+          <m:e>
+            <m:r>
+              <m:t>a</m:t>
+            </m:r>
+          </m:e>
+          <m:sub>
+            <m:r>
+              <m:t>i</m:t>
+            </m:r>
+          </m:sub>
+        </m:sSub>
+      </m:oMath>
+      <w:r>
+        <w:t xml:space="preserve">.</w:t>
+      </w:r>
+    </w:p>
+    <w:bookmarkEnd w:id="51"/>
+    <w:bookmarkStart w:id="52" w:name="exm-indexed-family"/>
+    <w:p>
+      <w:pPr>
+        <w:pStyle w:val="BodyText"/>
+      </w:pPr>
+      <w:r>
+        <w:rPr>
+          <w:b/>
+          <w:bCs/>
+        </w:rPr>
+        <w:t xml:space="preserve">Example 11 (Indexed families)</w:t>
+      </w:r>
+      <w:r>
+        <w:t xml:space="preserve"> </w:t>
+      </w:r>
+      <w:r>
+        <w:t xml:space="preserve">The entries</w:t>
+      </w:r>
+      <w:r>
+        <w:t xml:space="preserve"> </w:t>
+      </w:r>
+      <m:oMath>
+        <m:sSub>
+          <m:e>
+            <m:r>
+              <m:t>x</m:t>
+            </m:r>
+          </m:e>
+          <m:sub>
+            <m:r>
+              <m:t>1</m:t>
+            </m:r>
+          </m:sub>
+        </m:sSub>
+        <m:r>
+          <m:rPr>
+            <m:sty m:val="p"/>
+          </m:rPr>
+          <m:t>,</m:t>
+        </m:r>
+        <m:r>
+          <m:rPr>
+            <m:sty m:val="p"/>
+          </m:rPr>
+          <m:t>…</m:t>
+        </m:r>
+        <m:r>
+          <m:rPr>
+            <m:sty m:val="p"/>
+          </m:rPr>
+          <m:t>,</m:t>
+        </m:r>
+        <m:sSub>
+          <m:e>
+            <m:r>
+              <m:t>x</m:t>
+            </m:r>
+          </m:e>
+          <m:sub>
+            <m:r>
+              <m:t>n</m:t>
+            </m:r>
+          </m:sub>
+        </m:sSub>
+      </m:oMath>
+      <w:r>
+        <w:t xml:space="preserve"> </w:t>
+      </w:r>
+      <w:r>
+        <w:t xml:space="preserve">of a vector are an indexed family of numbers,</w:t>
+      </w:r>
+      <w:r>
+        <w:t xml:space="preserve"> </w:t>
+      </w:r>
+      <w:r>
+        <w:t xml:space="preserve">with index set</w:t>
+      </w:r>
+      <w:r>
+        <w:t xml:space="preserve"> </w:t>
+      </w:r>
+      <m:oMath>
+        <m:r>
+          <m:rPr>
+            <m:sty m:val="p"/>
+          </m:rPr>
+          <m:t>{</m:t>
+        </m:r>
+        <m:r>
+          <m:t>1</m:t>
+        </m:r>
+        <m:r>
+          <m:rPr>
+            <m:sty m:val="p"/>
+          </m:rPr>
+          <m:t>,</m:t>
+        </m:r>
+        <m:r>
+          <m:rPr>
+            <m:sty m:val="p"/>
+          </m:rPr>
+          <m:t>…</m:t>
+        </m:r>
+        <m:r>
+          <m:rPr>
+            <m:sty m:val="p"/>
+          </m:rPr>
+          <m:t>,</m:t>
+        </m:r>
+        <m:r>
+          <m:t>n</m:t>
+        </m:r>
+        <m:r>
+          <m:rPr>
+            <m:sty m:val="p"/>
+          </m:rPr>
+          <m:t>}</m:t>
+        </m:r>
+      </m:oMath>
+      <w:r>
+        <w:t xml:space="preserve">.</w:t>
+      </w:r>
+      <w:r>
+        <w:t xml:space="preserve"> </w:t>
+      </w:r>
+      <w:r>
+        <w:t xml:space="preserve">The functions</w:t>
+      </w:r>
+      <w:r>
+        <w:t xml:space="preserve"> </w:t>
+      </w:r>
+      <m:oMath>
+        <m:sSub>
+          <m:e>
+            <m:r>
+              <m:t>f</m:t>
+            </m:r>
+          </m:e>
+          <m:sub>
+            <m:r>
+              <m:t>θ</m:t>
+            </m:r>
+          </m:sub>
+        </m:sSub>
+      </m:oMath>
+      <w:r>
+        <w:t xml:space="preserve">, one for each parameter value</w:t>
+      </w:r>
+      <w:r>
+        <w:t xml:space="preserve"> </w:t>
+      </w:r>
+      <m:oMath>
+        <m:r>
+          <m:t>θ</m:t>
+        </m:r>
+      </m:oMath>
+      <w:r>
+        <w:t xml:space="preserve"> </w:t>
+      </w:r>
+      <w:r>
+        <w:t xml:space="preserve">in a parameter set,</w:t>
+      </w:r>
+      <w:r>
+        <w:t xml:space="preserve"> </w:t>
+      </w:r>
+      <w:r>
+        <w:t xml:space="preserve">are an indexed family of functions.</w:t>
+      </w:r>
+    </w:p>
+    <w:bookmarkEnd w:id="52"/>
+    <w:bookmarkEnd w:id="53"/>
+    <w:bookmarkStart w:id="69" w:name="combining-sets"/>
     <w:p>
       <w:pPr>
         <w:pStyle w:val="Heading2"/>
@@ -7273,7 +7830,7 @@
         <w:t xml:space="preserve">2 Combining sets</w:t>
       </w:r>
     </w:p>
-    <w:bookmarkStart w:id="48" w:name="def-union"/>
+    <w:bookmarkStart w:id="54" w:name="def-union"/>
     <w:p>
       <w:pPr>
         <w:pStyle w:val="FirstParagraph"/>
@@ -7283,7 +7840,7 @@
           <w:b/>
           <w:bCs/>
         </w:rPr>
-        <w:t xml:space="preserve">Definition 15 (Union)</w:t>
+        <w:t xml:space="preserve">Definition 18 (Union)</w:t>
       </w:r>
       <w:r>
         <w:t xml:space="preserve"> </w:t>
@@ -7486,8 +8043,8 @@
         </m:oMath>
       </m:oMathPara>
     </w:p>
-    <w:bookmarkEnd w:id="48"/>
-    <w:bookmarkStart w:id="49" w:name="def-indexed-union"/>
+    <w:bookmarkEnd w:id="54"/>
+    <w:bookmarkStart w:id="55" w:name="def-indexed-union"/>
     <w:p>
       <w:pPr>
         <w:pStyle w:val="FirstParagraph"/>
@@ -7497,7 +8054,7 @@
           <w:b/>
           <w:bCs/>
         </w:rPr>
-        <w:t xml:space="preserve">Definition 16 (Union of a family of sets)</w:t>
+        <w:t xml:space="preserve">Definition 19 (Union of a family of sets)</w:t>
       </w:r>
       <w:r>
         <w:t xml:space="preserve"> </w:t>
@@ -8090,8 +8647,8 @@
         <w:t xml:space="preserve">.</w:t>
       </w:r>
     </w:p>
-    <w:bookmarkEnd w:id="49"/>
-    <w:bookmarkStart w:id="50" w:name="def-intersection"/>
+    <w:bookmarkEnd w:id="55"/>
+    <w:bookmarkStart w:id="56" w:name="def-intersection"/>
     <w:p>
       <w:pPr>
         <w:pStyle w:val="BodyText"/>
@@ -8101,7 +8658,7 @@
           <w:b/>
           <w:bCs/>
         </w:rPr>
-        <w:t xml:space="preserve">Definition 17 (Intersection)</w:t>
+        <w:t xml:space="preserve">Definition 20 (Intersection)</w:t>
       </w:r>
       <w:r>
         <w:t xml:space="preserve"> </w:t>
@@ -8307,8 +8864,8 @@
         </m:oMath>
       </m:oMathPara>
     </w:p>
-    <w:bookmarkEnd w:id="50"/>
-    <w:bookmarkStart w:id="51" w:name="def-indexed-intersection"/>
+    <w:bookmarkEnd w:id="56"/>
+    <w:bookmarkStart w:id="57" w:name="def-indexed-intersection"/>
     <w:p>
       <w:pPr>
         <w:pStyle w:val="FirstParagraph"/>
@@ -8318,7 +8875,7 @@
           <w:b/>
           <w:bCs/>
         </w:rPr>
-        <w:t xml:space="preserve">Definition 18 (Intersection of a family of sets)</w:t>
+        <w:t xml:space="preserve">Definition 21 (Intersection of a family of sets)</w:t>
       </w:r>
       <w:r>
         <w:t xml:space="preserve"> </w:t>
@@ -8911,8 +9468,8 @@
         <w:t xml:space="preserve">.</w:t>
       </w:r>
     </w:p>
-    <w:bookmarkEnd w:id="51"/>
-    <w:bookmarkStart w:id="52" w:name="def-set-difference"/>
+    <w:bookmarkEnd w:id="57"/>
+    <w:bookmarkStart w:id="58" w:name="def-set-difference"/>
     <w:p>
       <w:pPr>
         <w:pStyle w:val="BodyText"/>
@@ -8922,7 +9479,7 @@
           <w:b/>
           <w:bCs/>
         </w:rPr>
-        <w:t xml:space="preserve">Definition 19 (Set difference)</w:t>
+        <w:t xml:space="preserve">Definition 22 (Set difference)</w:t>
       </w:r>
       <w:r>
         <w:t xml:space="preserve"> </w:t>
@@ -9118,8 +9675,8 @@
         </m:oMath>
       </m:oMathPara>
     </w:p>
-    <w:bookmarkEnd w:id="52"/>
-    <w:bookmarkStart w:id="53" w:name="def-complement"/>
+    <w:bookmarkEnd w:id="58"/>
+    <w:bookmarkStart w:id="59" w:name="def-complement"/>
     <w:p>
       <w:pPr>
         <w:pStyle w:val="FirstParagraph"/>
@@ -9129,7 +9686,7 @@
           <w:b/>
           <w:bCs/>
         </w:rPr>
-        <w:t xml:space="preserve">Definition 20 (Complement)</w:t>
+        <w:t xml:space="preserve">Definition 23 (Complement)</w:t>
       </w:r>
       <w:r>
         <w:t xml:space="preserve"> </w:t>
@@ -9234,7 +9791,7 @@
           <w:rPr>
             <w:rStyle w:val="Hyperlink"/>
           </w:rPr>
-          <w:t xml:space="preserve">Definition 19</w:t>
+          <w:t xml:space="preserve">Definition 22</w:t>
         </w:r>
       </w:hyperlink>
       <w:r>
@@ -9459,8 +10016,8 @@
         </m:oMath>
       </m:oMathPara>
     </w:p>
-    <w:bookmarkEnd w:id="53"/>
-    <w:bookmarkStart w:id="54" w:name="exm-complement"/>
+    <w:bookmarkEnd w:id="59"/>
+    <w:bookmarkStart w:id="60" w:name="exm-complement"/>
     <w:p>
       <w:pPr>
         <w:pStyle w:val="FirstParagraph"/>
@@ -9470,7 +10027,7 @@
           <w:b/>
           <w:bCs/>
         </w:rPr>
-        <w:t xml:space="preserve">Example 9 (Complements of sets of die rolls)</w:t>
+        <w:t xml:space="preserve">Example 12 (Complements of sets of die rolls)</w:t>
       </w:r>
       <w:r>
         <w:t xml:space="preserve"> </w:t>
@@ -10103,8 +10660,8 @@
         <w:t xml:space="preserve">.</w:t>
       </w:r>
     </w:p>
-    <w:bookmarkEnd w:id="54"/>
-    <w:bookmarkStart w:id="55" w:name="exm-set-operations"/>
+    <w:bookmarkEnd w:id="60"/>
+    <w:bookmarkStart w:id="61" w:name="exm-set-operations"/>
     <w:p>
       <w:pPr>
         <w:pStyle w:val="BodyText"/>
@@ -10114,7 +10671,7 @@
           <w:b/>
           <w:bCs/>
         </w:rPr>
-        <w:t xml:space="preserve">Example 10 (Combining sets of die rolls)</w:t>
+        <w:t xml:space="preserve">Example 13 (Combining sets of die rolls)</w:t>
       </w:r>
       <w:r>
         <w:t xml:space="preserve"> </w:t>
@@ -10547,8 +11104,8 @@
         <w:t xml:space="preserve">: no roll is both even and odd.</w:t>
       </w:r>
     </w:p>
-    <w:bookmarkEnd w:id="55"/>
-    <w:bookmarkStart w:id="56" w:name="exm-indexed-union-intersection"/>
+    <w:bookmarkEnd w:id="61"/>
+    <w:bookmarkStart w:id="62" w:name="exm-indexed-union-intersection"/>
     <w:p>
       <w:pPr>
         <w:pStyle w:val="FirstParagraph"/>
@@ -10558,7 +11115,7 @@
           <w:b/>
           <w:bCs/>
         </w:rPr>
-        <w:t xml:space="preserve">Example 11 (Unions and intersections of many sets)</w:t>
+        <w:t xml:space="preserve">Example 14 (Unions and intersections of many sets)</w:t>
       </w:r>
       <w:r>
         <w:t xml:space="preserve"> </w:t>
@@ -11281,8 +11838,8 @@
         <w:t xml:space="preserve">is in none of them.</w:t>
       </w:r>
     </w:p>
-    <w:bookmarkEnd w:id="56"/>
-    <w:bookmarkStart w:id="57" w:name="thm-de-morgan"/>
+    <w:bookmarkEnd w:id="62"/>
+    <w:bookmarkStart w:id="63" w:name="thm-de-morgan"/>
     <w:p>
       <w:pPr>
         <w:pStyle w:val="FirstParagraph"/>
@@ -11676,7 +12233,7 @@
           <w:rPr>
             <w:rStyle w:val="Hyperlink"/>
           </w:rPr>
-          <w:t xml:space="preserve">Definition 20</w:t>
+          <w:t xml:space="preserve">Definition 23</w:t>
         </w:r>
       </w:hyperlink>
       <w:r>
@@ -11924,7 +12481,7 @@
         <w:t xml:space="preserve">.</w:t>
       </w:r>
     </w:p>
-    <w:bookmarkEnd w:id="57"/>
+    <w:bookmarkEnd w:id="63"/>
     <w:p>
       <w:pPr>
         <w:pStyle w:val="BodyText"/>
@@ -11976,7 +12533,7 @@
       <w:r>
         <w:t xml:space="preserve"> </w:t>
       </w:r>
-      <w:hyperlink r:id="rId58">
+      <w:hyperlink r:id="rId64">
         <w:r>
           <w:rPr>
             <w:rStyle w:val="Hyperlink"/>
@@ -12170,7 +12727,7 @@
                   <m:nor/>
                   <m:sty m:val="p"/>
                 </m:rPr>
-                <m:t>Definition 19</m:t>
+                <m:t>Definition 22</m:t>
               </m:r>
               <m:r>
                 <m:rPr>
@@ -12267,7 +12824,7 @@
                   <m:nor/>
                   <m:sty m:val="p"/>
                 </m:rPr>
-                <m:t>Definition 15</m:t>
+                <m:t>Definition 18</m:t>
               </m:r>
               <m:r>
                 <m:rPr>
@@ -12354,7 +12911,7 @@
                   <m:nor/>
                   <m:sty m:val="p"/>
                 </m:rPr>
-                <m:t>Definition 19</m:t>
+                <m:t>Definition 22</m:t>
               </m:r>
               <m:r>
                 <m:rPr>
@@ -12458,7 +13015,7 @@
                   <m:nor/>
                   <m:sty m:val="p"/>
                 </m:rPr>
-                <m:t>Definition 17</m:t>
+                <m:t>Definition 20</m:t>
               </m:r>
               <m:r>
                 <m:rPr>
@@ -12636,7 +13193,7 @@
                   <m:nor/>
                   <m:sty m:val="p"/>
                 </m:rPr>
-                <m:t>Definition 19</m:t>
+                <m:t>Definition 22</m:t>
               </m:r>
               <m:r>
                 <m:rPr>
@@ -12733,7 +13290,7 @@
                   <m:nor/>
                   <m:sty m:val="p"/>
                 </m:rPr>
-                <m:t>Definition 17</m:t>
+                <m:t>Definition 20</m:t>
               </m:r>
               <m:r>
                 <m:rPr>
@@ -12820,7 +13377,7 @@
                   <m:nor/>
                   <m:sty m:val="p"/>
                 </m:rPr>
-                <m:t>Definition 19</m:t>
+                <m:t>Definition 22</m:t>
               </m:r>
               <m:r>
                 <m:rPr>
@@ -12924,7 +13481,7 @@
                   <m:nor/>
                   <m:sty m:val="p"/>
                 </m:rPr>
-                <m:t>Definition 15</m:t>
+                <m:t>Definition 18</m:t>
               </m:r>
               <m:r>
                 <m:rPr>
@@ -12938,7 +13495,7 @@
         </m:oMath>
       </m:oMathPara>
     </w:p>
-    <w:bookmarkStart w:id="59" w:name="exm-de-morgan"/>
+    <w:bookmarkStart w:id="65" w:name="exm-de-morgan"/>
     <w:p>
       <w:pPr>
         <w:pStyle w:val="FirstParagraph"/>
@@ -12948,7 +13505,7 @@
           <w:b/>
           <w:bCs/>
         </w:rPr>
-        <w:t xml:space="preserve">Example 12 (De Morgan’s laws for die rolls)</w:t>
+        <w:t xml:space="preserve">Example 15 (De Morgan’s laws for die rolls)</w:t>
       </w:r>
       <w:r>
         <w:t xml:space="preserve"> </w:t>
@@ -13162,7 +13719,7 @@
           <w:rPr>
             <w:rStyle w:val="Hyperlink"/>
           </w:rPr>
-          <w:t xml:space="preserve">Example 10</w:t>
+          <w:t xml:space="preserve">Example 13</w:t>
         </w:r>
       </w:hyperlink>
       <w:r>
@@ -14020,8 +14577,8 @@
         </m:oMath>
       </m:oMathPara>
     </w:p>
-    <w:bookmarkEnd w:id="59"/>
-    <w:bookmarkStart w:id="60" w:name="def-ordered-pair"/>
+    <w:bookmarkEnd w:id="65"/>
+    <w:bookmarkStart w:id="66" w:name="def-ordered-pair"/>
     <w:p>
       <w:pPr>
         <w:pStyle w:val="FirstParagraph"/>
@@ -14031,7 +14588,7 @@
           <w:b/>
           <w:bCs/>
         </w:rPr>
-        <w:t xml:space="preserve">Definition 21 (Ordered pair)</w:t>
+        <w:t xml:space="preserve">Definition 24 (Ordered pair)</w:t>
       </w:r>
       <w:r>
         <w:t xml:space="preserve"> </w:t>
@@ -14236,8 +14793,8 @@
         <w:t xml:space="preserve">.</w:t>
       </w:r>
     </w:p>
-    <w:bookmarkEnd w:id="60"/>
-    <w:bookmarkStart w:id="61" w:name="def-cartesian-product"/>
+    <w:bookmarkEnd w:id="66"/>
+    <w:bookmarkStart w:id="67" w:name="def-cartesian-product"/>
     <w:p>
       <w:pPr>
         <w:pStyle w:val="BodyText"/>
@@ -14247,7 +14804,7 @@
           <w:b/>
           <w:bCs/>
         </w:rPr>
-        <w:t xml:space="preserve">Definition 22 (Cartesian product)</w:t>
+        <w:t xml:space="preserve">Definition 25 (Cartesian product)</w:t>
       </w:r>
       <w:r>
         <w:t xml:space="preserve"> </w:t>
@@ -14474,8 +15031,8 @@
         </m:oMath>
       </m:oMathPara>
     </w:p>
-    <w:bookmarkEnd w:id="61"/>
-    <w:bookmarkStart w:id="62" w:name="exm-cartesian-product"/>
+    <w:bookmarkEnd w:id="67"/>
+    <w:bookmarkStart w:id="68" w:name="exm-cartesian-product"/>
     <w:p>
       <w:pPr>
         <w:pStyle w:val="FirstParagraph"/>
@@ -14485,7 +15042,7 @@
           <w:b/>
           <w:bCs/>
         </w:rPr>
-        <w:t xml:space="preserve">Example 13 (Cartesian products)</w:t>
+        <w:t xml:space="preserve">Example 16 (Cartesian products)</w:t>
       </w:r>
       <w:r>
         <w:t xml:space="preserve"> </w:t>
@@ -15254,9 +15811,9 @@
         <w:t xml:space="preserve">.</w:t>
       </w:r>
     </w:p>
-    <w:bookmarkEnd w:id="62"/>
-    <w:bookmarkEnd w:id="63"/>
-    <w:bookmarkStart w:id="68" w:name="extended-non-negative-real-numbers"/>
+    <w:bookmarkEnd w:id="68"/>
+    <w:bookmarkEnd w:id="69"/>
+    <w:bookmarkStart w:id="74" w:name="extended-non-negative-real-numbers"/>
     <w:p>
       <w:pPr>
         <w:pStyle w:val="Heading2"/>
@@ -15265,7 +15822,7 @@
         <w:t xml:space="preserve">3 Extended non-negative real numbers</w:t>
       </w:r>
     </w:p>
-    <w:bookmarkStart w:id="64" w:name="def-extended-nonneg-reals"/>
+    <w:bookmarkStart w:id="70" w:name="def-extended-nonneg-reals"/>
     <w:p>
       <w:pPr>
         <w:pStyle w:val="FirstParagraph"/>
@@ -15275,7 +15832,7 @@
           <w:b/>
           <w:bCs/>
         </w:rPr>
-        <w:t xml:space="preserve">Definition 23 (Extended non-negative real numbers)</w:t>
+        <w:t xml:space="preserve">Definition 26 (Extended non-negative real numbers)</w:t>
       </w:r>
       <w:r>
         <w:t xml:space="preserve"> </w:t>
@@ -15638,8 +16195,8 @@
         <w:t xml:space="preserve">.</w:t>
       </w:r>
     </w:p>
-    <w:bookmarkEnd w:id="64"/>
-    <w:bookmarkStart w:id="66" w:name="rem-infinity-arithmetic"/>
+    <w:bookmarkEnd w:id="70"/>
+    <w:bookmarkStart w:id="72" w:name="rem-infinity-arithmetic"/>
     <w:p>
       <w:pPr>
         <w:pStyle w:val="BodyText"/>
@@ -15843,7 +16400,7 @@
       <w:r>
         <w:t xml:space="preserve"> </w:t>
       </w:r>
-      <w:hyperlink r:id="rId65">
+      <w:hyperlink r:id="rId71">
         <w:r>
           <w:rPr>
             <w:rStyle w:val="Hyperlink"/>
@@ -15855,8 +16412,8 @@
         <w:t xml:space="preserve">).</w:t>
       </w:r>
     </w:p>
-    <w:bookmarkEnd w:id="66"/>
-    <w:bookmarkStart w:id="67" w:name="exm-extended-nonneg-reals"/>
+    <w:bookmarkEnd w:id="72"/>
+    <w:bookmarkStart w:id="73" w:name="exm-extended-nonneg-reals"/>
     <w:p>
       <w:pPr>
         <w:pStyle w:val="BodyText"/>
@@ -15866,7 +16423,7 @@
           <w:b/>
           <w:bCs/>
         </w:rPr>
-        <w:t xml:space="preserve">Example 14 (Adding with</w:t>
+        <w:t xml:space="preserve">Example 17 (Adding with</w:t>
       </w:r>
       <w:r>
         <w:rPr>
@@ -16046,9 +16603,9 @@
         <w:t xml:space="preserve">.</w:t>
       </w:r>
     </w:p>
-    <w:bookmarkEnd w:id="67"/>
-    <w:bookmarkEnd w:id="68"/>
-    <w:bookmarkStart w:id="69" w:name="sec-further-reading"/>
+    <w:bookmarkEnd w:id="73"/>
+    <w:bookmarkEnd w:id="74"/>
+    <w:bookmarkStart w:id="75" w:name="sec-further-reading"/>
     <w:p>
       <w:pPr>
         <w:pStyle w:val="Heading2"/>
@@ -16196,8 +16753,8 @@
         <w:t xml:space="preserve">.</w:t>
       </w:r>
     </w:p>
-    <w:bookmarkEnd w:id="69"/>
-    <w:bookmarkStart w:id="79" w:name="references"/>
+    <w:bookmarkEnd w:id="75"/>
+    <w:bookmarkStart w:id="85" w:name="references"/>
     <w:p>
       <w:pPr>
         <w:pStyle w:val="Heading2"/>
@@ -16206,8 +16763,8 @@
         <w:t xml:space="preserve">References</w:t>
       </w:r>
     </w:p>
-    <w:bookmarkStart w:id="78" w:name="refs"/>
-    <w:bookmarkStart w:id="71" w:name="ref-barkerplummer2011language"/>
+    <w:bookmarkStart w:id="84" w:name="refs"/>
+    <w:bookmarkStart w:id="77" w:name="ref-barkerplummer2011language"/>
     <w:p>
       <w:pPr>
         <w:pStyle w:val="Bibliography"/>
@@ -16231,7 +16788,7 @@
       <w:r>
         <w:t xml:space="preserve"> </w:t>
       </w:r>
-      <w:hyperlink r:id="rId70">
+      <w:hyperlink r:id="rId76">
         <w:r>
           <w:rPr>
             <w:rStyle w:val="Hyperlink"/>
@@ -16243,8 +16800,8 @@
         <w:t xml:space="preserve">.</w:t>
       </w:r>
     </w:p>
-    <w:bookmarkEnd w:id="71"/>
-    <w:bookmarkStart w:id="73" w:name="ref-devlin1993joy"/>
+    <w:bookmarkEnd w:id="77"/>
+    <w:bookmarkStart w:id="79" w:name="ref-devlin1993joy"/>
     <w:p>
       <w:pPr>
         <w:pStyle w:val="Bibliography"/>
@@ -16268,7 +16825,7 @@
       <w:r>
         <w:t xml:space="preserve"> </w:t>
       </w:r>
-      <w:hyperlink r:id="rId72">
+      <w:hyperlink r:id="rId78">
         <w:r>
           <w:rPr>
             <w:rStyle w:val="Hyperlink"/>
@@ -16280,8 +16837,8 @@
         <w:t xml:space="preserve">.</w:t>
       </w:r>
     </w:p>
-    <w:bookmarkEnd w:id="73"/>
-    <w:bookmarkStart w:id="75" w:name="ref-enderton2001logic"/>
+    <w:bookmarkEnd w:id="79"/>
+    <w:bookmarkStart w:id="81" w:name="ref-enderton2001logic"/>
     <w:p>
       <w:pPr>
         <w:pStyle w:val="Bibliography"/>
@@ -16305,7 +16862,7 @@
       <w:r>
         <w:t xml:space="preserve"> </w:t>
       </w:r>
-      <w:hyperlink r:id="rId74">
+      <w:hyperlink r:id="rId80">
         <w:r>
           <w:rPr>
             <w:rStyle w:val="Hyperlink"/>
@@ -16317,8 +16874,8 @@
         <w:t xml:space="preserve">.</w:t>
       </w:r>
     </w:p>
-    <w:bookmarkEnd w:id="75"/>
-    <w:bookmarkStart w:id="77" w:name="ref-halmos1974naive"/>
+    <w:bookmarkEnd w:id="81"/>
+    <w:bookmarkStart w:id="83" w:name="ref-halmos1974naive"/>
     <w:p>
       <w:pPr>
         <w:pStyle w:val="Bibliography"/>
@@ -16342,7 +16899,7 @@
       <w:r>
         <w:t xml:space="preserve"> </w:t>
       </w:r>
-      <w:hyperlink r:id="rId76">
+      <w:hyperlink r:id="rId82">
         <w:r>
           <w:rPr>
             <w:rStyle w:val="Hyperlink"/>
@@ -16354,9 +16911,9 @@
         <w:t xml:space="preserve">.</w:t>
       </w:r>
     </w:p>
-    <w:bookmarkEnd w:id="77"/>
-    <w:bookmarkEnd w:id="78"/>
-    <w:bookmarkEnd w:id="79"/>
+    <w:bookmarkEnd w:id="83"/>
+    <w:bookmarkEnd w:id="84"/>
+    <w:bookmarkEnd w:id="85"/>
     <w:sectPr>
       <w:footnotePr>
         <w:numRestart w:val="eachSect"/>

--- a/sets.docx
+++ b/sets.docx
@@ -15,7 +15,7 @@
         <w:pStyle w:val="Date"/>
       </w:pPr>
       <w:r>
-        <w:t xml:space="preserve">Last modified: 2026-10-17 03:46:15 (PDT)</w:t>
+        <w:t xml:space="preserve">Last modified: 2026-10-17 04:46:25 (PDT)</w:t>
       </w:r>
     </w:p>
     <w:p>

--- a/sets.docx
+++ b/sets.docx
@@ -15,7 +15,7 @@
         <w:pStyle w:val="Date"/>
       </w:pPr>
       <w:r>
-        <w:t xml:space="preserve">Last modified: 2026-10-17 04:46:25 (PDT)</w:t>
+        <w:t xml:space="preserve">Last modified: 2026-10-17 06:29:34 (PDT)</w:t>
       </w:r>
     </w:p>
     <w:p>

--- a/sets.docx
+++ b/sets.docx
@@ -15,7 +15,7 @@
         <w:pStyle w:val="Date"/>
       </w:pPr>
       <w:r>
-        <w:t xml:space="preserve">Last modified: 2026-10-17 06:29:34 (PDT)</w:t>
+        <w:t xml:space="preserve">Last modified: 2026-10-17 07:35:34 (PDT)</w:t>
       </w:r>
     </w:p>
     <w:p>

--- a/sets.docx
+++ b/sets.docx
@@ -15,7 +15,7 @@
         <w:pStyle w:val="Date"/>
       </w:pPr>
       <w:r>
-        <w:t xml:space="preserve">Last modified: 2026-10-17 15:54:57 (PDT)</w:t>
+        <w:t xml:space="preserve">Last modified: 2026-10-17 22:01:17 (PDT)</w:t>
       </w:r>
     </w:p>
     <w:p>

--- a/sets.docx
+++ b/sets.docx
@@ -15,7 +15,7 @@
         <w:pStyle w:val="Date"/>
       </w:pPr>
       <w:r>
-        <w:t xml:space="preserve">Last modified: 2026-10-17 22:01:17 (PDT)</w:t>
+        <w:t xml:space="preserve">Last modified: 2026-10-18 11:27:44 (PDT)</w:t>
       </w:r>
     </w:p>
     <w:p>
@@ -141,7 +141,7 @@
         <w:t xml:space="preserve"> </w:t>
       </w:r>
       <w:r>
-        <w:t xml:space="preserve">(Wikipedia contributors 2026l)</w:t>
+        <w:t xml:space="preserve">[1]</w:t>
       </w:r>
       <w:r>
         <w:t xml:space="preserve"> </w:t>
@@ -297,7 +297,7 @@
         <w:t xml:space="preserve"> </w:t>
       </w:r>
       <w:r>
-        <w:t xml:space="preserve">(Wikipedia contributors 2026l)</w:t>
+        <w:t xml:space="preserve">[1]</w:t>
       </w:r>
       <w:r>
         <w:t xml:space="preserve">.</w:t>
@@ -812,7 +812,7 @@
         <w:t xml:space="preserve"> </w:t>
       </w:r>
       <w:r>
-        <w:t xml:space="preserve">(Wikipedia contributors 2026m)</w:t>
+        <w:t xml:space="preserve">[2]</w:t>
       </w:r>
       <w:r>
         <w:t xml:space="preserve"> </w:t>
@@ -1276,7 +1276,7 @@
         <w:t xml:space="preserve"> </w:t>
       </w:r>
       <w:r>
-        <w:t xml:space="preserve">(Wikipedia contributors 2026j)</w:t>
+        <w:t xml:space="preserve">[3]</w:t>
       </w:r>
       <w:r>
         <w:t xml:space="preserve"> </w:t>
@@ -3220,7 +3220,7 @@
         <w:t xml:space="preserve"> </w:t>
       </w:r>
       <w:r>
-        <w:t xml:space="preserve">(Wikipedia contributors 2026n)</w:t>
+        <w:t xml:space="preserve">[4]</w:t>
       </w:r>
       <w:r>
         <w:t xml:space="preserve"> </w:t>
@@ -4043,7 +4043,7 @@
         <w:t xml:space="preserve"> </w:t>
       </w:r>
       <w:r>
-        <w:t xml:space="preserve">(Wikipedia contributors 2026n)</w:t>
+        <w:t xml:space="preserve">[4]</w:t>
       </w:r>
       <w:r>
         <w:t xml:space="preserve">.</w:t>
@@ -5713,7 +5713,7 @@
         <w:t xml:space="preserve"> </w:t>
       </w:r>
       <w:r>
-        <w:t xml:space="preserve">(Wikipedia contributors 2026d)</w:t>
+        <w:t xml:space="preserve">[5]</w:t>
       </w:r>
       <w:r>
         <w:t xml:space="preserve">, denoted</w:t>
@@ -5799,7 +5799,7 @@
         <w:t xml:space="preserve"> </w:t>
       </w:r>
       <w:r>
-        <w:t xml:space="preserve">(Wikipedia contributors 2026d)</w:t>
+        <w:t xml:space="preserve">[5]</w:t>
       </w:r>
       <w:r>
         <w:t xml:space="preserve">.</w:t>
@@ -6228,7 +6228,7 @@
         <w:t xml:space="preserve"> </w:t>
       </w:r>
       <w:r>
-        <w:t xml:space="preserve">(Wikipedia contributors 2026p)</w:t>
+        <w:t xml:space="preserve">[6]</w:t>
       </w:r>
       <w:r>
         <w:t xml:space="preserve"> </w:t>
@@ -6835,7 +6835,7 @@
         <w:t xml:space="preserve"> </w:t>
       </w:r>
       <w:r>
-        <w:t xml:space="preserve">(Wikipedia contributors 2026f)</w:t>
+        <w:t xml:space="preserve">[7]</w:t>
       </w:r>
       <w:r>
         <w:t xml:space="preserve"> </w:t>
@@ -7450,7 +7450,7 @@
         <w:t xml:space="preserve"> </w:t>
       </w:r>
       <w:r>
-        <w:t xml:space="preserve">(Wikipedia contributors 2026g)</w:t>
+        <w:t xml:space="preserve">[8]</w:t>
       </w:r>
       <w:r>
         <w:t xml:space="preserve"> </w:t>
@@ -7602,7 +7602,7 @@
         <w:t xml:space="preserve"> </w:t>
       </w:r>
       <w:r>
-        <w:t xml:space="preserve">(Wikipedia contributors 2026h)</w:t>
+        <w:t xml:space="preserve">[9]</w:t>
       </w:r>
       <w:r>
         <w:t xml:space="preserve"> </w:t>
@@ -7883,7 +7883,7 @@
         <w:t xml:space="preserve"> </w:t>
       </w:r>
       <w:r>
-        <w:t xml:space="preserve">(Wikipedia contributors 2026o)</w:t>
+        <w:t xml:space="preserve">[10]</w:t>
       </w:r>
       <w:r>
         <w:t xml:space="preserve"> </w:t>
@@ -8707,7 +8707,7 @@
         <w:t xml:space="preserve"> </w:t>
       </w:r>
       <w:r>
-        <w:t xml:space="preserve">(Wikipedia contributors 2026i)</w:t>
+        <w:t xml:space="preserve">[11]</w:t>
       </w:r>
       <w:r>
         <w:t xml:space="preserve"> </w:t>
@@ -9534,7 +9534,7 @@
         <w:t xml:space="preserve"> </w:t>
       </w:r>
       <w:r>
-        <w:t xml:space="preserve">(Wikipedia contributors 2026b)</w:t>
+        <w:t xml:space="preserve">[12]</w:t>
       </w:r>
       <w:r>
         <w:t xml:space="preserve"> </w:t>
@@ -9795,7 +9795,7 @@
         <w:t xml:space="preserve"> </w:t>
       </w:r>
       <w:r>
-        <w:t xml:space="preserve">(Wikipedia contributors 2026b)</w:t>
+        <w:t xml:space="preserve">[12]</w:t>
       </w:r>
       <w:r>
         <w:t xml:space="preserve"> </w:t>
@@ -12020,7 +12020,7 @@
         <w:t xml:space="preserve"> </w:t>
       </w:r>
       <w:r>
-        <w:t xml:space="preserve">(Wikipedia contributors 2026c)</w:t>
+        <w:t xml:space="preserve">[13]</w:t>
       </w:r>
       <w:r>
         <w:t xml:space="preserve"> </w:t>
@@ -14661,7 +14661,7 @@
         <w:t xml:space="preserve"> </w:t>
       </w:r>
       <w:r>
-        <w:t xml:space="preserve">(Wikipedia contributors 2026k)</w:t>
+        <w:t xml:space="preserve">[14]</w:t>
       </w:r>
       <w:r>
         <w:t xml:space="preserve"> </w:t>
@@ -14883,7 +14883,7 @@
         <w:t xml:space="preserve"> </w:t>
       </w:r>
       <w:r>
-        <w:t xml:space="preserve">(Wikipedia contributors 2026a)</w:t>
+        <w:t xml:space="preserve">[15]</w:t>
       </w:r>
       <w:r>
         <w:t xml:space="preserve"> </w:t>
@@ -16458,7 +16458,7 @@
         <w:t xml:space="preserve"> </w:t>
       </w:r>
       <w:r>
-        <w:t xml:space="preserve">(Wikipedia contributors 2026e)</w:t>
+        <w:t xml:space="preserve">[16]</w:t>
       </w:r>
       <w:r>
         <w:t xml:space="preserve">.</w:t>
@@ -16682,7 +16682,7 @@
         </w:numPr>
       </w:pPr>
       <w:r>
-        <w:t xml:space="preserve">Devlin (1993)</w:t>
+        <w:t xml:space="preserve">Devlin [17]</w:t>
       </w:r>
       <w:r>
         <w:t xml:space="preserve"> </w:t>
@@ -16711,7 +16711,7 @@
         </w:numPr>
       </w:pPr>
       <w:r>
-        <w:t xml:space="preserve">Halmos (1974)</w:t>
+        <w:t xml:space="preserve">Halmos [18]</w:t>
       </w:r>
       <w:r>
         <w:t xml:space="preserve"> </w:t>
@@ -16734,7 +16734,7 @@
         </w:numPr>
       </w:pPr>
       <w:r>
-        <w:t xml:space="preserve">Enderton (2001)</w:t>
+        <w:t xml:space="preserve">Enderton [19]</w:t>
       </w:r>
       <w:r>
         <w:t xml:space="preserve"> </w:t>
@@ -16763,7 +16763,7 @@
         </w:numPr>
       </w:pPr>
       <w:r>
-        <w:t xml:space="preserve">Barker-Plummer et al. (2011)</w:t>
+        <w:t xml:space="preserve">Barker-Plummer et al. [20]</w:t>
       </w:r>
       <w:r>
         <w:t xml:space="preserve"> </w:t>
@@ -16809,7 +16809,7 @@
         </w:numPr>
       </w:pPr>
       <w:r>
-        <w:t xml:space="preserve">Wikipedia contributors (2026l)</w:t>
+        <w:t xml:space="preserve">Wikipedia contributors [1]</w:t>
       </w:r>
       <w:r>
         <w:t xml:space="preserve"> </w:t>
@@ -16826,7 +16826,7 @@
         </w:numPr>
       </w:pPr>
       <w:r>
-        <w:t xml:space="preserve">Wikipedia contributors (2026m)</w:t>
+        <w:t xml:space="preserve">Wikipedia contributors [2]</w:t>
       </w:r>
       <w:r>
         <w:t xml:space="preserve"> </w:t>
@@ -16843,7 +16843,7 @@
         </w:numPr>
       </w:pPr>
       <w:r>
-        <w:t xml:space="preserve">Wikipedia contributors (2026j)</w:t>
+        <w:t xml:space="preserve">Wikipedia contributors [3]</w:t>
       </w:r>
       <w:r>
         <w:t xml:space="preserve"> </w:t>
@@ -16860,7 +16860,7 @@
         </w:numPr>
       </w:pPr>
       <w:r>
-        <w:t xml:space="preserve">Wikipedia contributors (2026n)</w:t>
+        <w:t xml:space="preserve">Wikipedia contributors [4]</w:t>
       </w:r>
       <w:r>
         <w:t xml:space="preserve"> </w:t>
@@ -16877,7 +16877,7 @@
         </w:numPr>
       </w:pPr>
       <w:r>
-        <w:t xml:space="preserve">Wikipedia contributors (2026d)</w:t>
+        <w:t xml:space="preserve">Wikipedia contributors [5]</w:t>
       </w:r>
       <w:r>
         <w:t xml:space="preserve"> </w:t>
@@ -16894,7 +16894,7 @@
         </w:numPr>
       </w:pPr>
       <w:r>
-        <w:t xml:space="preserve">Wikipedia contributors (2026p)</w:t>
+        <w:t xml:space="preserve">Wikipedia contributors [6]</w:t>
       </w:r>
       <w:r>
         <w:t xml:space="preserve"> </w:t>
@@ -16911,7 +16911,7 @@
         </w:numPr>
       </w:pPr>
       <w:r>
-        <w:t xml:space="preserve">Wikipedia contributors (2026f)</w:t>
+        <w:t xml:space="preserve">Wikipedia contributors [7]</w:t>
       </w:r>
       <w:r>
         <w:t xml:space="preserve"> </w:t>
@@ -16928,7 +16928,7 @@
         </w:numPr>
       </w:pPr>
       <w:r>
-        <w:t xml:space="preserve">Wikipedia contributors (2026g)</w:t>
+        <w:t xml:space="preserve">Wikipedia contributors [8]</w:t>
       </w:r>
       <w:r>
         <w:t xml:space="preserve"> </w:t>
@@ -16945,7 +16945,7 @@
         </w:numPr>
       </w:pPr>
       <w:r>
-        <w:t xml:space="preserve">Wikipedia contributors (2026h)</w:t>
+        <w:t xml:space="preserve">Wikipedia contributors [9]</w:t>
       </w:r>
       <w:r>
         <w:t xml:space="preserve"> </w:t>
@@ -16962,7 +16962,7 @@
         </w:numPr>
       </w:pPr>
       <w:r>
-        <w:t xml:space="preserve">Wikipedia contributors (2026o)</w:t>
+        <w:t xml:space="preserve">Wikipedia contributors [10]</w:t>
       </w:r>
       <w:r>
         <w:t xml:space="preserve"> </w:t>
@@ -16979,7 +16979,7 @@
         </w:numPr>
       </w:pPr>
       <w:r>
-        <w:t xml:space="preserve">Wikipedia contributors (2026i)</w:t>
+        <w:t xml:space="preserve">Wikipedia contributors [11]</w:t>
       </w:r>
       <w:r>
         <w:t xml:space="preserve"> </w:t>
@@ -16996,7 +16996,7 @@
         </w:numPr>
       </w:pPr>
       <w:r>
-        <w:t xml:space="preserve">Wikipedia contributors (2026b)</w:t>
+        <w:t xml:space="preserve">Wikipedia contributors [12]</w:t>
       </w:r>
       <w:r>
         <w:t xml:space="preserve"> </w:t>
@@ -17013,7 +17013,7 @@
         </w:numPr>
       </w:pPr>
       <w:r>
-        <w:t xml:space="preserve">Wikipedia contributors (2026c)</w:t>
+        <w:t xml:space="preserve">Wikipedia contributors [13]</w:t>
       </w:r>
       <w:r>
         <w:t xml:space="preserve"> </w:t>
@@ -17030,7 +17030,7 @@
         </w:numPr>
       </w:pPr>
       <w:r>
-        <w:t xml:space="preserve">Wikipedia contributors (2026k)</w:t>
+        <w:t xml:space="preserve">Wikipedia contributors [14]</w:t>
       </w:r>
       <w:r>
         <w:t xml:space="preserve"> </w:t>
@@ -17047,7 +17047,7 @@
         </w:numPr>
       </w:pPr>
       <w:r>
-        <w:t xml:space="preserve">Wikipedia contributors (2026a)</w:t>
+        <w:t xml:space="preserve">Wikipedia contributors [15]</w:t>
       </w:r>
       <w:r>
         <w:t xml:space="preserve"> </w:t>
@@ -17064,7 +17064,7 @@
         </w:numPr>
       </w:pPr>
       <w:r>
-        <w:t xml:space="preserve">Wikipedia contributors (2026e)</w:t>
+        <w:t xml:space="preserve">Wikipedia contributors [16]</w:t>
       </w:r>
       <w:r>
         <w:t xml:space="preserve"> </w:t>
@@ -17084,13 +17084,934 @@
       </w:r>
     </w:p>
     <w:bookmarkStart w:id="112" w:name="refs"/>
-    <w:bookmarkStart w:id="73" w:name="ref-barkerplummer2011language"/>
+    <w:bookmarkStart w:id="73" w:name="ref-wikipedia_set_mathematics"/>
     <w:p>
       <w:pPr>
         <w:pStyle w:val="Bibliography"/>
       </w:pPr>
       <w:r>
-        <w:t xml:space="preserve">Barker-Plummer, Dave, Jon Barwise, and John Etchemendy. 2011.</w:t>
+        <w:t xml:space="preserve">[1]</w:t>
+      </w:r>
+      <w:r>
+        <w:t xml:space="preserve"> </w:t>
+      </w:r>
+      <w:r>
+        <w:t xml:space="preserve">	</w:t>
+      </w:r>
+      <w:r>
+        <w:t xml:space="preserve">Wikipedia contributors,</w:t>
+      </w:r>
+      <w:r>
+        <w:t xml:space="preserve"> </w:t>
+      </w:r>
+      <w:r>
+        <w:t xml:space="preserve">“Set (mathematics) —</w:t>
+      </w:r>
+      <w:r>
+        <w:t xml:space="preserve"> </w:t>
+      </w:r>
+      <w:r>
+        <w:t xml:space="preserve">Wikipedia</w:t>
+      </w:r>
+      <w:r>
+        <w:t xml:space="preserve">,</w:t>
+      </w:r>
+      <w:r>
+        <w:t xml:space="preserve"> </w:t>
+      </w:r>
+      <w:r>
+        <w:t xml:space="preserve">the free encyclopedia.”</w:t>
+      </w:r>
+      <w:r>
+        <w:t xml:space="preserve"> </w:t>
+      </w:r>
+      <w:r>
+        <w:t xml:space="preserve">2026. Available:</w:t>
+      </w:r>
+      <w:r>
+        <w:t xml:space="preserve"> </w:t>
+      </w:r>
+      <w:hyperlink r:id="rId72">
+        <w:r>
+          <w:rPr>
+            <w:rStyle w:val="Hyperlink"/>
+          </w:rPr>
+          <w:t xml:space="preserve">https://en.wikipedia.org/wiki/Set_(mathematics)</w:t>
+        </w:r>
+      </w:hyperlink>
+    </w:p>
+    <w:bookmarkEnd w:id="73"/>
+    <w:bookmarkStart w:id="75" w:name="ref-wikipedia_set_builder_notation"/>
+    <w:p>
+      <w:pPr>
+        <w:pStyle w:val="Bibliography"/>
+      </w:pPr>
+      <w:r>
+        <w:t xml:space="preserve">[2]</w:t>
+      </w:r>
+      <w:r>
+        <w:t xml:space="preserve"> </w:t>
+      </w:r>
+      <w:r>
+        <w:t xml:space="preserve">	</w:t>
+      </w:r>
+      <w:r>
+        <w:t xml:space="preserve">Wikipedia contributors,</w:t>
+      </w:r>
+      <w:r>
+        <w:t xml:space="preserve"> </w:t>
+      </w:r>
+      <w:r>
+        <w:t xml:space="preserve">“Set-builder notation —</w:t>
+      </w:r>
+      <w:r>
+        <w:t xml:space="preserve"> </w:t>
+      </w:r>
+      <w:r>
+        <w:t xml:space="preserve">Wikipedia</w:t>
+      </w:r>
+      <w:r>
+        <w:t xml:space="preserve">,</w:t>
+      </w:r>
+      <w:r>
+        <w:t xml:space="preserve"> </w:t>
+      </w:r>
+      <w:r>
+        <w:t xml:space="preserve">the free encyclopedia.”</w:t>
+      </w:r>
+      <w:r>
+        <w:t xml:space="preserve"> </w:t>
+      </w:r>
+      <w:r>
+        <w:t xml:space="preserve">2026. Available:</w:t>
+      </w:r>
+      <w:r>
+        <w:t xml:space="preserve"> </w:t>
+      </w:r>
+      <w:hyperlink r:id="rId74">
+        <w:r>
+          <w:rPr>
+            <w:rStyle w:val="Hyperlink"/>
+          </w:rPr>
+          <w:t xml:space="preserve">https://en.wikipedia.org/wiki/Set-builder_notation</w:t>
+        </w:r>
+      </w:hyperlink>
+    </w:p>
+    <w:bookmarkEnd w:id="75"/>
+    <w:bookmarkStart w:id="77" w:name="ref-wikipedia_interval_mathematics"/>
+    <w:p>
+      <w:pPr>
+        <w:pStyle w:val="Bibliography"/>
+      </w:pPr>
+      <w:r>
+        <w:t xml:space="preserve">[3]</w:t>
+      </w:r>
+      <w:r>
+        <w:t xml:space="preserve"> </w:t>
+      </w:r>
+      <w:r>
+        <w:t xml:space="preserve">	</w:t>
+      </w:r>
+      <w:r>
+        <w:t xml:space="preserve">Wikipedia contributors,</w:t>
+      </w:r>
+      <w:r>
+        <w:t xml:space="preserve"> </w:t>
+      </w:r>
+      <w:r>
+        <w:t xml:space="preserve">“Interval (mathematics) —</w:t>
+      </w:r>
+      <w:r>
+        <w:t xml:space="preserve"> </w:t>
+      </w:r>
+      <w:r>
+        <w:t xml:space="preserve">Wikipedia</w:t>
+      </w:r>
+      <w:r>
+        <w:t xml:space="preserve">,</w:t>
+      </w:r>
+      <w:r>
+        <w:t xml:space="preserve"> </w:t>
+      </w:r>
+      <w:r>
+        <w:t xml:space="preserve">the free encyclopedia.”</w:t>
+      </w:r>
+      <w:r>
+        <w:t xml:space="preserve"> </w:t>
+      </w:r>
+      <w:r>
+        <w:t xml:space="preserve">2026. Available:</w:t>
+      </w:r>
+      <w:r>
+        <w:t xml:space="preserve"> </w:t>
+      </w:r>
+      <w:hyperlink r:id="rId76">
+        <w:r>
+          <w:rPr>
+            <w:rStyle w:val="Hyperlink"/>
+          </w:rPr>
+          <w:t xml:space="preserve">https://en.wikipedia.org/wiki/Interval_(mathematics)</w:t>
+        </w:r>
+      </w:hyperlink>
+    </w:p>
+    <w:bookmarkEnd w:id="77"/>
+    <w:bookmarkStart w:id="79" w:name="ref-wikipedia_subset"/>
+    <w:p>
+      <w:pPr>
+        <w:pStyle w:val="Bibliography"/>
+      </w:pPr>
+      <w:r>
+        <w:t xml:space="preserve">[4]</w:t>
+      </w:r>
+      <w:r>
+        <w:t xml:space="preserve"> </w:t>
+      </w:r>
+      <w:r>
+        <w:t xml:space="preserve">	</w:t>
+      </w:r>
+      <w:r>
+        <w:t xml:space="preserve">Wikipedia contributors,</w:t>
+      </w:r>
+      <w:r>
+        <w:t xml:space="preserve"> </w:t>
+      </w:r>
+      <w:r>
+        <w:t xml:space="preserve">“Subset —</w:t>
+      </w:r>
+      <w:r>
+        <w:t xml:space="preserve"> </w:t>
+      </w:r>
+      <w:r>
+        <w:t xml:space="preserve">Wikipedia</w:t>
+      </w:r>
+      <w:r>
+        <w:t xml:space="preserve">,</w:t>
+      </w:r>
+      <w:r>
+        <w:t xml:space="preserve"> </w:t>
+      </w:r>
+      <w:r>
+        <w:t xml:space="preserve">the free encyclopedia.”</w:t>
+      </w:r>
+      <w:r>
+        <w:t xml:space="preserve"> </w:t>
+      </w:r>
+      <w:r>
+        <w:t xml:space="preserve">2026. Available:</w:t>
+      </w:r>
+      <w:r>
+        <w:t xml:space="preserve"> </w:t>
+      </w:r>
+      <w:hyperlink r:id="rId78">
+        <w:r>
+          <w:rPr>
+            <w:rStyle w:val="Hyperlink"/>
+          </w:rPr>
+          <w:t xml:space="preserve">https://en.wikipedia.org/wiki/Subset</w:t>
+        </w:r>
+      </w:hyperlink>
+    </w:p>
+    <w:bookmarkEnd w:id="79"/>
+    <w:bookmarkStart w:id="81" w:name="ref-wikipedia_empty_set"/>
+    <w:p>
+      <w:pPr>
+        <w:pStyle w:val="Bibliography"/>
+      </w:pPr>
+      <w:r>
+        <w:t xml:space="preserve">[5]</w:t>
+      </w:r>
+      <w:r>
+        <w:t xml:space="preserve"> </w:t>
+      </w:r>
+      <w:r>
+        <w:t xml:space="preserve">	</w:t>
+      </w:r>
+      <w:r>
+        <w:t xml:space="preserve">Wikipedia contributors,</w:t>
+      </w:r>
+      <w:r>
+        <w:t xml:space="preserve"> </w:t>
+      </w:r>
+      <w:r>
+        <w:t xml:space="preserve">“Empty set —</w:t>
+      </w:r>
+      <w:r>
+        <w:t xml:space="preserve"> </w:t>
+      </w:r>
+      <w:r>
+        <w:t xml:space="preserve">Wikipedia</w:t>
+      </w:r>
+      <w:r>
+        <w:t xml:space="preserve">,</w:t>
+      </w:r>
+      <w:r>
+        <w:t xml:space="preserve"> </w:t>
+      </w:r>
+      <w:r>
+        <w:t xml:space="preserve">the free encyclopedia.”</w:t>
+      </w:r>
+      <w:r>
+        <w:t xml:space="preserve"> </w:t>
+      </w:r>
+      <w:r>
+        <w:t xml:space="preserve">2026. Available:</w:t>
+      </w:r>
+      <w:r>
+        <w:t xml:space="preserve"> </w:t>
+      </w:r>
+      <w:hyperlink r:id="rId80">
+        <w:r>
+          <w:rPr>
+            <w:rStyle w:val="Hyperlink"/>
+          </w:rPr>
+          <w:t xml:space="preserve">https://en.wikipedia.org/wiki/Empty_set</w:t>
+        </w:r>
+      </w:hyperlink>
+    </w:p>
+    <w:bookmarkEnd w:id="81"/>
+    <w:bookmarkStart w:id="83" w:name="ref-wikipedia_vacuous_truth"/>
+    <w:p>
+      <w:pPr>
+        <w:pStyle w:val="Bibliography"/>
+      </w:pPr>
+      <w:r>
+        <w:t xml:space="preserve">[6]</w:t>
+      </w:r>
+      <w:r>
+        <w:t xml:space="preserve"> </w:t>
+      </w:r>
+      <w:r>
+        <w:t xml:space="preserve">	</w:t>
+      </w:r>
+      <w:r>
+        <w:t xml:space="preserve">Wikipedia contributors,</w:t>
+      </w:r>
+      <w:r>
+        <w:t xml:space="preserve"> </w:t>
+      </w:r>
+      <w:r>
+        <w:t xml:space="preserve">“Vacuous truth —</w:t>
+      </w:r>
+      <w:r>
+        <w:t xml:space="preserve"> </w:t>
+      </w:r>
+      <w:r>
+        <w:t xml:space="preserve">Wikipedia</w:t>
+      </w:r>
+      <w:r>
+        <w:t xml:space="preserve">,</w:t>
+      </w:r>
+      <w:r>
+        <w:t xml:space="preserve"> </w:t>
+      </w:r>
+      <w:r>
+        <w:t xml:space="preserve">the free encyclopedia.”</w:t>
+      </w:r>
+      <w:r>
+        <w:t xml:space="preserve"> </w:t>
+      </w:r>
+      <w:r>
+        <w:t xml:space="preserve">2026. Available:</w:t>
+      </w:r>
+      <w:r>
+        <w:t xml:space="preserve"> </w:t>
+      </w:r>
+      <w:hyperlink r:id="rId82">
+        <w:r>
+          <w:rPr>
+            <w:rStyle w:val="Hyperlink"/>
+          </w:rPr>
+          <w:t xml:space="preserve">https://en.wikipedia.org/wiki/Vacuous_truth</w:t>
+        </w:r>
+      </w:hyperlink>
+    </w:p>
+    <w:bookmarkEnd w:id="83"/>
+    <w:bookmarkStart w:id="85" w:name="ref-wikipedia_family_of_sets"/>
+    <w:p>
+      <w:pPr>
+        <w:pStyle w:val="Bibliography"/>
+      </w:pPr>
+      <w:r>
+        <w:t xml:space="preserve">[7]</w:t>
+      </w:r>
+      <w:r>
+        <w:t xml:space="preserve"> </w:t>
+      </w:r>
+      <w:r>
+        <w:t xml:space="preserve">	</w:t>
+      </w:r>
+      <w:r>
+        <w:t xml:space="preserve">Wikipedia contributors,</w:t>
+      </w:r>
+      <w:r>
+        <w:t xml:space="preserve"> </w:t>
+      </w:r>
+      <w:r>
+        <w:t xml:space="preserve">“Family of sets —</w:t>
+      </w:r>
+      <w:r>
+        <w:t xml:space="preserve"> </w:t>
+      </w:r>
+      <w:r>
+        <w:t xml:space="preserve">Wikipedia</w:t>
+      </w:r>
+      <w:r>
+        <w:t xml:space="preserve">,</w:t>
+      </w:r>
+      <w:r>
+        <w:t xml:space="preserve"> </w:t>
+      </w:r>
+      <w:r>
+        <w:t xml:space="preserve">the free encyclopedia.”</w:t>
+      </w:r>
+      <w:r>
+        <w:t xml:space="preserve"> </w:t>
+      </w:r>
+      <w:r>
+        <w:t xml:space="preserve">2026. Available:</w:t>
+      </w:r>
+      <w:r>
+        <w:t xml:space="preserve"> </w:t>
+      </w:r>
+      <w:hyperlink r:id="rId84">
+        <w:r>
+          <w:rPr>
+            <w:rStyle w:val="Hyperlink"/>
+          </w:rPr>
+          <w:t xml:space="preserve">https://en.wikipedia.org/wiki/Family_of_sets</w:t>
+        </w:r>
+      </w:hyperlink>
+    </w:p>
+    <w:bookmarkEnd w:id="85"/>
+    <w:bookmarkStart w:id="87" w:name="ref-wikipedia_index_set"/>
+    <w:p>
+      <w:pPr>
+        <w:pStyle w:val="Bibliography"/>
+      </w:pPr>
+      <w:r>
+        <w:t xml:space="preserve">[8]</w:t>
+      </w:r>
+      <w:r>
+        <w:t xml:space="preserve"> </w:t>
+      </w:r>
+      <w:r>
+        <w:t xml:space="preserve">	</w:t>
+      </w:r>
+      <w:r>
+        <w:t xml:space="preserve">Wikipedia contributors,</w:t>
+      </w:r>
+      <w:r>
+        <w:t xml:space="preserve"> </w:t>
+      </w:r>
+      <w:r>
+        <w:t xml:space="preserve">“Index set —</w:t>
+      </w:r>
+      <w:r>
+        <w:t xml:space="preserve"> </w:t>
+      </w:r>
+      <w:r>
+        <w:t xml:space="preserve">Wikipedia</w:t>
+      </w:r>
+      <w:r>
+        <w:t xml:space="preserve">,</w:t>
+      </w:r>
+      <w:r>
+        <w:t xml:space="preserve"> </w:t>
+      </w:r>
+      <w:r>
+        <w:t xml:space="preserve">the free encyclopedia.”</w:t>
+      </w:r>
+      <w:r>
+        <w:t xml:space="preserve"> </w:t>
+      </w:r>
+      <w:r>
+        <w:t xml:space="preserve">2026. Available:</w:t>
+      </w:r>
+      <w:r>
+        <w:t xml:space="preserve"> </w:t>
+      </w:r>
+      <w:hyperlink r:id="rId86">
+        <w:r>
+          <w:rPr>
+            <w:rStyle w:val="Hyperlink"/>
+          </w:rPr>
+          <w:t xml:space="preserve">https://en.wikipedia.org/wiki/Index_set</w:t>
+        </w:r>
+      </w:hyperlink>
+    </w:p>
+    <w:bookmarkEnd w:id="87"/>
+    <w:bookmarkStart w:id="89" w:name="ref-wikipedia_indexed_family"/>
+    <w:p>
+      <w:pPr>
+        <w:pStyle w:val="Bibliography"/>
+      </w:pPr>
+      <w:r>
+        <w:t xml:space="preserve">[9]</w:t>
+      </w:r>
+      <w:r>
+        <w:t xml:space="preserve"> </w:t>
+      </w:r>
+      <w:r>
+        <w:t xml:space="preserve">	</w:t>
+      </w:r>
+      <w:r>
+        <w:t xml:space="preserve">Wikipedia contributors,</w:t>
+      </w:r>
+      <w:r>
+        <w:t xml:space="preserve"> </w:t>
+      </w:r>
+      <w:r>
+        <w:t xml:space="preserve">“Indexed family —</w:t>
+      </w:r>
+      <w:r>
+        <w:t xml:space="preserve"> </w:t>
+      </w:r>
+      <w:r>
+        <w:t xml:space="preserve">Wikipedia</w:t>
+      </w:r>
+      <w:r>
+        <w:t xml:space="preserve">,</w:t>
+      </w:r>
+      <w:r>
+        <w:t xml:space="preserve"> </w:t>
+      </w:r>
+      <w:r>
+        <w:t xml:space="preserve">the free encyclopedia.”</w:t>
+      </w:r>
+      <w:r>
+        <w:t xml:space="preserve"> </w:t>
+      </w:r>
+      <w:r>
+        <w:t xml:space="preserve">2026. Available:</w:t>
+      </w:r>
+      <w:r>
+        <w:t xml:space="preserve"> </w:t>
+      </w:r>
+      <w:hyperlink r:id="rId88">
+        <w:r>
+          <w:rPr>
+            <w:rStyle w:val="Hyperlink"/>
+          </w:rPr>
+          <w:t xml:space="preserve">https://en.wikipedia.org/wiki/Indexed_family</w:t>
+        </w:r>
+      </w:hyperlink>
+    </w:p>
+    <w:bookmarkEnd w:id="89"/>
+    <w:bookmarkStart w:id="91" w:name="ref-wikipedia_union_set_theory"/>
+    <w:p>
+      <w:pPr>
+        <w:pStyle w:val="Bibliography"/>
+      </w:pPr>
+      <w:r>
+        <w:t xml:space="preserve">[10]</w:t>
+      </w:r>
+      <w:r>
+        <w:t xml:space="preserve"> </w:t>
+      </w:r>
+      <w:r>
+        <w:t xml:space="preserve">	</w:t>
+      </w:r>
+      <w:r>
+        <w:t xml:space="preserve">Wikipedia contributors,</w:t>
+      </w:r>
+      <w:r>
+        <w:t xml:space="preserve"> </w:t>
+      </w:r>
+      <w:r>
+        <w:t xml:space="preserve">“Union (set theory) —</w:t>
+      </w:r>
+      <w:r>
+        <w:t xml:space="preserve"> </w:t>
+      </w:r>
+      <w:r>
+        <w:t xml:space="preserve">Wikipedia</w:t>
+      </w:r>
+      <w:r>
+        <w:t xml:space="preserve">,</w:t>
+      </w:r>
+      <w:r>
+        <w:t xml:space="preserve"> </w:t>
+      </w:r>
+      <w:r>
+        <w:t xml:space="preserve">the free encyclopedia.”</w:t>
+      </w:r>
+      <w:r>
+        <w:t xml:space="preserve"> </w:t>
+      </w:r>
+      <w:r>
+        <w:t xml:space="preserve">2026. Available:</w:t>
+      </w:r>
+      <w:r>
+        <w:t xml:space="preserve"> </w:t>
+      </w:r>
+      <w:hyperlink r:id="rId90">
+        <w:r>
+          <w:rPr>
+            <w:rStyle w:val="Hyperlink"/>
+          </w:rPr>
+          <w:t xml:space="preserve">https://en.wikipedia.org/wiki/Union_(set_theory)</w:t>
+        </w:r>
+      </w:hyperlink>
+    </w:p>
+    <w:bookmarkEnd w:id="91"/>
+    <w:bookmarkStart w:id="93" w:name="ref-wikipedia_intersection_set_theory"/>
+    <w:p>
+      <w:pPr>
+        <w:pStyle w:val="Bibliography"/>
+      </w:pPr>
+      <w:r>
+        <w:t xml:space="preserve">[11]</w:t>
+      </w:r>
+      <w:r>
+        <w:t xml:space="preserve"> </w:t>
+      </w:r>
+      <w:r>
+        <w:t xml:space="preserve">	</w:t>
+      </w:r>
+      <w:r>
+        <w:t xml:space="preserve">Wikipedia contributors,</w:t>
+      </w:r>
+      <w:r>
+        <w:t xml:space="preserve"> </w:t>
+      </w:r>
+      <w:r>
+        <w:t xml:space="preserve">“Intersection (set theory) —</w:t>
+      </w:r>
+      <w:r>
+        <w:t xml:space="preserve"> </w:t>
+      </w:r>
+      <w:r>
+        <w:t xml:space="preserve">Wikipedia</w:t>
+      </w:r>
+      <w:r>
+        <w:t xml:space="preserve">,</w:t>
+      </w:r>
+      <w:r>
+        <w:t xml:space="preserve"> </w:t>
+      </w:r>
+      <w:r>
+        <w:t xml:space="preserve">the free encyclopedia.”</w:t>
+      </w:r>
+      <w:r>
+        <w:t xml:space="preserve"> </w:t>
+      </w:r>
+      <w:r>
+        <w:t xml:space="preserve">2026. Available:</w:t>
+      </w:r>
+      <w:r>
+        <w:t xml:space="preserve"> </w:t>
+      </w:r>
+      <w:hyperlink r:id="rId92">
+        <w:r>
+          <w:rPr>
+            <w:rStyle w:val="Hyperlink"/>
+          </w:rPr>
+          <w:t xml:space="preserve">https://en.wikipedia.org/wiki/Intersection_(set_theory)</w:t>
+        </w:r>
+      </w:hyperlink>
+    </w:p>
+    <w:bookmarkEnd w:id="93"/>
+    <w:bookmarkStart w:id="95" w:name="ref-wikipedia_complement_set_theory"/>
+    <w:p>
+      <w:pPr>
+        <w:pStyle w:val="Bibliography"/>
+      </w:pPr>
+      <w:r>
+        <w:t xml:space="preserve">[12]</w:t>
+      </w:r>
+      <w:r>
+        <w:t xml:space="preserve"> </w:t>
+      </w:r>
+      <w:r>
+        <w:t xml:space="preserve">	</w:t>
+      </w:r>
+      <w:r>
+        <w:t xml:space="preserve">Wikipedia contributors,</w:t>
+      </w:r>
+      <w:r>
+        <w:t xml:space="preserve"> </w:t>
+      </w:r>
+      <w:r>
+        <w:t xml:space="preserve">“Complement (set theory) —</w:t>
+      </w:r>
+      <w:r>
+        <w:t xml:space="preserve"> </w:t>
+      </w:r>
+      <w:r>
+        <w:t xml:space="preserve">Wikipedia</w:t>
+      </w:r>
+      <w:r>
+        <w:t xml:space="preserve">,</w:t>
+      </w:r>
+      <w:r>
+        <w:t xml:space="preserve"> </w:t>
+      </w:r>
+      <w:r>
+        <w:t xml:space="preserve">the free encyclopedia.”</w:t>
+      </w:r>
+      <w:r>
+        <w:t xml:space="preserve"> </w:t>
+      </w:r>
+      <w:r>
+        <w:t xml:space="preserve">2026. Available:</w:t>
+      </w:r>
+      <w:r>
+        <w:t xml:space="preserve"> </w:t>
+      </w:r>
+      <w:hyperlink r:id="rId94">
+        <w:r>
+          <w:rPr>
+            <w:rStyle w:val="Hyperlink"/>
+          </w:rPr>
+          <w:t xml:space="preserve">https://en.wikipedia.org/wiki/Complement_(set_theory)</w:t>
+        </w:r>
+      </w:hyperlink>
+    </w:p>
+    <w:bookmarkEnd w:id="95"/>
+    <w:bookmarkStart w:id="97" w:name="ref-wikipedia_de_morgans_laws"/>
+    <w:p>
+      <w:pPr>
+        <w:pStyle w:val="Bibliography"/>
+      </w:pPr>
+      <w:r>
+        <w:t xml:space="preserve">[13]</w:t>
+      </w:r>
+      <w:r>
+        <w:t xml:space="preserve"> </w:t>
+      </w:r>
+      <w:r>
+        <w:t xml:space="preserve">	</w:t>
+      </w:r>
+      <w:r>
+        <w:t xml:space="preserve">Wikipedia contributors,</w:t>
+      </w:r>
+      <w:r>
+        <w:t xml:space="preserve"> </w:t>
+      </w:r>
+      <w:r>
+        <w:t xml:space="preserve">“De morgan’s laws —</w:t>
+      </w:r>
+      <w:r>
+        <w:t xml:space="preserve"> </w:t>
+      </w:r>
+      <w:r>
+        <w:t xml:space="preserve">Wikipedia</w:t>
+      </w:r>
+      <w:r>
+        <w:t xml:space="preserve">,</w:t>
+      </w:r>
+      <w:r>
+        <w:t xml:space="preserve"> </w:t>
+      </w:r>
+      <w:r>
+        <w:t xml:space="preserve">the free encyclopedia.”</w:t>
+      </w:r>
+      <w:r>
+        <w:t xml:space="preserve"> </w:t>
+      </w:r>
+      <w:r>
+        <w:t xml:space="preserve">2026. Available:</w:t>
+      </w:r>
+      <w:r>
+        <w:t xml:space="preserve"> </w:t>
+      </w:r>
+      <w:hyperlink r:id="rId96">
+        <w:r>
+          <w:rPr>
+            <w:rStyle w:val="Hyperlink"/>
+          </w:rPr>
+          <w:t xml:space="preserve">https://en.wikipedia.org/wiki/De_Morgan%27s_laws</w:t>
+        </w:r>
+      </w:hyperlink>
+    </w:p>
+    <w:bookmarkEnd w:id="97"/>
+    <w:bookmarkStart w:id="99" w:name="ref-wikipedia_ordered_pair"/>
+    <w:p>
+      <w:pPr>
+        <w:pStyle w:val="Bibliography"/>
+      </w:pPr>
+      <w:r>
+        <w:t xml:space="preserve">[14]</w:t>
+      </w:r>
+      <w:r>
+        <w:t xml:space="preserve"> </w:t>
+      </w:r>
+      <w:r>
+        <w:t xml:space="preserve">	</w:t>
+      </w:r>
+      <w:r>
+        <w:t xml:space="preserve">Wikipedia contributors,</w:t>
+      </w:r>
+      <w:r>
+        <w:t xml:space="preserve"> </w:t>
+      </w:r>
+      <w:r>
+        <w:t xml:space="preserve">“Ordered pair —</w:t>
+      </w:r>
+      <w:r>
+        <w:t xml:space="preserve"> </w:t>
+      </w:r>
+      <w:r>
+        <w:t xml:space="preserve">Wikipedia</w:t>
+      </w:r>
+      <w:r>
+        <w:t xml:space="preserve">,</w:t>
+      </w:r>
+      <w:r>
+        <w:t xml:space="preserve"> </w:t>
+      </w:r>
+      <w:r>
+        <w:t xml:space="preserve">the free encyclopedia.”</w:t>
+      </w:r>
+      <w:r>
+        <w:t xml:space="preserve"> </w:t>
+      </w:r>
+      <w:r>
+        <w:t xml:space="preserve">2026. Available:</w:t>
+      </w:r>
+      <w:r>
+        <w:t xml:space="preserve"> </w:t>
+      </w:r>
+      <w:hyperlink r:id="rId98">
+        <w:r>
+          <w:rPr>
+            <w:rStyle w:val="Hyperlink"/>
+          </w:rPr>
+          <w:t xml:space="preserve">https://en.wikipedia.org/wiki/Ordered_pair</w:t>
+        </w:r>
+      </w:hyperlink>
+    </w:p>
+    <w:bookmarkEnd w:id="99"/>
+    <w:bookmarkStart w:id="101" w:name="ref-wikipedia_cartesian_product"/>
+    <w:p>
+      <w:pPr>
+        <w:pStyle w:val="Bibliography"/>
+      </w:pPr>
+      <w:r>
+        <w:t xml:space="preserve">[15]</w:t>
+      </w:r>
+      <w:r>
+        <w:t xml:space="preserve"> </w:t>
+      </w:r>
+      <w:r>
+        <w:t xml:space="preserve">	</w:t>
+      </w:r>
+      <w:r>
+        <w:t xml:space="preserve">Wikipedia contributors,</w:t>
+      </w:r>
+      <w:r>
+        <w:t xml:space="preserve"> </w:t>
+      </w:r>
+      <w:r>
+        <w:t xml:space="preserve">“Cartesian product —</w:t>
+      </w:r>
+      <w:r>
+        <w:t xml:space="preserve"> </w:t>
+      </w:r>
+      <w:r>
+        <w:t xml:space="preserve">Wikipedia</w:t>
+      </w:r>
+      <w:r>
+        <w:t xml:space="preserve">,</w:t>
+      </w:r>
+      <w:r>
+        <w:t xml:space="preserve"> </w:t>
+      </w:r>
+      <w:r>
+        <w:t xml:space="preserve">the free encyclopedia.”</w:t>
+      </w:r>
+      <w:r>
+        <w:t xml:space="preserve"> </w:t>
+      </w:r>
+      <w:r>
+        <w:t xml:space="preserve">2026. Available:</w:t>
+      </w:r>
+      <w:r>
+        <w:t xml:space="preserve"> </w:t>
+      </w:r>
+      <w:hyperlink r:id="rId100">
+        <w:r>
+          <w:rPr>
+            <w:rStyle w:val="Hyperlink"/>
+          </w:rPr>
+          <w:t xml:space="preserve">https://en.wikipedia.org/wiki/Cartesian_product</w:t>
+        </w:r>
+      </w:hyperlink>
+    </w:p>
+    <w:bookmarkEnd w:id="101"/>
+    <w:bookmarkStart w:id="103" w:name="ref-wikipedia_extended_real_number_line"/>
+    <w:p>
+      <w:pPr>
+        <w:pStyle w:val="Bibliography"/>
+      </w:pPr>
+      <w:r>
+        <w:t xml:space="preserve">[16]</w:t>
+      </w:r>
+      <w:r>
+        <w:t xml:space="preserve"> </w:t>
+      </w:r>
+      <w:r>
+        <w:t xml:space="preserve">	</w:t>
+      </w:r>
+      <w:r>
+        <w:t xml:space="preserve">Wikipedia contributors,</w:t>
+      </w:r>
+      <w:r>
+        <w:t xml:space="preserve"> </w:t>
+      </w:r>
+      <w:r>
+        <w:t xml:space="preserve">“Extended real number line —</w:t>
+      </w:r>
+      <w:r>
+        <w:t xml:space="preserve"> </w:t>
+      </w:r>
+      <w:r>
+        <w:t xml:space="preserve">Wikipedia</w:t>
+      </w:r>
+      <w:r>
+        <w:t xml:space="preserve">,</w:t>
+      </w:r>
+      <w:r>
+        <w:t xml:space="preserve"> </w:t>
+      </w:r>
+      <w:r>
+        <w:t xml:space="preserve">the free encyclopedia.”</w:t>
+      </w:r>
+      <w:r>
+        <w:t xml:space="preserve"> </w:t>
+      </w:r>
+      <w:r>
+        <w:t xml:space="preserve">2026. Available:</w:t>
+      </w:r>
+      <w:r>
+        <w:t xml:space="preserve"> </w:t>
+      </w:r>
+      <w:hyperlink r:id="rId102">
+        <w:r>
+          <w:rPr>
+            <w:rStyle w:val="Hyperlink"/>
+          </w:rPr>
+          <w:t xml:space="preserve">https://en.wikipedia.org/wiki/Extended_real_number_line</w:t>
+        </w:r>
+      </w:hyperlink>
+    </w:p>
+    <w:bookmarkEnd w:id="103"/>
+    <w:bookmarkStart w:id="105" w:name="ref-devlin1993joy"/>
+    <w:p>
+      <w:pPr>
+        <w:pStyle w:val="Bibliography"/>
+      </w:pPr>
+      <w:r>
+        <w:t xml:space="preserve">[17]</w:t>
+      </w:r>
+      <w:r>
+        <w:t xml:space="preserve"> </w:t>
+      </w:r>
+      <w:r>
+        <w:t xml:space="preserve">	</w:t>
+      </w:r>
+      <w:r>
+        <w:t xml:space="preserve">K. Devlin,</w:t>
       </w:r>
       <w:r>
         <w:t xml:space="preserve"> </w:t>
@@ -17100,15 +18021,153 @@
           <w:i/>
           <w:iCs/>
         </w:rPr>
-        <w:t xml:space="preserve">Language, Proof and Logic</w:t>
-      </w:r>
-      <w:r>
-        <w:t xml:space="preserve">. 2nd ed. CSLI Publications.</w:t>
-      </w:r>
-      <w:r>
-        <w:t xml:space="preserve"> </w:t>
-      </w:r>
-      <w:hyperlink r:id="rId72">
+        <w:t xml:space="preserve">The joy of sets: Fundamentals of contemporary set theory</w:t>
+      </w:r>
+      <w:r>
+        <w:t xml:space="preserve">, 2nd ed. in Undergraduate texts in mathematics. New York: Springer, 1993. doi:</w:t>
+      </w:r>
+      <w:r>
+        <w:t xml:space="preserve"> </w:t>
+      </w:r>
+      <w:hyperlink r:id="rId104">
+        <w:r>
+          <w:rPr>
+            <w:rStyle w:val="Hyperlink"/>
+          </w:rPr>
+          <w:t xml:space="preserve">10.1007/978-1-4612-0903-4</w:t>
+        </w:r>
+      </w:hyperlink>
+      <w:r>
+        <w:t xml:space="preserve">.</w:t>
+      </w:r>
+    </w:p>
+    <w:bookmarkEnd w:id="105"/>
+    <w:bookmarkStart w:id="107" w:name="ref-halmos1974naive"/>
+    <w:p>
+      <w:pPr>
+        <w:pStyle w:val="Bibliography"/>
+      </w:pPr>
+      <w:r>
+        <w:t xml:space="preserve">[18]</w:t>
+      </w:r>
+      <w:r>
+        <w:t xml:space="preserve"> </w:t>
+      </w:r>
+      <w:r>
+        <w:t xml:space="preserve">	</w:t>
+      </w:r>
+      <w:r>
+        <w:t xml:space="preserve">P. R. Halmos,</w:t>
+      </w:r>
+      <w:r>
+        <w:t xml:space="preserve"> </w:t>
+      </w:r>
+      <w:r>
+        <w:rPr>
+          <w:i/>
+          <w:iCs/>
+        </w:rPr>
+        <w:t xml:space="preserve">Naive set theory</w:t>
+      </w:r>
+      <w:r>
+        <w:t xml:space="preserve">. in Undergraduate texts in mathematics. New York: Springer, 1974. doi:</w:t>
+      </w:r>
+      <w:r>
+        <w:t xml:space="preserve"> </w:t>
+      </w:r>
+      <w:hyperlink r:id="rId106">
+        <w:r>
+          <w:rPr>
+            <w:rStyle w:val="Hyperlink"/>
+          </w:rPr>
+          <w:t xml:space="preserve">10.1007/978-1-4757-1645-0</w:t>
+        </w:r>
+      </w:hyperlink>
+      <w:r>
+        <w:t xml:space="preserve">.</w:t>
+      </w:r>
+    </w:p>
+    <w:bookmarkEnd w:id="107"/>
+    <w:bookmarkStart w:id="109" w:name="ref-enderton2001logic"/>
+    <w:p>
+      <w:pPr>
+        <w:pStyle w:val="Bibliography"/>
+      </w:pPr>
+      <w:r>
+        <w:t xml:space="preserve">[19]</w:t>
+      </w:r>
+      <w:r>
+        <w:t xml:space="preserve"> </w:t>
+      </w:r>
+      <w:r>
+        <w:t xml:space="preserve">	</w:t>
+      </w:r>
+      <w:r>
+        <w:t xml:space="preserve">H. B. Enderton,</w:t>
+      </w:r>
+      <w:r>
+        <w:t xml:space="preserve"> </w:t>
+      </w:r>
+      <w:r>
+        <w:rPr>
+          <w:i/>
+          <w:iCs/>
+        </w:rPr>
+        <w:t xml:space="preserve">A mathematical introduction to logic</w:t>
+      </w:r>
+      <w:r>
+        <w:t xml:space="preserve">, 2nd ed. San Diego, CA: Academic Press, 2001. doi:</w:t>
+      </w:r>
+      <w:r>
+        <w:t xml:space="preserve"> </w:t>
+      </w:r>
+      <w:hyperlink r:id="rId108">
+        <w:r>
+          <w:rPr>
+            <w:rStyle w:val="Hyperlink"/>
+          </w:rPr>
+          <w:t xml:space="preserve">10.1016/C2009-0-22107-6</w:t>
+        </w:r>
+      </w:hyperlink>
+      <w:r>
+        <w:t xml:space="preserve">.</w:t>
+      </w:r>
+    </w:p>
+    <w:bookmarkEnd w:id="109"/>
+    <w:bookmarkStart w:id="111" w:name="ref-barkerplummer2011language"/>
+    <w:p>
+      <w:pPr>
+        <w:pStyle w:val="Bibliography"/>
+      </w:pPr>
+      <w:r>
+        <w:t xml:space="preserve">[20]</w:t>
+      </w:r>
+      <w:r>
+        <w:t xml:space="preserve"> </w:t>
+      </w:r>
+      <w:r>
+        <w:t xml:space="preserve">	</w:t>
+      </w:r>
+      <w:r>
+        <w:t xml:space="preserve">D. Barker-Plummer, J. Barwise, and J. Etchemendy,</w:t>
+      </w:r>
+      <w:r>
+        <w:t xml:space="preserve"> </w:t>
+      </w:r>
+      <w:r>
+        <w:rPr>
+          <w:i/>
+          <w:iCs/>
+        </w:rPr>
+        <w:t xml:space="preserve">Language, proof and logic</w:t>
+      </w:r>
+      <w:r>
+        <w:t xml:space="preserve">, 2nd ed. Stanford, CA: CSLI Publications, 2011. Available:</w:t>
+      </w:r>
+      <w:r>
+        <w:t xml:space="preserve"> </w:t>
+      </w:r>
+      <w:hyperlink r:id="rId110">
         <w:r>
           <w:rPr>
             <w:rStyle w:val="Hyperlink"/>
@@ -17116,1272 +18175,6 @@
           <w:t xml:space="preserve">https://www.amazon.com/dp/1575866323</w:t>
         </w:r>
       </w:hyperlink>
-      <w:r>
-        <w:t xml:space="preserve">.</w:t>
-      </w:r>
-    </w:p>
-    <w:bookmarkEnd w:id="73"/>
-    <w:bookmarkStart w:id="75" w:name="ref-devlin1993joy"/>
-    <w:p>
-      <w:pPr>
-        <w:pStyle w:val="Bibliography"/>
-      </w:pPr>
-      <w:r>
-        <w:t xml:space="preserve">Devlin, Keith. 1993.</w:t>
-      </w:r>
-      <w:r>
-        <w:t xml:space="preserve"> </w:t>
-      </w:r>
-      <w:r>
-        <w:rPr>
-          <w:i/>
-          <w:iCs/>
-        </w:rPr>
-        <w:t xml:space="preserve">The Joy of Sets: Fundamentals of Contemporary Set Theory</w:t>
-      </w:r>
-      <w:r>
-        <w:t xml:space="preserve">. 2nd ed. Undergraduate Texts in Mathematics. Springer.</w:t>
-      </w:r>
-      <w:r>
-        <w:t xml:space="preserve"> </w:t>
-      </w:r>
-      <w:hyperlink r:id="rId74">
-        <w:r>
-          <w:rPr>
-            <w:rStyle w:val="Hyperlink"/>
-          </w:rPr>
-          <w:t xml:space="preserve">https://doi.org/10.1007/978-1-4612-0903-4</w:t>
-        </w:r>
-      </w:hyperlink>
-      <w:r>
-        <w:t xml:space="preserve">.</w:t>
-      </w:r>
-    </w:p>
-    <w:bookmarkEnd w:id="75"/>
-    <w:bookmarkStart w:id="77" w:name="ref-enderton2001logic"/>
-    <w:p>
-      <w:pPr>
-        <w:pStyle w:val="Bibliography"/>
-      </w:pPr>
-      <w:r>
-        <w:t xml:space="preserve">Enderton, Herbert B. 2001.</w:t>
-      </w:r>
-      <w:r>
-        <w:t xml:space="preserve"> </w:t>
-      </w:r>
-      <w:r>
-        <w:rPr>
-          <w:i/>
-          <w:iCs/>
-        </w:rPr>
-        <w:t xml:space="preserve">A Mathematical Introduction to Logic</w:t>
-      </w:r>
-      <w:r>
-        <w:t xml:space="preserve">. 2nd ed. Academic Press.</w:t>
-      </w:r>
-      <w:r>
-        <w:t xml:space="preserve"> </w:t>
-      </w:r>
-      <w:hyperlink r:id="rId76">
-        <w:r>
-          <w:rPr>
-            <w:rStyle w:val="Hyperlink"/>
-          </w:rPr>
-          <w:t xml:space="preserve">https://doi.org/10.1016/C2009-0-22107-6</w:t>
-        </w:r>
-      </w:hyperlink>
-      <w:r>
-        <w:t xml:space="preserve">.</w:t>
-      </w:r>
-    </w:p>
-    <w:bookmarkEnd w:id="77"/>
-    <w:bookmarkStart w:id="79" w:name="ref-halmos1974naive"/>
-    <w:p>
-      <w:pPr>
-        <w:pStyle w:val="Bibliography"/>
-      </w:pPr>
-      <w:r>
-        <w:t xml:space="preserve">Halmos, Paul R. 1974.</w:t>
-      </w:r>
-      <w:r>
-        <w:t xml:space="preserve"> </w:t>
-      </w:r>
-      <w:r>
-        <w:rPr>
-          <w:i/>
-          <w:iCs/>
-        </w:rPr>
-        <w:t xml:space="preserve">Naive Set Theory</w:t>
-      </w:r>
-      <w:r>
-        <w:t xml:space="preserve">. Undergraduate Texts in Mathematics. Springer.</w:t>
-      </w:r>
-      <w:r>
-        <w:t xml:space="preserve"> </w:t>
-      </w:r>
-      <w:hyperlink r:id="rId78">
-        <w:r>
-          <w:rPr>
-            <w:rStyle w:val="Hyperlink"/>
-          </w:rPr>
-          <w:t xml:space="preserve">https://doi.org/10.1007/978-1-4757-1645-0</w:t>
-        </w:r>
-      </w:hyperlink>
-      <w:r>
-        <w:t xml:space="preserve">.</w:t>
-      </w:r>
-    </w:p>
-    <w:bookmarkEnd w:id="79"/>
-    <w:bookmarkStart w:id="81" w:name="ref-wikipedia_cartesian_product"/>
-    <w:p>
-      <w:pPr>
-        <w:pStyle w:val="Bibliography"/>
-      </w:pPr>
-      <w:r>
-        <w:t xml:space="preserve">Wikipedia contributors. 2026a.</w:t>
-      </w:r>
-      <w:r>
-        <w:t xml:space="preserve"> </w:t>
-      </w:r>
-      <w:r>
-        <w:rPr>
-          <w:i/>
-          <w:iCs/>
-        </w:rPr>
-        <w:t xml:space="preserve">Cartesian Product —</w:t>
-      </w:r>
-      <w:r>
-        <w:rPr>
-          <w:i/>
-          <w:iCs/>
-        </w:rPr>
-        <w:t xml:space="preserve"> </w:t>
-      </w:r>
-      <w:r>
-        <w:rPr>
-          <w:i/>
-          <w:iCs/>
-        </w:rPr>
-        <w:t xml:space="preserve">Wikipedia</w:t>
-      </w:r>
-      <w:r>
-        <w:rPr>
-          <w:i/>
-          <w:iCs/>
-        </w:rPr>
-        <w:t xml:space="preserve">,</w:t>
-      </w:r>
-      <w:r>
-        <w:rPr>
-          <w:i/>
-          <w:iCs/>
-        </w:rPr>
-        <w:t xml:space="preserve"> </w:t>
-      </w:r>
-      <w:r>
-        <w:rPr>
-          <w:i/>
-          <w:iCs/>
-        </w:rPr>
-        <w:t xml:space="preserve">the Free Encyclopedia</w:t>
-      </w:r>
-      <w:r>
-        <w:t xml:space="preserve">.</w:t>
-      </w:r>
-      <w:r>
-        <w:t xml:space="preserve"> </w:t>
-      </w:r>
-      <w:hyperlink r:id="rId80">
-        <w:r>
-          <w:rPr>
-            <w:rStyle w:val="Hyperlink"/>
-          </w:rPr>
-          <w:t xml:space="preserve">https://en.wikipedia.org/wiki/Cartesian_product</w:t>
-        </w:r>
-      </w:hyperlink>
-      <w:r>
-        <w:t xml:space="preserve">.</w:t>
-      </w:r>
-    </w:p>
-    <w:bookmarkEnd w:id="81"/>
-    <w:bookmarkStart w:id="83" w:name="ref-wikipedia_complement_set_theory"/>
-    <w:p>
-      <w:pPr>
-        <w:pStyle w:val="Bibliography"/>
-      </w:pPr>
-      <w:r>
-        <w:t xml:space="preserve">Wikipedia contributors. 2026b.</w:t>
-      </w:r>
-      <w:r>
-        <w:t xml:space="preserve"> </w:t>
-      </w:r>
-      <w:r>
-        <w:rPr>
-          <w:i/>
-          <w:iCs/>
-        </w:rPr>
-        <w:t xml:space="preserve">Complement (Set Theory) —</w:t>
-      </w:r>
-      <w:r>
-        <w:rPr>
-          <w:i/>
-          <w:iCs/>
-        </w:rPr>
-        <w:t xml:space="preserve"> </w:t>
-      </w:r>
-      <w:r>
-        <w:rPr>
-          <w:i/>
-          <w:iCs/>
-        </w:rPr>
-        <w:t xml:space="preserve">Wikipedia</w:t>
-      </w:r>
-      <w:r>
-        <w:rPr>
-          <w:i/>
-          <w:iCs/>
-        </w:rPr>
-        <w:t xml:space="preserve">,</w:t>
-      </w:r>
-      <w:r>
-        <w:rPr>
-          <w:i/>
-          <w:iCs/>
-        </w:rPr>
-        <w:t xml:space="preserve"> </w:t>
-      </w:r>
-      <w:r>
-        <w:rPr>
-          <w:i/>
-          <w:iCs/>
-        </w:rPr>
-        <w:t xml:space="preserve">the Free Encyclopedia</w:t>
-      </w:r>
-      <w:r>
-        <w:t xml:space="preserve">.</w:t>
-      </w:r>
-      <w:r>
-        <w:t xml:space="preserve"> </w:t>
-      </w:r>
-      <w:hyperlink r:id="rId82">
-        <w:r>
-          <w:rPr>
-            <w:rStyle w:val="Hyperlink"/>
-          </w:rPr>
-          <w:t xml:space="preserve">https://en.wikipedia.org/wiki/Complement_(set_theory)</w:t>
-        </w:r>
-      </w:hyperlink>
-      <w:r>
-        <w:t xml:space="preserve">.</w:t>
-      </w:r>
-    </w:p>
-    <w:bookmarkEnd w:id="83"/>
-    <w:bookmarkStart w:id="85" w:name="ref-wikipedia_de_morgans_laws"/>
-    <w:p>
-      <w:pPr>
-        <w:pStyle w:val="Bibliography"/>
-      </w:pPr>
-      <w:r>
-        <w:t xml:space="preserve">Wikipedia contributors. 2026c.</w:t>
-      </w:r>
-      <w:r>
-        <w:t xml:space="preserve"> </w:t>
-      </w:r>
-      <w:r>
-        <w:rPr>
-          <w:i/>
-          <w:iCs/>
-        </w:rPr>
-        <w:t xml:space="preserve">De Morgan’s Laws —</w:t>
-      </w:r>
-      <w:r>
-        <w:rPr>
-          <w:i/>
-          <w:iCs/>
-        </w:rPr>
-        <w:t xml:space="preserve"> </w:t>
-      </w:r>
-      <w:r>
-        <w:rPr>
-          <w:i/>
-          <w:iCs/>
-        </w:rPr>
-        <w:t xml:space="preserve">Wikipedia</w:t>
-      </w:r>
-      <w:r>
-        <w:rPr>
-          <w:i/>
-          <w:iCs/>
-        </w:rPr>
-        <w:t xml:space="preserve">,</w:t>
-      </w:r>
-      <w:r>
-        <w:rPr>
-          <w:i/>
-          <w:iCs/>
-        </w:rPr>
-        <w:t xml:space="preserve"> </w:t>
-      </w:r>
-      <w:r>
-        <w:rPr>
-          <w:i/>
-          <w:iCs/>
-        </w:rPr>
-        <w:t xml:space="preserve">the Free Encyclopedia</w:t>
-      </w:r>
-      <w:r>
-        <w:t xml:space="preserve">.</w:t>
-      </w:r>
-      <w:r>
-        <w:t xml:space="preserve"> </w:t>
-      </w:r>
-      <w:hyperlink r:id="rId84">
-        <w:r>
-          <w:rPr>
-            <w:rStyle w:val="Hyperlink"/>
-          </w:rPr>
-          <w:t xml:space="preserve">https://en.wikipedia.org/wiki/De_Morgan%27s_laws</w:t>
-        </w:r>
-      </w:hyperlink>
-      <w:r>
-        <w:t xml:space="preserve">.</w:t>
-      </w:r>
-    </w:p>
-    <w:bookmarkEnd w:id="85"/>
-    <w:bookmarkStart w:id="87" w:name="ref-wikipedia_empty_set"/>
-    <w:p>
-      <w:pPr>
-        <w:pStyle w:val="Bibliography"/>
-      </w:pPr>
-      <w:r>
-        <w:t xml:space="preserve">Wikipedia contributors. 2026d.</w:t>
-      </w:r>
-      <w:r>
-        <w:t xml:space="preserve"> </w:t>
-      </w:r>
-      <w:r>
-        <w:rPr>
-          <w:i/>
-          <w:iCs/>
-        </w:rPr>
-        <w:t xml:space="preserve">Empty Set —</w:t>
-      </w:r>
-      <w:r>
-        <w:rPr>
-          <w:i/>
-          <w:iCs/>
-        </w:rPr>
-        <w:t xml:space="preserve"> </w:t>
-      </w:r>
-      <w:r>
-        <w:rPr>
-          <w:i/>
-          <w:iCs/>
-        </w:rPr>
-        <w:t xml:space="preserve">Wikipedia</w:t>
-      </w:r>
-      <w:r>
-        <w:rPr>
-          <w:i/>
-          <w:iCs/>
-        </w:rPr>
-        <w:t xml:space="preserve">,</w:t>
-      </w:r>
-      <w:r>
-        <w:rPr>
-          <w:i/>
-          <w:iCs/>
-        </w:rPr>
-        <w:t xml:space="preserve"> </w:t>
-      </w:r>
-      <w:r>
-        <w:rPr>
-          <w:i/>
-          <w:iCs/>
-        </w:rPr>
-        <w:t xml:space="preserve">the Free Encyclopedia</w:t>
-      </w:r>
-      <w:r>
-        <w:t xml:space="preserve">.</w:t>
-      </w:r>
-      <w:r>
-        <w:t xml:space="preserve"> </w:t>
-      </w:r>
-      <w:hyperlink r:id="rId86">
-        <w:r>
-          <w:rPr>
-            <w:rStyle w:val="Hyperlink"/>
-          </w:rPr>
-          <w:t xml:space="preserve">https://en.wikipedia.org/wiki/Empty_set</w:t>
-        </w:r>
-      </w:hyperlink>
-      <w:r>
-        <w:t xml:space="preserve">.</w:t>
-      </w:r>
-    </w:p>
-    <w:bookmarkEnd w:id="87"/>
-    <w:bookmarkStart w:id="89" w:name="ref-wikipedia_extended_real_number_line"/>
-    <w:p>
-      <w:pPr>
-        <w:pStyle w:val="Bibliography"/>
-      </w:pPr>
-      <w:r>
-        <w:t xml:space="preserve">Wikipedia contributors. 2026e.</w:t>
-      </w:r>
-      <w:r>
-        <w:t xml:space="preserve"> </w:t>
-      </w:r>
-      <w:r>
-        <w:rPr>
-          <w:i/>
-          <w:iCs/>
-        </w:rPr>
-        <w:t xml:space="preserve">Extended Real Number Line —</w:t>
-      </w:r>
-      <w:r>
-        <w:rPr>
-          <w:i/>
-          <w:iCs/>
-        </w:rPr>
-        <w:t xml:space="preserve"> </w:t>
-      </w:r>
-      <w:r>
-        <w:rPr>
-          <w:i/>
-          <w:iCs/>
-        </w:rPr>
-        <w:t xml:space="preserve">Wikipedia</w:t>
-      </w:r>
-      <w:r>
-        <w:rPr>
-          <w:i/>
-          <w:iCs/>
-        </w:rPr>
-        <w:t xml:space="preserve">,</w:t>
-      </w:r>
-      <w:r>
-        <w:rPr>
-          <w:i/>
-          <w:iCs/>
-        </w:rPr>
-        <w:t xml:space="preserve"> </w:t>
-      </w:r>
-      <w:r>
-        <w:rPr>
-          <w:i/>
-          <w:iCs/>
-        </w:rPr>
-        <w:t xml:space="preserve">the Free Encyclopedia</w:t>
-      </w:r>
-      <w:r>
-        <w:t xml:space="preserve">.</w:t>
-      </w:r>
-      <w:r>
-        <w:t xml:space="preserve"> </w:t>
-      </w:r>
-      <w:hyperlink r:id="rId88">
-        <w:r>
-          <w:rPr>
-            <w:rStyle w:val="Hyperlink"/>
-          </w:rPr>
-          <w:t xml:space="preserve">https://en.wikipedia.org/wiki/Extended_real_number_line</w:t>
-        </w:r>
-      </w:hyperlink>
-      <w:r>
-        <w:t xml:space="preserve">.</w:t>
-      </w:r>
-    </w:p>
-    <w:bookmarkEnd w:id="89"/>
-    <w:bookmarkStart w:id="91" w:name="ref-wikipedia_family_of_sets"/>
-    <w:p>
-      <w:pPr>
-        <w:pStyle w:val="Bibliography"/>
-      </w:pPr>
-      <w:r>
-        <w:t xml:space="preserve">Wikipedia contributors. 2026f.</w:t>
-      </w:r>
-      <w:r>
-        <w:t xml:space="preserve"> </w:t>
-      </w:r>
-      <w:r>
-        <w:rPr>
-          <w:i/>
-          <w:iCs/>
-        </w:rPr>
-        <w:t xml:space="preserve">Family of Sets —</w:t>
-      </w:r>
-      <w:r>
-        <w:rPr>
-          <w:i/>
-          <w:iCs/>
-        </w:rPr>
-        <w:t xml:space="preserve"> </w:t>
-      </w:r>
-      <w:r>
-        <w:rPr>
-          <w:i/>
-          <w:iCs/>
-        </w:rPr>
-        <w:t xml:space="preserve">Wikipedia</w:t>
-      </w:r>
-      <w:r>
-        <w:rPr>
-          <w:i/>
-          <w:iCs/>
-        </w:rPr>
-        <w:t xml:space="preserve">,</w:t>
-      </w:r>
-      <w:r>
-        <w:rPr>
-          <w:i/>
-          <w:iCs/>
-        </w:rPr>
-        <w:t xml:space="preserve"> </w:t>
-      </w:r>
-      <w:r>
-        <w:rPr>
-          <w:i/>
-          <w:iCs/>
-        </w:rPr>
-        <w:t xml:space="preserve">the Free Encyclopedia</w:t>
-      </w:r>
-      <w:r>
-        <w:t xml:space="preserve">.</w:t>
-      </w:r>
-      <w:r>
-        <w:t xml:space="preserve"> </w:t>
-      </w:r>
-      <w:hyperlink r:id="rId90">
-        <w:r>
-          <w:rPr>
-            <w:rStyle w:val="Hyperlink"/>
-          </w:rPr>
-          <w:t xml:space="preserve">https://en.wikipedia.org/wiki/Family_of_sets</w:t>
-        </w:r>
-      </w:hyperlink>
-      <w:r>
-        <w:t xml:space="preserve">.</w:t>
-      </w:r>
-    </w:p>
-    <w:bookmarkEnd w:id="91"/>
-    <w:bookmarkStart w:id="93" w:name="ref-wikipedia_index_set"/>
-    <w:p>
-      <w:pPr>
-        <w:pStyle w:val="Bibliography"/>
-      </w:pPr>
-      <w:r>
-        <w:t xml:space="preserve">Wikipedia contributors. 2026g.</w:t>
-      </w:r>
-      <w:r>
-        <w:t xml:space="preserve"> </w:t>
-      </w:r>
-      <w:r>
-        <w:rPr>
-          <w:i/>
-          <w:iCs/>
-        </w:rPr>
-        <w:t xml:space="preserve">Index Set —</w:t>
-      </w:r>
-      <w:r>
-        <w:rPr>
-          <w:i/>
-          <w:iCs/>
-        </w:rPr>
-        <w:t xml:space="preserve"> </w:t>
-      </w:r>
-      <w:r>
-        <w:rPr>
-          <w:i/>
-          <w:iCs/>
-        </w:rPr>
-        <w:t xml:space="preserve">Wikipedia</w:t>
-      </w:r>
-      <w:r>
-        <w:rPr>
-          <w:i/>
-          <w:iCs/>
-        </w:rPr>
-        <w:t xml:space="preserve">,</w:t>
-      </w:r>
-      <w:r>
-        <w:rPr>
-          <w:i/>
-          <w:iCs/>
-        </w:rPr>
-        <w:t xml:space="preserve"> </w:t>
-      </w:r>
-      <w:r>
-        <w:rPr>
-          <w:i/>
-          <w:iCs/>
-        </w:rPr>
-        <w:t xml:space="preserve">the Free Encyclopedia</w:t>
-      </w:r>
-      <w:r>
-        <w:t xml:space="preserve">.</w:t>
-      </w:r>
-      <w:r>
-        <w:t xml:space="preserve"> </w:t>
-      </w:r>
-      <w:hyperlink r:id="rId92">
-        <w:r>
-          <w:rPr>
-            <w:rStyle w:val="Hyperlink"/>
-          </w:rPr>
-          <w:t xml:space="preserve">https://en.wikipedia.org/wiki/Index_set</w:t>
-        </w:r>
-      </w:hyperlink>
-      <w:r>
-        <w:t xml:space="preserve">.</w:t>
-      </w:r>
-    </w:p>
-    <w:bookmarkEnd w:id="93"/>
-    <w:bookmarkStart w:id="95" w:name="ref-wikipedia_indexed_family"/>
-    <w:p>
-      <w:pPr>
-        <w:pStyle w:val="Bibliography"/>
-      </w:pPr>
-      <w:r>
-        <w:t xml:space="preserve">Wikipedia contributors. 2026h.</w:t>
-      </w:r>
-      <w:r>
-        <w:t xml:space="preserve"> </w:t>
-      </w:r>
-      <w:r>
-        <w:rPr>
-          <w:i/>
-          <w:iCs/>
-        </w:rPr>
-        <w:t xml:space="preserve">Indexed Family —</w:t>
-      </w:r>
-      <w:r>
-        <w:rPr>
-          <w:i/>
-          <w:iCs/>
-        </w:rPr>
-        <w:t xml:space="preserve"> </w:t>
-      </w:r>
-      <w:r>
-        <w:rPr>
-          <w:i/>
-          <w:iCs/>
-        </w:rPr>
-        <w:t xml:space="preserve">Wikipedia</w:t>
-      </w:r>
-      <w:r>
-        <w:rPr>
-          <w:i/>
-          <w:iCs/>
-        </w:rPr>
-        <w:t xml:space="preserve">,</w:t>
-      </w:r>
-      <w:r>
-        <w:rPr>
-          <w:i/>
-          <w:iCs/>
-        </w:rPr>
-        <w:t xml:space="preserve"> </w:t>
-      </w:r>
-      <w:r>
-        <w:rPr>
-          <w:i/>
-          <w:iCs/>
-        </w:rPr>
-        <w:t xml:space="preserve">the Free Encyclopedia</w:t>
-      </w:r>
-      <w:r>
-        <w:t xml:space="preserve">.</w:t>
-      </w:r>
-      <w:r>
-        <w:t xml:space="preserve"> </w:t>
-      </w:r>
-      <w:hyperlink r:id="rId94">
-        <w:r>
-          <w:rPr>
-            <w:rStyle w:val="Hyperlink"/>
-          </w:rPr>
-          <w:t xml:space="preserve">https://en.wikipedia.org/wiki/Indexed_family</w:t>
-        </w:r>
-      </w:hyperlink>
-      <w:r>
-        <w:t xml:space="preserve">.</w:t>
-      </w:r>
-    </w:p>
-    <w:bookmarkEnd w:id="95"/>
-    <w:bookmarkStart w:id="97" w:name="ref-wikipedia_intersection_set_theory"/>
-    <w:p>
-      <w:pPr>
-        <w:pStyle w:val="Bibliography"/>
-      </w:pPr>
-      <w:r>
-        <w:t xml:space="preserve">Wikipedia contributors. 2026i.</w:t>
-      </w:r>
-      <w:r>
-        <w:t xml:space="preserve"> </w:t>
-      </w:r>
-      <w:r>
-        <w:rPr>
-          <w:i/>
-          <w:iCs/>
-        </w:rPr>
-        <w:t xml:space="preserve">Intersection (Set Theory) —</w:t>
-      </w:r>
-      <w:r>
-        <w:rPr>
-          <w:i/>
-          <w:iCs/>
-        </w:rPr>
-        <w:t xml:space="preserve"> </w:t>
-      </w:r>
-      <w:r>
-        <w:rPr>
-          <w:i/>
-          <w:iCs/>
-        </w:rPr>
-        <w:t xml:space="preserve">Wikipedia</w:t>
-      </w:r>
-      <w:r>
-        <w:rPr>
-          <w:i/>
-          <w:iCs/>
-        </w:rPr>
-        <w:t xml:space="preserve">,</w:t>
-      </w:r>
-      <w:r>
-        <w:rPr>
-          <w:i/>
-          <w:iCs/>
-        </w:rPr>
-        <w:t xml:space="preserve"> </w:t>
-      </w:r>
-      <w:r>
-        <w:rPr>
-          <w:i/>
-          <w:iCs/>
-        </w:rPr>
-        <w:t xml:space="preserve">the Free Encyclopedia</w:t>
-      </w:r>
-      <w:r>
-        <w:t xml:space="preserve">.</w:t>
-      </w:r>
-      <w:r>
-        <w:t xml:space="preserve"> </w:t>
-      </w:r>
-      <w:hyperlink r:id="rId96">
-        <w:r>
-          <w:rPr>
-            <w:rStyle w:val="Hyperlink"/>
-          </w:rPr>
-          <w:t xml:space="preserve">https://en.wikipedia.org/wiki/Intersection_(set_theory)</w:t>
-        </w:r>
-      </w:hyperlink>
-      <w:r>
-        <w:t xml:space="preserve">.</w:t>
-      </w:r>
-    </w:p>
-    <w:bookmarkEnd w:id="97"/>
-    <w:bookmarkStart w:id="99" w:name="ref-wikipedia_interval_mathematics"/>
-    <w:p>
-      <w:pPr>
-        <w:pStyle w:val="Bibliography"/>
-      </w:pPr>
-      <w:r>
-        <w:t xml:space="preserve">Wikipedia contributors. 2026j.</w:t>
-      </w:r>
-      <w:r>
-        <w:t xml:space="preserve"> </w:t>
-      </w:r>
-      <w:r>
-        <w:rPr>
-          <w:i/>
-          <w:iCs/>
-        </w:rPr>
-        <w:t xml:space="preserve">Interval (Mathematics) —</w:t>
-      </w:r>
-      <w:r>
-        <w:rPr>
-          <w:i/>
-          <w:iCs/>
-        </w:rPr>
-        <w:t xml:space="preserve"> </w:t>
-      </w:r>
-      <w:r>
-        <w:rPr>
-          <w:i/>
-          <w:iCs/>
-        </w:rPr>
-        <w:t xml:space="preserve">Wikipedia</w:t>
-      </w:r>
-      <w:r>
-        <w:rPr>
-          <w:i/>
-          <w:iCs/>
-        </w:rPr>
-        <w:t xml:space="preserve">,</w:t>
-      </w:r>
-      <w:r>
-        <w:rPr>
-          <w:i/>
-          <w:iCs/>
-        </w:rPr>
-        <w:t xml:space="preserve"> </w:t>
-      </w:r>
-      <w:r>
-        <w:rPr>
-          <w:i/>
-          <w:iCs/>
-        </w:rPr>
-        <w:t xml:space="preserve">the Free Encyclopedia</w:t>
-      </w:r>
-      <w:r>
-        <w:t xml:space="preserve">.</w:t>
-      </w:r>
-      <w:r>
-        <w:t xml:space="preserve"> </w:t>
-      </w:r>
-      <w:hyperlink r:id="rId98">
-        <w:r>
-          <w:rPr>
-            <w:rStyle w:val="Hyperlink"/>
-          </w:rPr>
-          <w:t xml:space="preserve">https://en.wikipedia.org/wiki/Interval_(mathematics)</w:t>
-        </w:r>
-      </w:hyperlink>
-      <w:r>
-        <w:t xml:space="preserve">.</w:t>
-      </w:r>
-    </w:p>
-    <w:bookmarkEnd w:id="99"/>
-    <w:bookmarkStart w:id="101" w:name="ref-wikipedia_ordered_pair"/>
-    <w:p>
-      <w:pPr>
-        <w:pStyle w:val="Bibliography"/>
-      </w:pPr>
-      <w:r>
-        <w:t xml:space="preserve">Wikipedia contributors. 2026k.</w:t>
-      </w:r>
-      <w:r>
-        <w:t xml:space="preserve"> </w:t>
-      </w:r>
-      <w:r>
-        <w:rPr>
-          <w:i/>
-          <w:iCs/>
-        </w:rPr>
-        <w:t xml:space="preserve">Ordered Pair —</w:t>
-      </w:r>
-      <w:r>
-        <w:rPr>
-          <w:i/>
-          <w:iCs/>
-        </w:rPr>
-        <w:t xml:space="preserve"> </w:t>
-      </w:r>
-      <w:r>
-        <w:rPr>
-          <w:i/>
-          <w:iCs/>
-        </w:rPr>
-        <w:t xml:space="preserve">Wikipedia</w:t>
-      </w:r>
-      <w:r>
-        <w:rPr>
-          <w:i/>
-          <w:iCs/>
-        </w:rPr>
-        <w:t xml:space="preserve">,</w:t>
-      </w:r>
-      <w:r>
-        <w:rPr>
-          <w:i/>
-          <w:iCs/>
-        </w:rPr>
-        <w:t xml:space="preserve"> </w:t>
-      </w:r>
-      <w:r>
-        <w:rPr>
-          <w:i/>
-          <w:iCs/>
-        </w:rPr>
-        <w:t xml:space="preserve">the Free Encyclopedia</w:t>
-      </w:r>
-      <w:r>
-        <w:t xml:space="preserve">.</w:t>
-      </w:r>
-      <w:r>
-        <w:t xml:space="preserve"> </w:t>
-      </w:r>
-      <w:hyperlink r:id="rId100">
-        <w:r>
-          <w:rPr>
-            <w:rStyle w:val="Hyperlink"/>
-          </w:rPr>
-          <w:t xml:space="preserve">https://en.wikipedia.org/wiki/Ordered_pair</w:t>
-        </w:r>
-      </w:hyperlink>
-      <w:r>
-        <w:t xml:space="preserve">.</w:t>
-      </w:r>
-    </w:p>
-    <w:bookmarkEnd w:id="101"/>
-    <w:bookmarkStart w:id="103" w:name="ref-wikipedia_set_mathematics"/>
-    <w:p>
-      <w:pPr>
-        <w:pStyle w:val="Bibliography"/>
-      </w:pPr>
-      <w:r>
-        <w:t xml:space="preserve">Wikipedia contributors. 2026l.</w:t>
-      </w:r>
-      <w:r>
-        <w:t xml:space="preserve"> </w:t>
-      </w:r>
-      <w:r>
-        <w:rPr>
-          <w:i/>
-          <w:iCs/>
-        </w:rPr>
-        <w:t xml:space="preserve">Set (Mathematics) —</w:t>
-      </w:r>
-      <w:r>
-        <w:rPr>
-          <w:i/>
-          <w:iCs/>
-        </w:rPr>
-        <w:t xml:space="preserve"> </w:t>
-      </w:r>
-      <w:r>
-        <w:rPr>
-          <w:i/>
-          <w:iCs/>
-        </w:rPr>
-        <w:t xml:space="preserve">Wikipedia</w:t>
-      </w:r>
-      <w:r>
-        <w:rPr>
-          <w:i/>
-          <w:iCs/>
-        </w:rPr>
-        <w:t xml:space="preserve">,</w:t>
-      </w:r>
-      <w:r>
-        <w:rPr>
-          <w:i/>
-          <w:iCs/>
-        </w:rPr>
-        <w:t xml:space="preserve"> </w:t>
-      </w:r>
-      <w:r>
-        <w:rPr>
-          <w:i/>
-          <w:iCs/>
-        </w:rPr>
-        <w:t xml:space="preserve">the Free Encyclopedia</w:t>
-      </w:r>
-      <w:r>
-        <w:t xml:space="preserve">.</w:t>
-      </w:r>
-      <w:r>
-        <w:t xml:space="preserve"> </w:t>
-      </w:r>
-      <w:hyperlink r:id="rId102">
-        <w:r>
-          <w:rPr>
-            <w:rStyle w:val="Hyperlink"/>
-          </w:rPr>
-          <w:t xml:space="preserve">https://en.wikipedia.org/wiki/Set_(mathematics)</w:t>
-        </w:r>
-      </w:hyperlink>
-      <w:r>
-        <w:t xml:space="preserve">.</w:t>
-      </w:r>
-    </w:p>
-    <w:bookmarkEnd w:id="103"/>
-    <w:bookmarkStart w:id="105" w:name="ref-wikipedia_set_builder_notation"/>
-    <w:p>
-      <w:pPr>
-        <w:pStyle w:val="Bibliography"/>
-      </w:pPr>
-      <w:r>
-        <w:t xml:space="preserve">Wikipedia contributors. 2026m.</w:t>
-      </w:r>
-      <w:r>
-        <w:t xml:space="preserve"> </w:t>
-      </w:r>
-      <w:r>
-        <w:rPr>
-          <w:i/>
-          <w:iCs/>
-        </w:rPr>
-        <w:t xml:space="preserve">Set-Builder Notation —</w:t>
-      </w:r>
-      <w:r>
-        <w:rPr>
-          <w:i/>
-          <w:iCs/>
-        </w:rPr>
-        <w:t xml:space="preserve"> </w:t>
-      </w:r>
-      <w:r>
-        <w:rPr>
-          <w:i/>
-          <w:iCs/>
-        </w:rPr>
-        <w:t xml:space="preserve">Wikipedia</w:t>
-      </w:r>
-      <w:r>
-        <w:rPr>
-          <w:i/>
-          <w:iCs/>
-        </w:rPr>
-        <w:t xml:space="preserve">,</w:t>
-      </w:r>
-      <w:r>
-        <w:rPr>
-          <w:i/>
-          <w:iCs/>
-        </w:rPr>
-        <w:t xml:space="preserve"> </w:t>
-      </w:r>
-      <w:r>
-        <w:rPr>
-          <w:i/>
-          <w:iCs/>
-        </w:rPr>
-        <w:t xml:space="preserve">the Free Encyclopedia</w:t>
-      </w:r>
-      <w:r>
-        <w:t xml:space="preserve">.</w:t>
-      </w:r>
-      <w:r>
-        <w:t xml:space="preserve"> </w:t>
-      </w:r>
-      <w:hyperlink r:id="rId104">
-        <w:r>
-          <w:rPr>
-            <w:rStyle w:val="Hyperlink"/>
-          </w:rPr>
-          <w:t xml:space="preserve">https://en.wikipedia.org/wiki/Set-builder_notation</w:t>
-        </w:r>
-      </w:hyperlink>
-      <w:r>
-        <w:t xml:space="preserve">.</w:t>
-      </w:r>
-    </w:p>
-    <w:bookmarkEnd w:id="105"/>
-    <w:bookmarkStart w:id="107" w:name="ref-wikipedia_subset"/>
-    <w:p>
-      <w:pPr>
-        <w:pStyle w:val="Bibliography"/>
-      </w:pPr>
-      <w:r>
-        <w:t xml:space="preserve">Wikipedia contributors. 2026n.</w:t>
-      </w:r>
-      <w:r>
-        <w:t xml:space="preserve"> </w:t>
-      </w:r>
-      <w:r>
-        <w:rPr>
-          <w:i/>
-          <w:iCs/>
-        </w:rPr>
-        <w:t xml:space="preserve">Subset —</w:t>
-      </w:r>
-      <w:r>
-        <w:rPr>
-          <w:i/>
-          <w:iCs/>
-        </w:rPr>
-        <w:t xml:space="preserve"> </w:t>
-      </w:r>
-      <w:r>
-        <w:rPr>
-          <w:i/>
-          <w:iCs/>
-        </w:rPr>
-        <w:t xml:space="preserve">Wikipedia</w:t>
-      </w:r>
-      <w:r>
-        <w:rPr>
-          <w:i/>
-          <w:iCs/>
-        </w:rPr>
-        <w:t xml:space="preserve">,</w:t>
-      </w:r>
-      <w:r>
-        <w:rPr>
-          <w:i/>
-          <w:iCs/>
-        </w:rPr>
-        <w:t xml:space="preserve"> </w:t>
-      </w:r>
-      <w:r>
-        <w:rPr>
-          <w:i/>
-          <w:iCs/>
-        </w:rPr>
-        <w:t xml:space="preserve">the Free Encyclopedia</w:t>
-      </w:r>
-      <w:r>
-        <w:t xml:space="preserve">.</w:t>
-      </w:r>
-      <w:r>
-        <w:t xml:space="preserve"> </w:t>
-      </w:r>
-      <w:hyperlink r:id="rId106">
-        <w:r>
-          <w:rPr>
-            <w:rStyle w:val="Hyperlink"/>
-          </w:rPr>
-          <w:t xml:space="preserve">https://en.wikipedia.org/wiki/Subset</w:t>
-        </w:r>
-      </w:hyperlink>
-      <w:r>
-        <w:t xml:space="preserve">.</w:t>
-      </w:r>
-    </w:p>
-    <w:bookmarkEnd w:id="107"/>
-    <w:bookmarkStart w:id="109" w:name="ref-wikipedia_union_set_theory"/>
-    <w:p>
-      <w:pPr>
-        <w:pStyle w:val="Bibliography"/>
-      </w:pPr>
-      <w:r>
-        <w:t xml:space="preserve">Wikipedia contributors. 2026o.</w:t>
-      </w:r>
-      <w:r>
-        <w:t xml:space="preserve"> </w:t>
-      </w:r>
-      <w:r>
-        <w:rPr>
-          <w:i/>
-          <w:iCs/>
-        </w:rPr>
-        <w:t xml:space="preserve">Union (Set Theory) —</w:t>
-      </w:r>
-      <w:r>
-        <w:rPr>
-          <w:i/>
-          <w:iCs/>
-        </w:rPr>
-        <w:t xml:space="preserve"> </w:t>
-      </w:r>
-      <w:r>
-        <w:rPr>
-          <w:i/>
-          <w:iCs/>
-        </w:rPr>
-        <w:t xml:space="preserve">Wikipedia</w:t>
-      </w:r>
-      <w:r>
-        <w:rPr>
-          <w:i/>
-          <w:iCs/>
-        </w:rPr>
-        <w:t xml:space="preserve">,</w:t>
-      </w:r>
-      <w:r>
-        <w:rPr>
-          <w:i/>
-          <w:iCs/>
-        </w:rPr>
-        <w:t xml:space="preserve"> </w:t>
-      </w:r>
-      <w:r>
-        <w:rPr>
-          <w:i/>
-          <w:iCs/>
-        </w:rPr>
-        <w:t xml:space="preserve">the Free Encyclopedia</w:t>
-      </w:r>
-      <w:r>
-        <w:t xml:space="preserve">.</w:t>
-      </w:r>
-      <w:r>
-        <w:t xml:space="preserve"> </w:t>
-      </w:r>
-      <w:hyperlink r:id="rId108">
-        <w:r>
-          <w:rPr>
-            <w:rStyle w:val="Hyperlink"/>
-          </w:rPr>
-          <w:t xml:space="preserve">https://en.wikipedia.org/wiki/Union_(set_theory)</w:t>
-        </w:r>
-      </w:hyperlink>
-      <w:r>
-        <w:t xml:space="preserve">.</w:t>
-      </w:r>
-    </w:p>
-    <w:bookmarkEnd w:id="109"/>
-    <w:bookmarkStart w:id="111" w:name="ref-wikipedia_vacuous_truth"/>
-    <w:p>
-      <w:pPr>
-        <w:pStyle w:val="Bibliography"/>
-      </w:pPr>
-      <w:r>
-        <w:t xml:space="preserve">Wikipedia contributors. 2026p.</w:t>
-      </w:r>
-      <w:r>
-        <w:t xml:space="preserve"> </w:t>
-      </w:r>
-      <w:r>
-        <w:rPr>
-          <w:i/>
-          <w:iCs/>
-        </w:rPr>
-        <w:t xml:space="preserve">Vacuous Truth —</w:t>
-      </w:r>
-      <w:r>
-        <w:rPr>
-          <w:i/>
-          <w:iCs/>
-        </w:rPr>
-        <w:t xml:space="preserve"> </w:t>
-      </w:r>
-      <w:r>
-        <w:rPr>
-          <w:i/>
-          <w:iCs/>
-        </w:rPr>
-        <w:t xml:space="preserve">Wikipedia</w:t>
-      </w:r>
-      <w:r>
-        <w:rPr>
-          <w:i/>
-          <w:iCs/>
-        </w:rPr>
-        <w:t xml:space="preserve">,</w:t>
-      </w:r>
-      <w:r>
-        <w:rPr>
-          <w:i/>
-          <w:iCs/>
-        </w:rPr>
-        <w:t xml:space="preserve"> </w:t>
-      </w:r>
-      <w:r>
-        <w:rPr>
-          <w:i/>
-          <w:iCs/>
-        </w:rPr>
-        <w:t xml:space="preserve">the Free Encyclopedia</w:t>
-      </w:r>
-      <w:r>
-        <w:t xml:space="preserve">.</w:t>
-      </w:r>
-      <w:r>
-        <w:t xml:space="preserve"> </w:t>
-      </w:r>
-      <w:hyperlink r:id="rId110">
-        <w:r>
-          <w:rPr>
-            <w:rStyle w:val="Hyperlink"/>
-          </w:rPr>
-          <w:t xml:space="preserve">https://en.wikipedia.org/wiki/Vacuous_truth</w:t>
-        </w:r>
-      </w:hyperlink>
-      <w:r>
-        <w:t xml:space="preserve">.</w:t>
-      </w:r>
     </w:p>
     <w:bookmarkEnd w:id="111"/>
     <w:bookmarkEnd w:id="112"/>

--- a/sets.docx
+++ b/sets.docx
@@ -15,7 +15,7 @@
         <w:pStyle w:val="Date"/>
       </w:pPr>
       <w:r>
-        <w:t xml:space="preserve">Last modified: 2026-10-18 11:27:44 (PDT)</w:t>
+        <w:t xml:space="preserve">Last modified: 2026-10-18 13:21:32 (PDT)</w:t>
       </w:r>
     </w:p>
     <w:p>
@@ -16676,6 +16676,7 @@
     </w:p>
     <w:p>
       <w:pPr>
+        <w:pStyle w:val="Compact"/>
         <w:numPr>
           <w:ilvl w:val="0"/>
           <w:numId w:val="1009"/>
@@ -16705,6 +16706,7 @@
     </w:p>
     <w:p>
       <w:pPr>
+        <w:pStyle w:val="Compact"/>
         <w:numPr>
           <w:ilvl w:val="0"/>
           <w:numId w:val="1009"/>
@@ -16728,6 +16730,7 @@
     </w:p>
     <w:p>
       <w:pPr>
+        <w:pStyle w:val="Compact"/>
         <w:numPr>
           <w:ilvl w:val="0"/>
           <w:numId w:val="1009"/>
@@ -16757,6 +16760,7 @@
     </w:p>
     <w:p>
       <w:pPr>
+        <w:pStyle w:val="Compact"/>
         <w:numPr>
           <w:ilvl w:val="0"/>
           <w:numId w:val="1009"/>
@@ -16799,278 +16803,6 @@
       </w:r>
       <w:r>
         <w:t xml:space="preserve">.</w:t>
-      </w:r>
-    </w:p>
-    <w:p>
-      <w:pPr>
-        <w:numPr>
-          <w:ilvl w:val="0"/>
-          <w:numId w:val="1009"/>
-        </w:numPr>
-      </w:pPr>
-      <w:r>
-        <w:t xml:space="preserve">Wikipedia contributors [1]</w:t>
-      </w:r>
-      <w:r>
-        <w:t xml:space="preserve"> </w:t>
-      </w:r>
-      <w:r>
-        <w:t xml:space="preserve">— sets, with the naive and axiomatic views</w:t>
-      </w:r>
-    </w:p>
-    <w:p>
-      <w:pPr>
-        <w:numPr>
-          <w:ilvl w:val="0"/>
-          <w:numId w:val="1009"/>
-        </w:numPr>
-      </w:pPr>
-      <w:r>
-        <w:t xml:space="preserve">Wikipedia contributors [2]</w:t>
-      </w:r>
-      <w:r>
-        <w:t xml:space="preserve"> </w:t>
-      </w:r>
-      <w:r>
-        <w:t xml:space="preserve">— set-builder notation</w:t>
-      </w:r>
-    </w:p>
-    <w:p>
-      <w:pPr>
-        <w:numPr>
-          <w:ilvl w:val="0"/>
-          <w:numId w:val="1009"/>
-        </w:numPr>
-      </w:pPr>
-      <w:r>
-        <w:t xml:space="preserve">Wikipedia contributors [3]</w:t>
-      </w:r>
-      <w:r>
-        <w:t xml:space="preserve"> </w:t>
-      </w:r>
-      <w:r>
-        <w:t xml:space="preserve">— intervals and their endpoints</w:t>
-      </w:r>
-    </w:p>
-    <w:p>
-      <w:pPr>
-        <w:numPr>
-          <w:ilvl w:val="0"/>
-          <w:numId w:val="1009"/>
-        </w:numPr>
-      </w:pPr>
-      <w:r>
-        <w:t xml:space="preserve">Wikipedia contributors [4]</w:t>
-      </w:r>
-      <w:r>
-        <w:t xml:space="preserve"> </w:t>
-      </w:r>
-      <w:r>
-        <w:t xml:space="preserve">— subsets and the symbol conventions</w:t>
-      </w:r>
-    </w:p>
-    <w:p>
-      <w:pPr>
-        <w:numPr>
-          <w:ilvl w:val="0"/>
-          <w:numId w:val="1009"/>
-        </w:numPr>
-      </w:pPr>
-      <w:r>
-        <w:t xml:space="preserve">Wikipedia contributors [5]</w:t>
-      </w:r>
-      <w:r>
-        <w:t xml:space="preserve"> </w:t>
-      </w:r>
-      <w:r>
-        <w:t xml:space="preserve">— the empty set</w:t>
-      </w:r>
-    </w:p>
-    <w:p>
-      <w:pPr>
-        <w:numPr>
-          <w:ilvl w:val="0"/>
-          <w:numId w:val="1009"/>
-        </w:numPr>
-      </w:pPr>
-      <w:r>
-        <w:t xml:space="preserve">Wikipedia contributors [6]</w:t>
-      </w:r>
-      <w:r>
-        <w:t xml:space="preserve"> </w:t>
-      </w:r>
-      <w:r>
-        <w:t xml:space="preserve">— vacuous truth</w:t>
-      </w:r>
-    </w:p>
-    <w:p>
-      <w:pPr>
-        <w:numPr>
-          <w:ilvl w:val="0"/>
-          <w:numId w:val="1009"/>
-        </w:numPr>
-      </w:pPr>
-      <w:r>
-        <w:t xml:space="preserve">Wikipedia contributors [7]</w:t>
-      </w:r>
-      <w:r>
-        <w:t xml:space="preserve"> </w:t>
-      </w:r>
-      <w:r>
-        <w:t xml:space="preserve">— families of sets</w:t>
-      </w:r>
-    </w:p>
-    <w:p>
-      <w:pPr>
-        <w:numPr>
-          <w:ilvl w:val="0"/>
-          <w:numId w:val="1009"/>
-        </w:numPr>
-      </w:pPr>
-      <w:r>
-        <w:t xml:space="preserve">Wikipedia contributors [8]</w:t>
-      </w:r>
-      <w:r>
-        <w:t xml:space="preserve"> </w:t>
-      </w:r>
-      <w:r>
-        <w:t xml:space="preserve">— index sets</w:t>
-      </w:r>
-    </w:p>
-    <w:p>
-      <w:pPr>
-        <w:numPr>
-          <w:ilvl w:val="0"/>
-          <w:numId w:val="1009"/>
-        </w:numPr>
-      </w:pPr>
-      <w:r>
-        <w:t xml:space="preserve">Wikipedia contributors [9]</w:t>
-      </w:r>
-      <w:r>
-        <w:t xml:space="preserve"> </w:t>
-      </w:r>
-      <w:r>
-        <w:t xml:space="preserve">— indexed families</w:t>
-      </w:r>
-    </w:p>
-    <w:p>
-      <w:pPr>
-        <w:numPr>
-          <w:ilvl w:val="0"/>
-          <w:numId w:val="1009"/>
-        </w:numPr>
-      </w:pPr>
-      <w:r>
-        <w:t xml:space="preserve">Wikipedia contributors [10]</w:t>
-      </w:r>
-      <w:r>
-        <w:t xml:space="preserve"> </w:t>
-      </w:r>
-      <w:r>
-        <w:t xml:space="preserve">— unions of sets</w:t>
-      </w:r>
-    </w:p>
-    <w:p>
-      <w:pPr>
-        <w:numPr>
-          <w:ilvl w:val="0"/>
-          <w:numId w:val="1009"/>
-        </w:numPr>
-      </w:pPr>
-      <w:r>
-        <w:t xml:space="preserve">Wikipedia contributors [11]</w:t>
-      </w:r>
-      <w:r>
-        <w:t xml:space="preserve"> </w:t>
-      </w:r>
-      <w:r>
-        <w:t xml:space="preserve">— intersections of sets</w:t>
-      </w:r>
-    </w:p>
-    <w:p>
-      <w:pPr>
-        <w:numPr>
-          <w:ilvl w:val="0"/>
-          <w:numId w:val="1009"/>
-        </w:numPr>
-      </w:pPr>
-      <w:r>
-        <w:t xml:space="preserve">Wikipedia contributors [12]</w:t>
-      </w:r>
-      <w:r>
-        <w:t xml:space="preserve"> </w:t>
-      </w:r>
-      <w:r>
-        <w:t xml:space="preserve">— complements and set differences</w:t>
-      </w:r>
-    </w:p>
-    <w:p>
-      <w:pPr>
-        <w:numPr>
-          <w:ilvl w:val="0"/>
-          <w:numId w:val="1009"/>
-        </w:numPr>
-      </w:pPr>
-      <w:r>
-        <w:t xml:space="preserve">Wikipedia contributors [13]</w:t>
-      </w:r>
-      <w:r>
-        <w:t xml:space="preserve"> </w:t>
-      </w:r>
-      <w:r>
-        <w:t xml:space="preserve">— De Morgan’s laws</w:t>
-      </w:r>
-    </w:p>
-    <w:p>
-      <w:pPr>
-        <w:numPr>
-          <w:ilvl w:val="0"/>
-          <w:numId w:val="1009"/>
-        </w:numPr>
-      </w:pPr>
-      <w:r>
-        <w:t xml:space="preserve">Wikipedia contributors [14]</w:t>
-      </w:r>
-      <w:r>
-        <w:t xml:space="preserve"> </w:t>
-      </w:r>
-      <w:r>
-        <w:t xml:space="preserve">— ordered pairs</w:t>
-      </w:r>
-    </w:p>
-    <w:p>
-      <w:pPr>
-        <w:numPr>
-          <w:ilvl w:val="0"/>
-          <w:numId w:val="1009"/>
-        </w:numPr>
-      </w:pPr>
-      <w:r>
-        <w:t xml:space="preserve">Wikipedia contributors [15]</w:t>
-      </w:r>
-      <w:r>
-        <w:t xml:space="preserve"> </w:t>
-      </w:r>
-      <w:r>
-        <w:t xml:space="preserve">— Cartesian products</w:t>
-      </w:r>
-    </w:p>
-    <w:p>
-      <w:pPr>
-        <w:numPr>
-          <w:ilvl w:val="0"/>
-          <w:numId w:val="1009"/>
-        </w:numPr>
-      </w:pPr>
-      <w:r>
-        <w:t xml:space="preserve">Wikipedia contributors [16]</w:t>
-      </w:r>
-      <w:r>
-        <w:t xml:space="preserve"> </w:t>
-      </w:r>
-      <w:r>
-        <w:t xml:space="preserve">— the extended real number line</w:t>
       </w:r>
     </w:p>
     <w:bookmarkEnd w:id="71"/>

--- a/sets.docx
+++ b/sets.docx
@@ -15,7 +15,7 @@
         <w:pStyle w:val="Date"/>
       </w:pPr>
       <w:r>
-        <w:t xml:space="preserve">Last modified: 2026-10-18 13:21:32 (PDT)</w:t>
+        <w:t xml:space="preserve">Last modified: 2026-10-18 16:43:42 (PDT)</w:t>
       </w:r>
     </w:p>
     <w:p>

--- a/sets.docx
+++ b/sets.docx
@@ -15,7 +15,7 @@
         <w:pStyle w:val="Date"/>
       </w:pPr>
       <w:r>
-        <w:t xml:space="preserve">Last modified: 2026-10-18 16:43:42 (PDT)</w:t>
+        <w:t xml:space="preserve">Last modified: 2026-10-19 00:47:50 (PDT)</w:t>
       </w:r>
     </w:p>
     <w:p>

--- a/sets.docx
+++ b/sets.docx
@@ -15,7 +15,7 @@
         <w:pStyle w:val="Date"/>
       </w:pPr>
       <w:r>
-        <w:t xml:space="preserve">Last modified: 2026-10-19 00:47:50 (PDT)</w:t>
+        <w:t xml:space="preserve">Last modified: 2026-10-19 02:15:55 (PDT)</w:t>
       </w:r>
     </w:p>
     <w:p>

--- a/sets.docx
+++ b/sets.docx
@@ -15,7 +15,7 @@
         <w:pStyle w:val="Date"/>
       </w:pPr>
       <w:r>
-        <w:t xml:space="preserve">Last modified: 2026-10-19 02:15:55 (PDT)</w:t>
+        <w:t xml:space="preserve">Last modified: 2026-10-19 03:23:43 (PDT)</w:t>
       </w:r>
     </w:p>
     <w:p>

--- a/sets.docx
+++ b/sets.docx
@@ -15,7 +15,7 @@
         <w:pStyle w:val="Date"/>
       </w:pPr>
       <w:r>
-        <w:t xml:space="preserve">Last modified: 2026-10-19 03:23:43 (PDT)</w:t>
+        <w:t xml:space="preserve">Last modified: 2026-10-19 04:41:29 (PDT)</w:t>
       </w:r>
     </w:p>
     <w:p>
@@ -3768,14 +3768,25 @@
           <w:b/>
           <w:bCs/>
         </w:rPr>
-        <w:t xml:space="preserve">Definition 9 (Strict subset)</w:t>
-      </w:r>
-      <w:r>
-        <w:t xml:space="preserve"> </w:t>
-      </w:r>
-      <w:r>
-        <w:t xml:space="preserve">A set</w:t>
-      </w:r>
+        <w:t xml:space="preserve">Definition 9 (Strict subset (proper subset))</w:t>
+      </w:r>
+      <w:r>
+        <w:t xml:space="preserve"> </w:t>
+      </w:r>
+      <w:r>
+        <w:t xml:space="preserve">A</w:t>
+      </w:r>
+      <w:r>
+        <w:t xml:space="preserve"> </w:t>
+      </w:r>
+      <w:hyperlink w:anchor="def-set">
+        <w:r>
+          <w:rPr>
+            <w:rStyle w:val="Hyperlink"/>
+          </w:rPr>
+          <w:t xml:space="preserve">set</w:t>
+        </w:r>
+      </w:hyperlink>
       <w:r>
         <w:t xml:space="preserve"> </w:t>
       </w:r>
@@ -3799,6 +3810,25 @@
           <w:bCs/>
         </w:rPr>
         <w:t xml:space="preserve">strict subset</w:t>
+      </w:r>
+      <w:r>
+        <w:t xml:space="preserve"> </w:t>
+      </w:r>
+      <w:r>
+        <w:t xml:space="preserve">(also called a</w:t>
+      </w:r>
+      <w:r>
+        <w:t xml:space="preserve"> </w:t>
+      </w:r>
+      <w:r>
+        <w:rPr>
+          <w:b/>
+          <w:bCs/>
+        </w:rPr>
+        <w:t xml:space="preserve">proper subset</w:t>
+      </w:r>
+      <w:r>
+        <w:t xml:space="preserve">)</w:t>
       </w:r>
       <w:r>
         <w:t xml:space="preserve"> </w:t>
@@ -3929,7 +3959,7 @@
         <w:t xml:space="preserve">Remark 2</w:t>
       </w:r>
       <w:r>
-        <w:t xml:space="preserve"> (Proper subsets and the symbol</w:t>
+        <w:t xml:space="preserve"> (The symbol</w:t>
       </w:r>
       <w:r>
         <w:t xml:space="preserve"> </w:t>
@@ -3944,25 +3974,6 @@
       </m:oMath>
       <w:r>
         <w:t xml:space="preserve">). </w:t>
-      </w:r>
-      <w:r>
-        <w:t xml:space="preserve">Other sources call a strict subset a</w:t>
-      </w:r>
-      <w:r>
-        <w:t xml:space="preserve"> </w:t>
-      </w:r>
-      <w:r>
-        <w:rPr>
-          <w:b/>
-          <w:bCs/>
-        </w:rPr>
-        <w:t xml:space="preserve">proper subset</w:t>
-      </w:r>
-      <w:r>
-        <w:t xml:space="preserve">.</w:t>
-      </w:r>
-      <w:r>
-        <w:t xml:space="preserve"> </w:t>
       </w:r>
       <w:r>
         <w:t xml:space="preserve">Sources disagree about the symbol</w:t>

--- a/sets.docx
+++ b/sets.docx
@@ -15,7 +15,7 @@
         <w:pStyle w:val="Date"/>
       </w:pPr>
       <w:r>
-        <w:t xml:space="preserve">Last modified: 2026-10-19 04:41:29 (PDT)</w:t>
+        <w:t xml:space="preserve">Last modified: 2026-10-19 05:58:02 (PDT)</w:t>
       </w:r>
     </w:p>
     <w:p>

--- a/sets.docx
+++ b/sets.docx
@@ -15,7 +15,7 @@
         <w:pStyle w:val="Date"/>
       </w:pPr>
       <w:r>
-        <w:t xml:space="preserve">Last modified: 2026-10-19 05:58:02 (PDT)</w:t>
+        <w:t xml:space="preserve">Last modified: 2026-10-19 09:38:56 (PDT)</w:t>
       </w:r>
     </w:p>
     <w:p>
@@ -7853,7 +7853,7 @@
     </w:p>
     <w:bookmarkEnd w:id="49"/>
     <w:bookmarkEnd w:id="50"/>
-    <w:bookmarkStart w:id="66" w:name="combining-sets"/>
+    <w:bookmarkStart w:id="68" w:name="combining-sets"/>
     <w:p>
       <w:pPr>
         <w:pStyle w:val="Heading2"/>
@@ -14640,7 +14640,7 @@
       </m:oMathPara>
     </w:p>
     <w:bookmarkEnd w:id="62"/>
-    <w:bookmarkStart w:id="63" w:name="def-ordered-pair"/>
+    <w:bookmarkStart w:id="63" w:name="def-pairwise-disjoint"/>
     <w:p>
       <w:pPr>
         <w:pStyle w:val="FirstParagraph"/>
@@ -14650,7 +14650,548 @@
           <w:b/>
           <w:bCs/>
         </w:rPr>
-        <w:t xml:space="preserve">Definition 24 (Ordered pair)</w:t>
+        <w:t xml:space="preserve">Definition 24 (Pairwise disjoint sets (disjoint, mutually disjoint))</w:t>
+      </w:r>
+      <w:r>
+        <w:t xml:space="preserve"> </w:t>
+      </w:r>
+      <w:r>
+        <w:t xml:space="preserve">Some</w:t>
+      </w:r>
+      <w:r>
+        <w:t xml:space="preserve"> </w:t>
+      </w:r>
+      <w:hyperlink w:anchor="def-set">
+        <w:r>
+          <w:rPr>
+            <w:rStyle w:val="Hyperlink"/>
+          </w:rPr>
+          <w:t xml:space="preserve">sets</w:t>
+        </w:r>
+      </w:hyperlink>
+      <w:r>
+        <w:t xml:space="preserve"> </w:t>
+      </w:r>
+      <m:oMath>
+        <m:sSub>
+          <m:e>
+            <m:r>
+              <m:t>A</m:t>
+            </m:r>
+          </m:e>
+          <m:sub>
+            <m:r>
+              <m:t>1</m:t>
+            </m:r>
+          </m:sub>
+        </m:sSub>
+        <m:r>
+          <m:rPr>
+            <m:sty m:val="p"/>
+          </m:rPr>
+          <m:t>,</m:t>
+        </m:r>
+        <m:sSub>
+          <m:e>
+            <m:r>
+              <m:t>A</m:t>
+            </m:r>
+          </m:e>
+          <m:sub>
+            <m:r>
+              <m:t>2</m:t>
+            </m:r>
+          </m:sub>
+        </m:sSub>
+        <m:r>
+          <m:rPr>
+            <m:sty m:val="p"/>
+          </m:rPr>
+          <m:t>,</m:t>
+        </m:r>
+        <m:r>
+          <m:rPr>
+            <m:sty m:val="p"/>
+          </m:rPr>
+          <m:t>…</m:t>
+        </m:r>
+      </m:oMath>
+      <w:r>
+        <w:t xml:space="preserve"> </w:t>
+      </w:r>
+      <w:r>
+        <w:t xml:space="preserve">(a list that may end or go on without end)</w:t>
+      </w:r>
+      <w:r>
+        <w:t xml:space="preserve"> </w:t>
+      </w:r>
+      <w:r>
+        <w:t xml:space="preserve">are</w:t>
+      </w:r>
+      <w:r>
+        <w:t xml:space="preserve"> </w:t>
+      </w:r>
+      <w:r>
+        <w:rPr>
+          <w:b/>
+          <w:bCs/>
+        </w:rPr>
+        <w:t xml:space="preserve">pairwise disjoint</w:t>
+      </w:r>
+      <w:r>
+        <w:t xml:space="preserve"> </w:t>
+      </w:r>
+      <w:r>
+        <w:t xml:space="preserve">[14]</w:t>
+      </w:r>
+      <w:r>
+        <w:t xml:space="preserve"> </w:t>
+      </w:r>
+      <w:r>
+        <w:t xml:space="preserve">(also called</w:t>
+      </w:r>
+      <w:r>
+        <w:t xml:space="preserve"> </w:t>
+      </w:r>
+      <w:r>
+        <w:rPr>
+          <w:b/>
+          <w:bCs/>
+        </w:rPr>
+        <w:t xml:space="preserve">disjoint</w:t>
+      </w:r>
+      <w:r>
+        <w:t xml:space="preserve"> </w:t>
+      </w:r>
+      <w:r>
+        <w:t xml:space="preserve">or</w:t>
+      </w:r>
+      <w:r>
+        <w:t xml:space="preserve"> </w:t>
+      </w:r>
+      <w:r>
+        <w:rPr>
+          <w:b/>
+          <w:bCs/>
+        </w:rPr>
+        <w:t xml:space="preserve">mutually disjoint</w:t>
+      </w:r>
+      <w:r>
+        <w:t xml:space="preserve">)</w:t>
+      </w:r>
+      <w:r>
+        <w:t xml:space="preserve"> </w:t>
+      </w:r>
+      <w:r>
+        <w:t xml:space="preserve">when no two of them share an element:</w:t>
+      </w:r>
+    </w:p>
+    <w:p>
+      <w:pPr>
+        <w:pStyle w:val="BodyText"/>
+      </w:pPr>
+      <m:oMathPara>
+        <m:oMathParaPr>
+          <m:jc m:val="center"/>
+        </m:oMathParaPr>
+        <m:oMath>
+          <m:sSub>
+            <m:e>
+              <m:r>
+                <m:t>A</m:t>
+              </m:r>
+            </m:e>
+            <m:sub>
+              <m:r>
+                <m:t>i</m:t>
+              </m:r>
+            </m:sub>
+          </m:sSub>
+          <m:r>
+            <m:rPr>
+              <m:sty m:val="p"/>
+            </m:rPr>
+            <m:t>∩</m:t>
+          </m:r>
+          <m:sSub>
+            <m:e>
+              <m:r>
+                <m:t>A</m:t>
+              </m:r>
+            </m:e>
+            <m:sub>
+              <m:r>
+                <m:t>j</m:t>
+              </m:r>
+            </m:sub>
+          </m:sSub>
+          <m:r>
+            <m:rPr>
+              <m:sty m:val="p"/>
+            </m:rPr>
+            <m:t>=</m:t>
+          </m:r>
+          <m:r>
+            <m:rPr>
+              <m:sty m:val="p"/>
+            </m:rPr>
+            <m:t>∅</m:t>
+          </m:r>
+          <m:r>
+            <m:t> </m:t>
+          </m:r>
+          <m:r>
+            <m:rPr>
+              <m:nor/>
+              <m:sty m:val="p"/>
+            </m:rPr>
+            <m:t>for all </m:t>
+          </m:r>
+          <m:r>
+            <m:t>i</m:t>
+          </m:r>
+          <m:r>
+            <m:rPr>
+              <m:sty m:val="p"/>
+            </m:rPr>
+            <m:t>≠</m:t>
+          </m:r>
+          <m:r>
+            <m:t>j</m:t>
+          </m:r>
+        </m:oMath>
+      </m:oMathPara>
+    </w:p>
+    <w:bookmarkEnd w:id="63"/>
+    <w:bookmarkStart w:id="64" w:name="exm-pairwise-disjoint"/>
+    <w:p>
+      <w:pPr>
+        <w:pStyle w:val="FirstParagraph"/>
+      </w:pPr>
+      <w:r>
+        <w:rPr>
+          <w:b/>
+          <w:bCs/>
+        </w:rPr>
+        <w:t xml:space="preserve">Example 16 (Low and high die rolls)</w:t>
+      </w:r>
+      <w:r>
+        <w:t xml:space="preserve"> </w:t>
+      </w:r>
+      <w:r>
+        <w:t xml:space="preserve">For the die rolls</w:t>
+      </w:r>
+      <w:r>
+        <w:t xml:space="preserve"> </w:t>
+      </w:r>
+      <m:oMath>
+        <m:r>
+          <m:t>D</m:t>
+        </m:r>
+        <m:r>
+          <m:rPr>
+            <m:sty m:val="p"/>
+          </m:rPr>
+          <m:t>=</m:t>
+        </m:r>
+        <m:r>
+          <m:t>​</m:t>
+        </m:r>
+        <m:d>
+          <m:dPr>
+            <m:begChr m:val="{"/>
+            <m:sepChr m:val=""/>
+            <m:endChr m:val="}"/>
+            <m:grow/>
+          </m:dPr>
+          <m:e>
+            <m:r>
+              <m:t>1</m:t>
+            </m:r>
+            <m:r>
+              <m:rPr>
+                <m:sty m:val="p"/>
+              </m:rPr>
+              <m:t>,</m:t>
+            </m:r>
+            <m:r>
+              <m:t>2</m:t>
+            </m:r>
+            <m:r>
+              <m:rPr>
+                <m:sty m:val="p"/>
+              </m:rPr>
+              <m:t>,</m:t>
+            </m:r>
+            <m:r>
+              <m:t>3</m:t>
+            </m:r>
+            <m:r>
+              <m:rPr>
+                <m:sty m:val="p"/>
+              </m:rPr>
+              <m:t>,</m:t>
+            </m:r>
+            <m:r>
+              <m:t>4</m:t>
+            </m:r>
+            <m:r>
+              <m:rPr>
+                <m:sty m:val="p"/>
+              </m:rPr>
+              <m:t>,</m:t>
+            </m:r>
+            <m:r>
+              <m:t>5</m:t>
+            </m:r>
+            <m:r>
+              <m:rPr>
+                <m:sty m:val="p"/>
+              </m:rPr>
+              <m:t>,</m:t>
+            </m:r>
+            <m:r>
+              <m:t>6</m:t>
+            </m:r>
+          </m:e>
+        </m:d>
+        <m:r>
+          <m:t>​</m:t>
+        </m:r>
+      </m:oMath>
+      <w:r>
+        <w:t xml:space="preserve"> </w:t>
+      </w:r>
+      <w:r>
+        <w:t xml:space="preserve">(</w:t>
+      </w:r>
+      <w:hyperlink w:anchor="exm-set">
+        <w:r>
+          <w:rPr>
+            <w:rStyle w:val="Hyperlink"/>
+          </w:rPr>
+          <w:t xml:space="preserve">sets of die rolls</w:t>
+        </w:r>
+      </w:hyperlink>
+      <w:r>
+        <w:t xml:space="preserve">),</w:t>
+      </w:r>
+      <w:r>
+        <w:t xml:space="preserve"> </w:t>
+      </w:r>
+      <w:r>
+        <w:t xml:space="preserve">the sets</w:t>
+      </w:r>
+      <w:r>
+        <w:t xml:space="preserve"> </w:t>
+      </w:r>
+      <m:oMath>
+        <m:r>
+          <m:t>​</m:t>
+        </m:r>
+        <m:d>
+          <m:dPr>
+            <m:begChr m:val="{"/>
+            <m:sepChr m:val=""/>
+            <m:endChr m:val="}"/>
+            <m:grow/>
+          </m:dPr>
+          <m:e>
+            <m:r>
+              <m:t>1</m:t>
+            </m:r>
+            <m:r>
+              <m:rPr>
+                <m:sty m:val="p"/>
+              </m:rPr>
+              <m:t>,</m:t>
+            </m:r>
+            <m:r>
+              <m:t>2</m:t>
+            </m:r>
+          </m:e>
+        </m:d>
+        <m:r>
+          <m:t>​</m:t>
+        </m:r>
+      </m:oMath>
+      <w:r>
+        <w:t xml:space="preserve"> </w:t>
+      </w:r>
+      <w:r>
+        <w:t xml:space="preserve">and</w:t>
+      </w:r>
+      <w:r>
+        <w:t xml:space="preserve"> </w:t>
+      </w:r>
+      <m:oMath>
+        <m:r>
+          <m:t>​</m:t>
+        </m:r>
+        <m:d>
+          <m:dPr>
+            <m:begChr m:val="{"/>
+            <m:sepChr m:val=""/>
+            <m:endChr m:val="}"/>
+            <m:grow/>
+          </m:dPr>
+          <m:e>
+            <m:r>
+              <m:t>5</m:t>
+            </m:r>
+            <m:r>
+              <m:rPr>
+                <m:sty m:val="p"/>
+              </m:rPr>
+              <m:t>,</m:t>
+            </m:r>
+            <m:r>
+              <m:t>6</m:t>
+            </m:r>
+          </m:e>
+        </m:d>
+        <m:r>
+          <m:t>​</m:t>
+        </m:r>
+      </m:oMath>
+      <w:r>
+        <w:t xml:space="preserve"> </w:t>
+      </w:r>
+      <w:r>
+        <w:t xml:space="preserve">are pairwise disjoint:</w:t>
+      </w:r>
+      <w:r>
+        <w:t xml:space="preserve"> </w:t>
+      </w:r>
+      <w:r>
+        <w:t xml:space="preserve">no roll is in both.</w:t>
+      </w:r>
+      <w:r>
+        <w:t xml:space="preserve"> </w:t>
+      </w:r>
+      <w:r>
+        <w:t xml:space="preserve">The sets</w:t>
+      </w:r>
+      <w:r>
+        <w:t xml:space="preserve"> </w:t>
+      </w:r>
+      <m:oMath>
+        <m:r>
+          <m:t>​</m:t>
+        </m:r>
+        <m:d>
+          <m:dPr>
+            <m:begChr m:val="{"/>
+            <m:sepChr m:val=""/>
+            <m:endChr m:val="}"/>
+            <m:grow/>
+          </m:dPr>
+          <m:e>
+            <m:r>
+              <m:t>2</m:t>
+            </m:r>
+            <m:r>
+              <m:rPr>
+                <m:sty m:val="p"/>
+              </m:rPr>
+              <m:t>,</m:t>
+            </m:r>
+            <m:r>
+              <m:t>4</m:t>
+            </m:r>
+            <m:r>
+              <m:rPr>
+                <m:sty m:val="p"/>
+              </m:rPr>
+              <m:t>,</m:t>
+            </m:r>
+            <m:r>
+              <m:t>6</m:t>
+            </m:r>
+          </m:e>
+        </m:d>
+        <m:r>
+          <m:t>​</m:t>
+        </m:r>
+      </m:oMath>
+      <w:r>
+        <w:t xml:space="preserve"> </w:t>
+      </w:r>
+      <w:r>
+        <w:t xml:space="preserve">and</w:t>
+      </w:r>
+      <w:r>
+        <w:t xml:space="preserve"> </w:t>
+      </w:r>
+      <m:oMath>
+        <m:r>
+          <m:t>​</m:t>
+        </m:r>
+        <m:d>
+          <m:dPr>
+            <m:begChr m:val="{"/>
+            <m:sepChr m:val=""/>
+            <m:endChr m:val="}"/>
+            <m:grow/>
+          </m:dPr>
+          <m:e>
+            <m:r>
+              <m:t>1</m:t>
+            </m:r>
+            <m:r>
+              <m:rPr>
+                <m:sty m:val="p"/>
+              </m:rPr>
+              <m:t>,</m:t>
+            </m:r>
+            <m:r>
+              <m:t>2</m:t>
+            </m:r>
+          </m:e>
+        </m:d>
+        <m:r>
+          <m:t>​</m:t>
+        </m:r>
+      </m:oMath>
+      <w:r>
+        <w:t xml:space="preserve"> </w:t>
+      </w:r>
+      <w:r>
+        <w:t xml:space="preserve">are not,</w:t>
+      </w:r>
+      <w:r>
+        <w:t xml:space="preserve"> </w:t>
+      </w:r>
+      <w:r>
+        <w:t xml:space="preserve">because</w:t>
+      </w:r>
+      <w:r>
+        <w:t xml:space="preserve"> </w:t>
+      </w:r>
+      <m:oMath>
+        <m:r>
+          <m:t>2</m:t>
+        </m:r>
+      </m:oMath>
+      <w:r>
+        <w:t xml:space="preserve"> </w:t>
+      </w:r>
+      <w:r>
+        <w:t xml:space="preserve">is in both.</w:t>
+      </w:r>
+    </w:p>
+    <w:bookmarkEnd w:id="64"/>
+    <w:bookmarkStart w:id="65" w:name="def-ordered-pair"/>
+    <w:p>
+      <w:pPr>
+        <w:pStyle w:val="BodyText"/>
+      </w:pPr>
+      <w:r>
+        <w:rPr>
+          <w:b/>
+          <w:bCs/>
+        </w:rPr>
+        <w:t xml:space="preserve">Definition 25 (Ordered pair)</w:t>
       </w:r>
       <w:r>
         <w:t xml:space="preserve"> </w:t>
@@ -14672,7 +15213,7 @@
         <w:t xml:space="preserve"> </w:t>
       </w:r>
       <w:r>
-        <w:t xml:space="preserve">[14]</w:t>
+        <w:t xml:space="preserve">[15]</w:t>
       </w:r>
       <w:r>
         <w:t xml:space="preserve"> </w:t>
@@ -14861,8 +15402,8 @@
         <w:t xml:space="preserve">.</w:t>
       </w:r>
     </w:p>
-    <w:bookmarkEnd w:id="63"/>
-    <w:bookmarkStart w:id="64" w:name="def-cartesian-product"/>
+    <w:bookmarkEnd w:id="65"/>
+    <w:bookmarkStart w:id="66" w:name="def-cartesian-product"/>
     <w:p>
       <w:pPr>
         <w:pStyle w:val="BodyText"/>
@@ -14872,7 +15413,7 @@
           <w:b/>
           <w:bCs/>
         </w:rPr>
-        <w:t xml:space="preserve">Definition 25 (Cartesian product)</w:t>
+        <w:t xml:space="preserve">Definition 26 (Cartesian product)</w:t>
       </w:r>
       <w:r>
         <w:t xml:space="preserve"> </w:t>
@@ -14894,7 +15435,7 @@
         <w:t xml:space="preserve"> </w:t>
       </w:r>
       <w:r>
-        <w:t xml:space="preserve">[15]</w:t>
+        <w:t xml:space="preserve">[16]</w:t>
       </w:r>
       <w:r>
         <w:t xml:space="preserve"> </w:t>
@@ -15105,8 +15646,8 @@
         </m:oMath>
       </m:oMathPara>
     </w:p>
-    <w:bookmarkEnd w:id="64"/>
-    <w:bookmarkStart w:id="65" w:name="exm-cartesian-product"/>
+    <w:bookmarkEnd w:id="66"/>
+    <w:bookmarkStart w:id="67" w:name="exm-cartesian-product"/>
     <w:p>
       <w:pPr>
         <w:pStyle w:val="FirstParagraph"/>
@@ -15116,7 +15657,7 @@
           <w:b/>
           <w:bCs/>
         </w:rPr>
-        <w:t xml:space="preserve">Example 16 (Cartesian products)</w:t>
+        <w:t xml:space="preserve">Example 17 (Cartesian products)</w:t>
       </w:r>
       <w:r>
         <w:t xml:space="preserve"> </w:t>
@@ -15885,9 +16426,9 @@
         <w:t xml:space="preserve">.</w:t>
       </w:r>
     </w:p>
-    <w:bookmarkEnd w:id="65"/>
-    <w:bookmarkEnd w:id="66"/>
-    <w:bookmarkStart w:id="70" w:name="extended-non-negative-real-numbers"/>
+    <w:bookmarkEnd w:id="67"/>
+    <w:bookmarkEnd w:id="68"/>
+    <w:bookmarkStart w:id="72" w:name="extended-non-negative-real-numbers"/>
     <w:p>
       <w:pPr>
         <w:pStyle w:val="Heading2"/>
@@ -15896,7 +16437,7 @@
         <w:t xml:space="preserve">3 Extended non-negative real numbers</w:t>
       </w:r>
     </w:p>
-    <w:bookmarkStart w:id="67" w:name="def-extended-nonneg-reals"/>
+    <w:bookmarkStart w:id="69" w:name="def-extended-nonneg-reals"/>
     <w:p>
       <w:pPr>
         <w:pStyle w:val="FirstParagraph"/>
@@ -15906,7 +16447,7 @@
           <w:b/>
           <w:bCs/>
         </w:rPr>
-        <w:t xml:space="preserve">Definition 26 (Extended non-negative real numbers)</w:t>
+        <w:t xml:space="preserve">Definition 27 (Extended non-negative real numbers)</w:t>
       </w:r>
       <w:r>
         <w:t xml:space="preserve"> </w:t>
@@ -16269,8 +16810,8 @@
         <w:t xml:space="preserve">.</w:t>
       </w:r>
     </w:p>
-    <w:bookmarkEnd w:id="67"/>
-    <w:bookmarkStart w:id="68" w:name="rem-infinity-arithmetic"/>
+    <w:bookmarkEnd w:id="69"/>
+    <w:bookmarkStart w:id="70" w:name="rem-infinity-arithmetic"/>
     <w:p>
       <w:pPr>
         <w:pStyle w:val="BodyText"/>
@@ -16469,14 +17010,14 @@
         <w:t xml:space="preserve"> </w:t>
       </w:r>
       <w:r>
-        <w:t xml:space="preserve">[16]</w:t>
+        <w:t xml:space="preserve">[17]</w:t>
       </w:r>
       <w:r>
         <w:t xml:space="preserve">.</w:t>
       </w:r>
     </w:p>
-    <w:bookmarkEnd w:id="68"/>
-    <w:bookmarkStart w:id="69" w:name="exm-extended-nonneg-reals"/>
+    <w:bookmarkEnd w:id="70"/>
+    <w:bookmarkStart w:id="71" w:name="exm-extended-nonneg-reals"/>
     <w:p>
       <w:pPr>
         <w:pStyle w:val="BodyText"/>
@@ -16486,7 +17027,7 @@
           <w:b/>
           <w:bCs/>
         </w:rPr>
-        <w:t xml:space="preserve">Example 17 (Adding with</w:t>
+        <w:t xml:space="preserve">Example 18 (Adding with</w:t>
       </w:r>
       <w:r>
         <w:rPr>
@@ -16666,9 +17207,9 @@
         <w:t xml:space="preserve">.</w:t>
       </w:r>
     </w:p>
-    <w:bookmarkEnd w:id="69"/>
-    <w:bookmarkEnd w:id="70"/>
-    <w:bookmarkStart w:id="71" w:name="sec-further-reading"/>
+    <w:bookmarkEnd w:id="71"/>
+    <w:bookmarkEnd w:id="72"/>
+    <w:bookmarkStart w:id="73" w:name="sec-further-reading"/>
     <w:p>
       <w:pPr>
         <w:pStyle w:val="Heading2"/>
@@ -16694,7 +17235,7 @@
         </w:numPr>
       </w:pPr>
       <w:r>
-        <w:t xml:space="preserve">Devlin [17]</w:t>
+        <w:t xml:space="preserve">Devlin [18]</w:t>
       </w:r>
       <w:r>
         <w:t xml:space="preserve"> </w:t>
@@ -16724,7 +17265,7 @@
         </w:numPr>
       </w:pPr>
       <w:r>
-        <w:t xml:space="preserve">Halmos [18]</w:t>
+        <w:t xml:space="preserve">Halmos [19]</w:t>
       </w:r>
       <w:r>
         <w:t xml:space="preserve"> </w:t>
@@ -16748,7 +17289,7 @@
         </w:numPr>
       </w:pPr>
       <w:r>
-        <w:t xml:space="preserve">Enderton [19]</w:t>
+        <w:t xml:space="preserve">Enderton [20]</w:t>
       </w:r>
       <w:r>
         <w:t xml:space="preserve"> </w:t>
@@ -16778,7 +17319,7 @@
         </w:numPr>
       </w:pPr>
       <w:r>
-        <w:t xml:space="preserve">Barker-Plummer et al. [20]</w:t>
+        <w:t xml:space="preserve">Barker-Plummer et al. [21]</w:t>
       </w:r>
       <w:r>
         <w:t xml:space="preserve"> </w:t>
@@ -16816,8 +17357,8 @@
         <w:t xml:space="preserve">.</w:t>
       </w:r>
     </w:p>
-    <w:bookmarkEnd w:id="71"/>
-    <w:bookmarkStart w:id="113" w:name="references"/>
+    <w:bookmarkEnd w:id="73"/>
+    <w:bookmarkStart w:id="117" w:name="references"/>
     <w:p>
       <w:pPr>
         <w:pStyle w:val="Heading2"/>
@@ -16826,8 +17367,8 @@
         <w:t xml:space="preserve">References</w:t>
       </w:r>
     </w:p>
-    <w:bookmarkStart w:id="112" w:name="refs"/>
-    <w:bookmarkStart w:id="73" w:name="ref-wikipedia_set_mathematics"/>
+    <w:bookmarkStart w:id="116" w:name="refs"/>
+    <w:bookmarkStart w:id="75" w:name="ref-wikipedia_set_mathematics"/>
     <w:p>
       <w:pPr>
         <w:pStyle w:val="Bibliography"/>
@@ -16874,7 +17415,7 @@
       <w:r>
         <w:t xml:space="preserve"> </w:t>
       </w:r>
-      <w:hyperlink r:id="rId72">
+      <w:hyperlink r:id="rId74">
         <w:r>
           <w:rPr>
             <w:rStyle w:val="Hyperlink"/>
@@ -16883,8 +17424,8 @@
         </w:r>
       </w:hyperlink>
     </w:p>
-    <w:bookmarkEnd w:id="73"/>
-    <w:bookmarkStart w:id="75" w:name="ref-wikipedia_set_builder_notation"/>
+    <w:bookmarkEnd w:id="75"/>
+    <w:bookmarkStart w:id="77" w:name="ref-wikipedia_set_builder_notation"/>
     <w:p>
       <w:pPr>
         <w:pStyle w:val="Bibliography"/>
@@ -16931,7 +17472,7 @@
       <w:r>
         <w:t xml:space="preserve"> </w:t>
       </w:r>
-      <w:hyperlink r:id="rId74">
+      <w:hyperlink r:id="rId76">
         <w:r>
           <w:rPr>
             <w:rStyle w:val="Hyperlink"/>
@@ -16940,8 +17481,8 @@
         </w:r>
       </w:hyperlink>
     </w:p>
-    <w:bookmarkEnd w:id="75"/>
-    <w:bookmarkStart w:id="77" w:name="ref-wikipedia_interval_mathematics"/>
+    <w:bookmarkEnd w:id="77"/>
+    <w:bookmarkStart w:id="79" w:name="ref-wikipedia_interval_mathematics"/>
     <w:p>
       <w:pPr>
         <w:pStyle w:val="Bibliography"/>
@@ -16988,7 +17529,7 @@
       <w:r>
         <w:t xml:space="preserve"> </w:t>
       </w:r>
-      <w:hyperlink r:id="rId76">
+      <w:hyperlink r:id="rId78">
         <w:r>
           <w:rPr>
             <w:rStyle w:val="Hyperlink"/>
@@ -16997,8 +17538,8 @@
         </w:r>
       </w:hyperlink>
     </w:p>
-    <w:bookmarkEnd w:id="77"/>
-    <w:bookmarkStart w:id="79" w:name="ref-wikipedia_subset"/>
+    <w:bookmarkEnd w:id="79"/>
+    <w:bookmarkStart w:id="81" w:name="ref-wikipedia_subset"/>
     <w:p>
       <w:pPr>
         <w:pStyle w:val="Bibliography"/>
@@ -17045,7 +17586,7 @@
       <w:r>
         <w:t xml:space="preserve"> </w:t>
       </w:r>
-      <w:hyperlink r:id="rId78">
+      <w:hyperlink r:id="rId80">
         <w:r>
           <w:rPr>
             <w:rStyle w:val="Hyperlink"/>
@@ -17054,8 +17595,8 @@
         </w:r>
       </w:hyperlink>
     </w:p>
-    <w:bookmarkEnd w:id="79"/>
-    <w:bookmarkStart w:id="81" w:name="ref-wikipedia_empty_set"/>
+    <w:bookmarkEnd w:id="81"/>
+    <w:bookmarkStart w:id="83" w:name="ref-wikipedia_empty_set"/>
     <w:p>
       <w:pPr>
         <w:pStyle w:val="Bibliography"/>
@@ -17102,7 +17643,7 @@
       <w:r>
         <w:t xml:space="preserve"> </w:t>
       </w:r>
-      <w:hyperlink r:id="rId80">
+      <w:hyperlink r:id="rId82">
         <w:r>
           <w:rPr>
             <w:rStyle w:val="Hyperlink"/>
@@ -17111,8 +17652,8 @@
         </w:r>
       </w:hyperlink>
     </w:p>
-    <w:bookmarkEnd w:id="81"/>
-    <w:bookmarkStart w:id="83" w:name="ref-wikipedia_vacuous_truth"/>
+    <w:bookmarkEnd w:id="83"/>
+    <w:bookmarkStart w:id="85" w:name="ref-wikipedia_vacuous_truth"/>
     <w:p>
       <w:pPr>
         <w:pStyle w:val="Bibliography"/>
@@ -17159,7 +17700,7 @@
       <w:r>
         <w:t xml:space="preserve"> </w:t>
       </w:r>
-      <w:hyperlink r:id="rId82">
+      <w:hyperlink r:id="rId84">
         <w:r>
           <w:rPr>
             <w:rStyle w:val="Hyperlink"/>
@@ -17168,8 +17709,8 @@
         </w:r>
       </w:hyperlink>
     </w:p>
-    <w:bookmarkEnd w:id="83"/>
-    <w:bookmarkStart w:id="85" w:name="ref-wikipedia_family_of_sets"/>
+    <w:bookmarkEnd w:id="85"/>
+    <w:bookmarkStart w:id="87" w:name="ref-wikipedia_family_of_sets"/>
     <w:p>
       <w:pPr>
         <w:pStyle w:val="Bibliography"/>
@@ -17216,7 +17757,7 @@
       <w:r>
         <w:t xml:space="preserve"> </w:t>
       </w:r>
-      <w:hyperlink r:id="rId84">
+      <w:hyperlink r:id="rId86">
         <w:r>
           <w:rPr>
             <w:rStyle w:val="Hyperlink"/>
@@ -17225,8 +17766,8 @@
         </w:r>
       </w:hyperlink>
     </w:p>
-    <w:bookmarkEnd w:id="85"/>
-    <w:bookmarkStart w:id="87" w:name="ref-wikipedia_index_set"/>
+    <w:bookmarkEnd w:id="87"/>
+    <w:bookmarkStart w:id="89" w:name="ref-wikipedia_index_set"/>
     <w:p>
       <w:pPr>
         <w:pStyle w:val="Bibliography"/>
@@ -17273,7 +17814,7 @@
       <w:r>
         <w:t xml:space="preserve"> </w:t>
       </w:r>
-      <w:hyperlink r:id="rId86">
+      <w:hyperlink r:id="rId88">
         <w:r>
           <w:rPr>
             <w:rStyle w:val="Hyperlink"/>
@@ -17282,8 +17823,8 @@
         </w:r>
       </w:hyperlink>
     </w:p>
-    <w:bookmarkEnd w:id="87"/>
-    <w:bookmarkStart w:id="89" w:name="ref-wikipedia_indexed_family"/>
+    <w:bookmarkEnd w:id="89"/>
+    <w:bookmarkStart w:id="91" w:name="ref-wikipedia_indexed_family"/>
     <w:p>
       <w:pPr>
         <w:pStyle w:val="Bibliography"/>
@@ -17330,7 +17871,7 @@
       <w:r>
         <w:t xml:space="preserve"> </w:t>
       </w:r>
-      <w:hyperlink r:id="rId88">
+      <w:hyperlink r:id="rId90">
         <w:r>
           <w:rPr>
             <w:rStyle w:val="Hyperlink"/>
@@ -17339,8 +17880,8 @@
         </w:r>
       </w:hyperlink>
     </w:p>
-    <w:bookmarkEnd w:id="89"/>
-    <w:bookmarkStart w:id="91" w:name="ref-wikipedia_union_set_theory"/>
+    <w:bookmarkEnd w:id="91"/>
+    <w:bookmarkStart w:id="93" w:name="ref-wikipedia_union_set_theory"/>
     <w:p>
       <w:pPr>
         <w:pStyle w:val="Bibliography"/>
@@ -17387,7 +17928,7 @@
       <w:r>
         <w:t xml:space="preserve"> </w:t>
       </w:r>
-      <w:hyperlink r:id="rId90">
+      <w:hyperlink r:id="rId92">
         <w:r>
           <w:rPr>
             <w:rStyle w:val="Hyperlink"/>
@@ -17396,8 +17937,8 @@
         </w:r>
       </w:hyperlink>
     </w:p>
-    <w:bookmarkEnd w:id="91"/>
-    <w:bookmarkStart w:id="93" w:name="ref-wikipedia_intersection_set_theory"/>
+    <w:bookmarkEnd w:id="93"/>
+    <w:bookmarkStart w:id="95" w:name="ref-wikipedia_intersection_set_theory"/>
     <w:p>
       <w:pPr>
         <w:pStyle w:val="Bibliography"/>
@@ -17444,7 +17985,7 @@
       <w:r>
         <w:t xml:space="preserve"> </w:t>
       </w:r>
-      <w:hyperlink r:id="rId92">
+      <w:hyperlink r:id="rId94">
         <w:r>
           <w:rPr>
             <w:rStyle w:val="Hyperlink"/>
@@ -17453,8 +17994,8 @@
         </w:r>
       </w:hyperlink>
     </w:p>
-    <w:bookmarkEnd w:id="93"/>
-    <w:bookmarkStart w:id="95" w:name="ref-wikipedia_complement_set_theory"/>
+    <w:bookmarkEnd w:id="95"/>
+    <w:bookmarkStart w:id="97" w:name="ref-wikipedia_complement_set_theory"/>
     <w:p>
       <w:pPr>
         <w:pStyle w:val="Bibliography"/>
@@ -17501,7 +18042,7 @@
       <w:r>
         <w:t xml:space="preserve"> </w:t>
       </w:r>
-      <w:hyperlink r:id="rId94">
+      <w:hyperlink r:id="rId96">
         <w:r>
           <w:rPr>
             <w:rStyle w:val="Hyperlink"/>
@@ -17510,8 +18051,8 @@
         </w:r>
       </w:hyperlink>
     </w:p>
-    <w:bookmarkEnd w:id="95"/>
-    <w:bookmarkStart w:id="97" w:name="ref-wikipedia_de_morgans_laws"/>
+    <w:bookmarkEnd w:id="97"/>
+    <w:bookmarkStart w:id="99" w:name="ref-wikipedia_de_morgans_laws"/>
     <w:p>
       <w:pPr>
         <w:pStyle w:val="Bibliography"/>
@@ -17558,7 +18099,7 @@
       <w:r>
         <w:t xml:space="preserve"> </w:t>
       </w:r>
-      <w:hyperlink r:id="rId96">
+      <w:hyperlink r:id="rId98">
         <w:r>
           <w:rPr>
             <w:rStyle w:val="Hyperlink"/>
@@ -17567,8 +18108,8 @@
         </w:r>
       </w:hyperlink>
     </w:p>
-    <w:bookmarkEnd w:id="97"/>
-    <w:bookmarkStart w:id="99" w:name="ref-wikipedia_ordered_pair"/>
+    <w:bookmarkEnd w:id="99"/>
+    <w:bookmarkStart w:id="101" w:name="ref-wikipedia_disjoint_sets"/>
     <w:p>
       <w:pPr>
         <w:pStyle w:val="Bibliography"/>
@@ -17589,6 +18130,63 @@
         <w:t xml:space="preserve"> </w:t>
       </w:r>
       <w:r>
+        <w:t xml:space="preserve">“Disjoint sets —</w:t>
+      </w:r>
+      <w:r>
+        <w:t xml:space="preserve"> </w:t>
+      </w:r>
+      <w:r>
+        <w:t xml:space="preserve">Wikipedia</w:t>
+      </w:r>
+      <w:r>
+        <w:t xml:space="preserve">,</w:t>
+      </w:r>
+      <w:r>
+        <w:t xml:space="preserve"> </w:t>
+      </w:r>
+      <w:r>
+        <w:t xml:space="preserve">the free encyclopedia.”</w:t>
+      </w:r>
+      <w:r>
+        <w:t xml:space="preserve"> </w:t>
+      </w:r>
+      <w:r>
+        <w:t xml:space="preserve">2026. Available:</w:t>
+      </w:r>
+      <w:r>
+        <w:t xml:space="preserve"> </w:t>
+      </w:r>
+      <w:hyperlink r:id="rId100">
+        <w:r>
+          <w:rPr>
+            <w:rStyle w:val="Hyperlink"/>
+          </w:rPr>
+          <w:t xml:space="preserve">https://en.wikipedia.org/wiki/Disjoint_sets</w:t>
+        </w:r>
+      </w:hyperlink>
+    </w:p>
+    <w:bookmarkEnd w:id="101"/>
+    <w:bookmarkStart w:id="103" w:name="ref-wikipedia_ordered_pair"/>
+    <w:p>
+      <w:pPr>
+        <w:pStyle w:val="Bibliography"/>
+      </w:pPr>
+      <w:r>
+        <w:t xml:space="preserve">[15]</w:t>
+      </w:r>
+      <w:r>
+        <w:t xml:space="preserve"> </w:t>
+      </w:r>
+      <w:r>
+        <w:t xml:space="preserve">	</w:t>
+      </w:r>
+      <w:r>
+        <w:t xml:space="preserve">Wikipedia contributors,</w:t>
+      </w:r>
+      <w:r>
+        <w:t xml:space="preserve"> </w:t>
+      </w:r>
+      <w:r>
         <w:t xml:space="preserve">“Ordered pair —</w:t>
       </w:r>
       <w:r>
@@ -17615,7 +18213,7 @@
       <w:r>
         <w:t xml:space="preserve"> </w:t>
       </w:r>
-      <w:hyperlink r:id="rId98">
+      <w:hyperlink r:id="rId102">
         <w:r>
           <w:rPr>
             <w:rStyle w:val="Hyperlink"/>
@@ -17624,14 +18222,14 @@
         </w:r>
       </w:hyperlink>
     </w:p>
-    <w:bookmarkEnd w:id="99"/>
-    <w:bookmarkStart w:id="101" w:name="ref-wikipedia_cartesian_product"/>
+    <w:bookmarkEnd w:id="103"/>
+    <w:bookmarkStart w:id="105" w:name="ref-wikipedia_cartesian_product"/>
     <w:p>
       <w:pPr>
         <w:pStyle w:val="Bibliography"/>
       </w:pPr>
       <w:r>
-        <w:t xml:space="preserve">[15]</w:t>
+        <w:t xml:space="preserve">[16]</w:t>
       </w:r>
       <w:r>
         <w:t xml:space="preserve"> </w:t>
@@ -17672,7 +18270,7 @@
       <w:r>
         <w:t xml:space="preserve"> </w:t>
       </w:r>
-      <w:hyperlink r:id="rId100">
+      <w:hyperlink r:id="rId104">
         <w:r>
           <w:rPr>
             <w:rStyle w:val="Hyperlink"/>
@@ -17681,14 +18279,14 @@
         </w:r>
       </w:hyperlink>
     </w:p>
-    <w:bookmarkEnd w:id="101"/>
-    <w:bookmarkStart w:id="103" w:name="ref-wikipedia_extended_real_number_line"/>
+    <w:bookmarkEnd w:id="105"/>
+    <w:bookmarkStart w:id="107" w:name="ref-wikipedia_extended_real_number_line"/>
     <w:p>
       <w:pPr>
         <w:pStyle w:val="Bibliography"/>
       </w:pPr>
       <w:r>
-        <w:t xml:space="preserve">[16]</w:t>
+        <w:t xml:space="preserve">[17]</w:t>
       </w:r>
       <w:r>
         <w:t xml:space="preserve"> </w:t>
@@ -17729,7 +18327,7 @@
       <w:r>
         <w:t xml:space="preserve"> </w:t>
       </w:r>
-      <w:hyperlink r:id="rId102">
+      <w:hyperlink r:id="rId106">
         <w:r>
           <w:rPr>
             <w:rStyle w:val="Hyperlink"/>
@@ -17738,14 +18336,14 @@
         </w:r>
       </w:hyperlink>
     </w:p>
-    <w:bookmarkEnd w:id="103"/>
-    <w:bookmarkStart w:id="105" w:name="ref-devlin1993joy"/>
+    <w:bookmarkEnd w:id="107"/>
+    <w:bookmarkStart w:id="109" w:name="ref-devlin1993joy"/>
     <w:p>
       <w:pPr>
         <w:pStyle w:val="Bibliography"/>
       </w:pPr>
       <w:r>
-        <w:t xml:space="preserve">[17]</w:t>
+        <w:t xml:space="preserve">[18]</w:t>
       </w:r>
       <w:r>
         <w:t xml:space="preserve"> </w:t>
@@ -17772,7 +18370,7 @@
       <w:r>
         <w:t xml:space="preserve"> </w:t>
       </w:r>
-      <w:hyperlink r:id="rId104">
+      <w:hyperlink r:id="rId108">
         <w:r>
           <w:rPr>
             <w:rStyle w:val="Hyperlink"/>
@@ -17784,14 +18382,14 @@
         <w:t xml:space="preserve">.</w:t>
       </w:r>
     </w:p>
-    <w:bookmarkEnd w:id="105"/>
-    <w:bookmarkStart w:id="107" w:name="ref-halmos1974naive"/>
+    <w:bookmarkEnd w:id="109"/>
+    <w:bookmarkStart w:id="111" w:name="ref-halmos1974naive"/>
     <w:p>
       <w:pPr>
         <w:pStyle w:val="Bibliography"/>
       </w:pPr>
       <w:r>
-        <w:t xml:space="preserve">[18]</w:t>
+        <w:t xml:space="preserve">[19]</w:t>
       </w:r>
       <w:r>
         <w:t xml:space="preserve"> </w:t>
@@ -17818,7 +18416,7 @@
       <w:r>
         <w:t xml:space="preserve"> </w:t>
       </w:r>
-      <w:hyperlink r:id="rId106">
+      <w:hyperlink r:id="rId110">
         <w:r>
           <w:rPr>
             <w:rStyle w:val="Hyperlink"/>
@@ -17830,14 +18428,14 @@
         <w:t xml:space="preserve">.</w:t>
       </w:r>
     </w:p>
-    <w:bookmarkEnd w:id="107"/>
-    <w:bookmarkStart w:id="109" w:name="ref-enderton2001logic"/>
+    <w:bookmarkEnd w:id="111"/>
+    <w:bookmarkStart w:id="113" w:name="ref-enderton2001logic"/>
     <w:p>
       <w:pPr>
         <w:pStyle w:val="Bibliography"/>
       </w:pPr>
       <w:r>
-        <w:t xml:space="preserve">[19]</w:t>
+        <w:t xml:space="preserve">[20]</w:t>
       </w:r>
       <w:r>
         <w:t xml:space="preserve"> </w:t>
@@ -17864,7 +18462,7 @@
       <w:r>
         <w:t xml:space="preserve"> </w:t>
       </w:r>
-      <w:hyperlink r:id="rId108">
+      <w:hyperlink r:id="rId112">
         <w:r>
           <w:rPr>
             <w:rStyle w:val="Hyperlink"/>
@@ -17876,14 +18474,14 @@
         <w:t xml:space="preserve">.</w:t>
       </w:r>
     </w:p>
-    <w:bookmarkEnd w:id="109"/>
-    <w:bookmarkStart w:id="111" w:name="ref-barkerplummer2011language"/>
+    <w:bookmarkEnd w:id="113"/>
+    <w:bookmarkStart w:id="115" w:name="ref-barkerplummer2011language"/>
     <w:p>
       <w:pPr>
         <w:pStyle w:val="Bibliography"/>
       </w:pPr>
       <w:r>
-        <w:t xml:space="preserve">[20]</w:t>
+        <w:t xml:space="preserve">[21]</w:t>
       </w:r>
       <w:r>
         <w:t xml:space="preserve"> </w:t>
@@ -17910,7 +18508,7 @@
       <w:r>
         <w:t xml:space="preserve"> </w:t>
       </w:r>
-      <w:hyperlink r:id="rId110">
+      <w:hyperlink r:id="rId114">
         <w:r>
           <w:rPr>
             <w:rStyle w:val="Hyperlink"/>
@@ -17919,9 +18517,9 @@
         </w:r>
       </w:hyperlink>
     </w:p>
-    <w:bookmarkEnd w:id="111"/>
-    <w:bookmarkEnd w:id="112"/>
-    <w:bookmarkEnd w:id="113"/>
+    <w:bookmarkEnd w:id="115"/>
+    <w:bookmarkEnd w:id="116"/>
+    <w:bookmarkEnd w:id="117"/>
     <w:sectPr>
       <w:footnotePr>
         <w:numRestart w:val="eachSect"/>

--- a/sets.docx
+++ b/sets.docx
@@ -15,7 +15,7 @@
         <w:pStyle w:val="Date"/>
       </w:pPr>
       <w:r>
-        <w:t xml:space="preserve">Last modified: 2026-10-19 09:38:56 (PDT)</w:t>
+        <w:t xml:space="preserve">Last modified: 2026-10-19 11:02:25 (PDT)</w:t>
       </w:r>
     </w:p>
     <w:p>

--- a/sets.docx
+++ b/sets.docx
@@ -15,7 +15,7 @@
         <w:pStyle w:val="Date"/>
       </w:pPr>
       <w:r>
-        <w:t xml:space="preserve">Last modified: 2026-10-19 11:02:25 (PDT)</w:t>
+        <w:t xml:space="preserve">Last modified: 2026-10-19 12:33:15 (PDT)</w:t>
       </w:r>
     </w:p>
     <w:p>

--- a/sets.docx
+++ b/sets.docx
@@ -15,7 +15,7 @@
         <w:pStyle w:val="Date"/>
       </w:pPr>
       <w:r>
-        <w:t xml:space="preserve">Last modified: 2026-10-19 12:33:15 (PDT)</w:t>
+        <w:t xml:space="preserve">Last modified: 2026-10-19 23:31:34 (PDT)</w:t>
       </w:r>
     </w:p>
     <w:p>

--- a/sets.docx
+++ b/sets.docx
@@ -15,7 +15,7 @@
         <w:pStyle w:val="Date"/>
       </w:pPr>
       <w:r>
-        <w:t xml:space="preserve">Last modified: 2026-10-20 00:42:48 (PDT)</w:t>
+        <w:t xml:space="preserve">Last modified: 2026-10-21 13:11:08 (PDT)</w:t>
       </w:r>
     </w:p>
     <w:p>

--- a/sets.docx
+++ b/sets.docx
@@ -15,7 +15,7 @@
         <w:pStyle w:val="Date"/>
       </w:pPr>
       <w:r>
-        <w:t xml:space="preserve">Last modified: 2026-10-21 13:11:08 (PDT)</w:t>
+        <w:t xml:space="preserve">Last modified: 2026-10-21 14:24:09 (PDT)</w:t>
       </w:r>
     </w:p>
     <w:p>

--- a/sets.docx
+++ b/sets.docx
@@ -15,7 +15,7 @@
         <w:pStyle w:val="Date"/>
       </w:pPr>
       <w:r>
-        <w:t xml:space="preserve">Last modified: 2026-10-21 14:24:09 (PDT)</w:t>
+        <w:t xml:space="preserve">Last modified: 2026-10-22 00:50:13 (PDT)</w:t>
       </w:r>
     </w:p>
     <w:p>

--- a/sets.docx
+++ b/sets.docx
@@ -15,7 +15,7 @@
         <w:pStyle w:val="Date"/>
       </w:pPr>
       <w:r>
-        <w:t xml:space="preserve">Last modified: 2026-10-22 00:50:13 (PDT)</w:t>
+        <w:t xml:space="preserve">Last modified: 2026-10-22 08:26:35 (PDT)</w:t>
       </w:r>
     </w:p>
     <w:p>

--- a/sets.docx
+++ b/sets.docx
@@ -15,7 +15,7 @@
         <w:pStyle w:val="Date"/>
       </w:pPr>
       <w:r>
-        <w:t xml:space="preserve">Last modified: 2026-10-22 08:26:35 (PDT)</w:t>
+        <w:t xml:space="preserve">Last modified: 2026-10-22 09:50:17 (PDT)</w:t>
       </w:r>
     </w:p>
     <w:p>

--- a/sets.docx
+++ b/sets.docx
@@ -15,7 +15,7 @@
         <w:pStyle w:val="Date"/>
       </w:pPr>
       <w:r>
-        <w:t xml:space="preserve">Last modified: 2026-10-22 09:50:17 (PDT)</w:t>
+        <w:t xml:space="preserve">Last modified: 2026-10-22 11:05:55 (PDT)</w:t>
       </w:r>
     </w:p>
     <w:p>

--- a/sets.docx
+++ b/sets.docx
@@ -15,7 +15,7 @@
         <w:pStyle w:val="Date"/>
       </w:pPr>
       <w:r>
-        <w:t xml:space="preserve">Last modified: 2026-10-24 15:35:26 (PDT)</w:t>
+        <w:t xml:space="preserve">Last modified: 2026-10-24 20:19:00 (PDT)</w:t>
       </w:r>
     </w:p>
     <w:p>

--- a/sets.docx
+++ b/sets.docx
@@ -15,7 +15,7 @@
         <w:pStyle w:val="Date"/>
       </w:pPr>
       <w:r>
-        <w:t xml:space="preserve">Last modified: 2026-10-24 20:19:00 (PDT)</w:t>
+        <w:t xml:space="preserve">Last modified: 2026-10-25 16:46:34 (PDT)</w:t>
       </w:r>
     </w:p>
     <w:p>

--- a/sets.docx
+++ b/sets.docx
@@ -15,7 +15,7 @@
         <w:pStyle w:val="Date"/>
       </w:pPr>
       <w:r>
-        <w:t xml:space="preserve">Last modified: 2026-10-25 16:46:34 (PDT)</w:t>
+        <w:t xml:space="preserve">Last modified: 2026-10-25 18:01:14 (PDT)</w:t>
       </w:r>
     </w:p>
     <w:p>

--- a/sets.docx
+++ b/sets.docx
@@ -15,7 +15,7 @@
         <w:pStyle w:val="Date"/>
       </w:pPr>
       <w:r>
-        <w:t xml:space="preserve">Last modified: 2026-10-25 18:01:14 (PDT)</w:t>
+        <w:t xml:space="preserve">Last modified: 2026-10-26 02:21:32 (PDT)</w:t>
       </w:r>
     </w:p>
     <w:p>

--- a/sets.docx
+++ b/sets.docx
@@ -15,7 +15,7 @@
         <w:pStyle w:val="Date"/>
       </w:pPr>
       <w:r>
-        <w:t xml:space="preserve">Last modified: 2026-10-26 02:21:32 (PDT)</w:t>
+        <w:t xml:space="preserve">Last modified: 2026-10-26 03:33:07 (PDT)</w:t>
       </w:r>
     </w:p>
     <w:p>

--- a/sets.docx
+++ b/sets.docx
@@ -15,7 +15,7 @@
         <w:pStyle w:val="Date"/>
       </w:pPr>
       <w:r>
-        <w:t xml:space="preserve">Last modified: 2026-10-26 03:33:07 (PDT)</w:t>
+        <w:t xml:space="preserve">Last modified: 2026-10-26 10:13:13 (PDT)</w:t>
       </w:r>
     </w:p>
     <w:p>

--- a/sets.docx
+++ b/sets.docx
@@ -15,7 +15,7 @@
         <w:pStyle w:val="Date"/>
       </w:pPr>
       <w:r>
-        <w:t xml:space="preserve">Last modified: 2026-10-26 10:13:13 (PDT)</w:t>
+        <w:t xml:space="preserve">Last modified: 2026-10-26 12:55:55 (PDT)</w:t>
       </w:r>
     </w:p>
     <w:p>

--- a/sets.docx
+++ b/sets.docx
@@ -15,7 +15,7 @@
         <w:pStyle w:val="Date"/>
       </w:pPr>
       <w:r>
-        <w:t xml:space="preserve">Last modified: 2026-10-26 12:55:55 (PDT)</w:t>
+        <w:t xml:space="preserve">Last modified: 2026-10-26 14:36:46 (PDT)</w:t>
       </w:r>
     </w:p>
     <w:p>
@@ -100,7 +100,7 @@
         <w:t xml:space="preserve">the expressions that write functions down and the algorithms that compute them.</w:t>
       </w:r>
     </w:p>
-    <w:bookmarkStart w:id="51" w:name="sets"/>
+    <w:bookmarkStart w:id="52" w:name="sets"/>
     <w:p>
       <w:pPr>
         <w:pStyle w:val="Heading2"/>
@@ -5319,72 +5319,6 @@
         <w:t xml:space="preserve">.</w:t>
       </w:r>
     </w:p>
-    <w:p>
-      <w:pPr>
-        <w:pStyle w:val="BodyText"/>
-      </w:pPr>
-      <w:r>
-        <w:t xml:space="preserve">A square bracket means the endpoint belongs to the interval,</w:t>
-      </w:r>
-      <w:r>
-        <w:t xml:space="preserve"> </w:t>
-      </w:r>
-      <w:r>
-        <w:t xml:space="preserve">and a parenthesis means it does not.</w:t>
-      </w:r>
-      <w:r>
-        <w:t xml:space="preserve"> </w:t>
-      </w:r>
-      <w:r>
-        <w:t xml:space="preserve">The symbols</w:t>
-      </w:r>
-      <w:r>
-        <w:t xml:space="preserve"> </w:t>
-      </w:r>
-      <m:oMath>
-        <m:r>
-          <m:rPr>
-            <m:sty m:val="p"/>
-          </m:rPr>
-          <m:t>∞</m:t>
-        </m:r>
-      </m:oMath>
-      <w:r>
-        <w:t xml:space="preserve"> </w:t>
-      </w:r>
-      <w:r>
-        <w:t xml:space="preserve">and</w:t>
-      </w:r>
-      <w:r>
-        <w:t xml:space="preserve"> </w:t>
-      </w:r>
-      <m:oMath>
-        <m:r>
-          <m:rPr>
-            <m:sty m:val="p"/>
-          </m:rPr>
-          <m:t>−</m:t>
-        </m:r>
-        <m:r>
-          <m:rPr>
-            <m:sty m:val="p"/>
-          </m:rPr>
-          <m:t>∞</m:t>
-        </m:r>
-      </m:oMath>
-      <w:r>
-        <w:t xml:space="preserve"> </w:t>
-      </w:r>
-      <w:r>
-        <w:t xml:space="preserve">are not real numbers,</w:t>
-      </w:r>
-      <w:r>
-        <w:t xml:space="preserve"> </w:t>
-      </w:r>
-      <w:r>
-        <w:t xml:space="preserve">so they always get a parenthesis.</w:t>
-      </w:r>
-    </w:p>
     <w:bookmarkEnd w:id="37"/>
     <w:bookmarkStart w:id="38" w:name="def-closed-interval"/>
     <w:p>
@@ -6745,10 +6679,130 @@
       </w:r>
     </w:p>
     <w:bookmarkEnd w:id="41"/>
-    <w:bookmarkStart w:id="42" w:name="exm-interval"/>
+    <w:bookmarkStart w:id="42" w:name="rem-interval-brackets"/>
     <w:p>
       <w:pPr>
         <w:pStyle w:val="FirstParagraph"/>
+      </w:pPr>
+      <w:r>
+        <w:rPr>
+          <w:i/>
+          <w:iCs/>
+        </w:rPr>
+        <w:t xml:space="preserve">Remark 6</w:t>
+      </w:r>
+      <w:r>
+        <w:t xml:space="preserve"> (Brackets and parentheses in interval notation). </w:t>
+      </w:r>
+      <w:r>
+        <w:t xml:space="preserve">In the notation for an</w:t>
+      </w:r>
+      <w:r>
+        <w:t xml:space="preserve"> </w:t>
+      </w:r>
+      <w:hyperlink w:anchor="def-interval">
+        <w:r>
+          <w:rPr>
+            <w:rStyle w:val="Hyperlink"/>
+          </w:rPr>
+          <w:t xml:space="preserve">interval</w:t>
+        </w:r>
+      </w:hyperlink>
+      <w:r>
+        <w:t xml:space="preserve">, a bracket marks an</w:t>
+      </w:r>
+      <w:r>
+        <w:t xml:space="preserve"> </w:t>
+      </w:r>
+      <w:hyperlink w:anchor="def-interval">
+        <w:r>
+          <w:rPr>
+            <w:rStyle w:val="Hyperlink"/>
+          </w:rPr>
+          <w:t xml:space="preserve">endpoint</w:t>
+        </w:r>
+      </w:hyperlink>
+      <w:r>
+        <w:t xml:space="preserve"> </w:t>
+      </w:r>
+      <w:r>
+        <w:t xml:space="preserve">that belongs to the interval,</w:t>
+      </w:r>
+      <w:r>
+        <w:t xml:space="preserve"> </w:t>
+      </w:r>
+      <w:r>
+        <w:t xml:space="preserve">while a parenthesis marks an endpoint that is excluded.</w:t>
+      </w:r>
+      <w:r>
+        <w:t xml:space="preserve"> </w:t>
+      </w:r>
+      <w:r>
+        <w:t xml:space="preserve">The symbols</w:t>
+      </w:r>
+      <w:r>
+        <w:t xml:space="preserve"> </w:t>
+      </w:r>
+      <m:oMath>
+        <m:r>
+          <m:rPr>
+            <m:sty m:val="p"/>
+          </m:rPr>
+          <m:t>∞</m:t>
+        </m:r>
+      </m:oMath>
+      <w:r>
+        <w:t xml:space="preserve">,</w:t>
+      </w:r>
+      <w:r>
+        <w:t xml:space="preserve"> </w:t>
+      </w:r>
+      <m:oMath>
+        <m:r>
+          <m:rPr>
+            <m:sty m:val="p"/>
+          </m:rPr>
+          <m:t>−</m:t>
+        </m:r>
+        <m:r>
+          <m:rPr>
+            <m:sty m:val="p"/>
+          </m:rPr>
+          <m:t>∞</m:t>
+        </m:r>
+      </m:oMath>
+      <w:r>
+        <w:t xml:space="preserve"> </w:t>
+      </w:r>
+      <w:r>
+        <w:t xml:space="preserve">denote no</w:t>
+      </w:r>
+      <w:r>
+        <w:t xml:space="preserve"> </w:t>
+      </w:r>
+      <w:hyperlink r:id="rId16">
+        <w:r>
+          <w:rPr>
+            <w:rStyle w:val="Hyperlink"/>
+          </w:rPr>
+          <w:t xml:space="preserve">real number</w:t>
+        </w:r>
+      </w:hyperlink>
+      <w:r>
+        <w:t xml:space="preserve">,</w:t>
+      </w:r>
+      <w:r>
+        <w:t xml:space="preserve"> </w:t>
+      </w:r>
+      <w:r>
+        <w:t xml:space="preserve">so they always get a parenthesis.</w:t>
+      </w:r>
+    </w:p>
+    <w:bookmarkEnd w:id="42"/>
+    <w:bookmarkStart w:id="43" w:name="exm-interval"/>
+    <w:p>
+      <w:pPr>
+        <w:pStyle w:val="BodyText"/>
       </w:pPr>
       <w:r>
         <w:rPr>
@@ -7273,8 +7327,8 @@
         <w:t xml:space="preserve">.</w:t>
       </w:r>
     </w:p>
-    <w:bookmarkEnd w:id="42"/>
-    <w:bookmarkStart w:id="43" w:name="def-collection"/>
+    <w:bookmarkEnd w:id="43"/>
+    <w:bookmarkStart w:id="44" w:name="def-collection"/>
     <w:p>
       <w:pPr>
         <w:pStyle w:val="FirstParagraph"/>
@@ -7334,8 +7388,8 @@
         <w:t xml:space="preserve">is a set whose elements are themselves sets.</w:t>
       </w:r>
     </w:p>
-    <w:bookmarkEnd w:id="43"/>
-    <w:bookmarkStart w:id="44" w:name="exm-collection"/>
+    <w:bookmarkEnd w:id="44"/>
+    <w:bookmarkStart w:id="45" w:name="exm-collection"/>
     <w:p>
       <w:pPr>
         <w:pStyle w:val="BodyText"/>
@@ -7761,8 +7815,8 @@
         <w:t xml:space="preserve">, which has none.</w:t>
       </w:r>
     </w:p>
-    <w:bookmarkEnd w:id="44"/>
-    <w:bookmarkStart w:id="45" w:name="def-label"/>
+    <w:bookmarkEnd w:id="45"/>
+    <w:bookmarkStart w:id="46" w:name="def-label"/>
     <w:p>
       <w:pPr>
         <w:pStyle w:val="BodyText"/>
@@ -7803,8 +7857,8 @@
         <w:t xml:space="preserve">so that we can refer to the object and tell it apart from other objects.</w:t>
       </w:r>
     </w:p>
-    <w:bookmarkEnd w:id="45"/>
-    <w:bookmarkStart w:id="46" w:name="exm-label"/>
+    <w:bookmarkEnd w:id="46"/>
+    <w:bookmarkStart w:id="47" w:name="exm-label"/>
     <w:p>
       <w:pPr>
         <w:pStyle w:val="BodyText"/>
@@ -7907,8 +7961,8 @@
         <w:t xml:space="preserve">can label two sets.</w:t>
       </w:r>
     </w:p>
-    <w:bookmarkEnd w:id="46"/>
-    <w:bookmarkStart w:id="47" w:name="def-index-set"/>
+    <w:bookmarkEnd w:id="47"/>
+    <w:bookmarkStart w:id="48" w:name="def-index-set"/>
     <w:p>
       <w:pPr>
         <w:pStyle w:val="BodyText"/>
@@ -7972,8 +8026,8 @@
         <w:t xml:space="preserve">Each element of the index set is called an index.</w:t>
       </w:r>
     </w:p>
-    <w:bookmarkEnd w:id="47"/>
-    <w:bookmarkStart w:id="48" w:name="exm-index-set"/>
+    <w:bookmarkEnd w:id="48"/>
+    <w:bookmarkStart w:id="49" w:name="exm-index-set"/>
     <w:p>
       <w:pPr>
         <w:pStyle w:val="BodyText"/>
@@ -8059,8 +8113,8 @@
         <w:t xml:space="preserve">The set of nonnegative real numbers can label moments in time.</w:t>
       </w:r>
     </w:p>
-    <w:bookmarkEnd w:id="48"/>
-    <w:bookmarkStart w:id="49" w:name="def-indexed-family"/>
+    <w:bookmarkEnd w:id="49"/>
+    <w:bookmarkStart w:id="50" w:name="def-indexed-family"/>
     <w:p>
       <w:pPr>
         <w:pStyle w:val="BodyText"/>
@@ -8161,8 +8215,8 @@
         <w:t xml:space="preserve">.</w:t>
       </w:r>
     </w:p>
-    <w:bookmarkEnd w:id="49"/>
-    <w:bookmarkStart w:id="50" w:name="exm-indexed-family"/>
+    <w:bookmarkEnd w:id="50"/>
+    <w:bookmarkStart w:id="51" w:name="exm-indexed-family"/>
     <w:p>
       <w:pPr>
         <w:pStyle w:val="BodyText"/>
@@ -8330,9 +8384,9 @@
         <w:t xml:space="preserve">are an indexed family of functions.</w:t>
       </w:r>
     </w:p>
-    <w:bookmarkEnd w:id="50"/>
     <w:bookmarkEnd w:id="51"/>
-    <w:bookmarkStart w:id="71" w:name="combining-sets"/>
+    <w:bookmarkEnd w:id="52"/>
+    <w:bookmarkStart w:id="72" w:name="combining-sets"/>
     <w:p>
       <w:pPr>
         <w:pStyle w:val="Heading2"/>
@@ -8341,7 +8395,7 @@
         <w:t xml:space="preserve">2 Combining sets</w:t>
       </w:r>
     </w:p>
-    <w:bookmarkStart w:id="52" w:name="def-union"/>
+    <w:bookmarkStart w:id="53" w:name="def-union"/>
     <w:p>
       <w:pPr>
         <w:pStyle w:val="FirstParagraph"/>
@@ -8560,8 +8614,8 @@
         </m:oMath>
       </m:oMathPara>
     </w:p>
-    <w:bookmarkEnd w:id="52"/>
-    <w:bookmarkStart w:id="53" w:name="def-indexed-union"/>
+    <w:bookmarkEnd w:id="53"/>
+    <w:bookmarkStart w:id="54" w:name="def-indexed-union"/>
     <w:p>
       <w:pPr>
         <w:pStyle w:val="FirstParagraph"/>
@@ -9164,8 +9218,8 @@
         <w:t xml:space="preserve">.</w:t>
       </w:r>
     </w:p>
-    <w:bookmarkEnd w:id="53"/>
-    <w:bookmarkStart w:id="54" w:name="def-intersection"/>
+    <w:bookmarkEnd w:id="54"/>
+    <w:bookmarkStart w:id="55" w:name="def-intersection"/>
     <w:p>
       <w:pPr>
         <w:pStyle w:val="BodyText"/>
@@ -9387,8 +9441,8 @@
         </m:oMath>
       </m:oMathPara>
     </w:p>
-    <w:bookmarkEnd w:id="54"/>
-    <w:bookmarkStart w:id="55" w:name="def-indexed-intersection"/>
+    <w:bookmarkEnd w:id="55"/>
+    <w:bookmarkStart w:id="56" w:name="def-indexed-intersection"/>
     <w:p>
       <w:pPr>
         <w:pStyle w:val="FirstParagraph"/>
@@ -9991,8 +10045,8 @@
         <w:t xml:space="preserve">.</w:t>
       </w:r>
     </w:p>
-    <w:bookmarkEnd w:id="55"/>
-    <w:bookmarkStart w:id="56" w:name="def-set-difference"/>
+    <w:bookmarkEnd w:id="56"/>
+    <w:bookmarkStart w:id="57" w:name="def-set-difference"/>
     <w:p>
       <w:pPr>
         <w:pStyle w:val="BodyText"/>
@@ -10204,8 +10258,8 @@
         </m:oMath>
       </m:oMathPara>
     </w:p>
-    <w:bookmarkEnd w:id="56"/>
-    <w:bookmarkStart w:id="57" w:name="def-complement"/>
+    <w:bookmarkEnd w:id="57"/>
+    <w:bookmarkStart w:id="58" w:name="def-complement"/>
     <w:p>
       <w:pPr>
         <w:pStyle w:val="FirstParagraph"/>
@@ -10551,8 +10605,8 @@
         </m:oMath>
       </m:oMathPara>
     </w:p>
-    <w:bookmarkEnd w:id="57"/>
-    <w:bookmarkStart w:id="58" w:name="exm-complement"/>
+    <w:bookmarkEnd w:id="58"/>
+    <w:bookmarkStart w:id="59" w:name="exm-complement"/>
     <w:p>
       <w:pPr>
         <w:pStyle w:val="FirstParagraph"/>
@@ -11195,8 +11249,8 @@
         <w:t xml:space="preserve">.</w:t>
       </w:r>
     </w:p>
-    <w:bookmarkEnd w:id="58"/>
-    <w:bookmarkStart w:id="59" w:name="exm-set-operations"/>
+    <w:bookmarkEnd w:id="59"/>
+    <w:bookmarkStart w:id="60" w:name="exm-set-operations"/>
     <w:p>
       <w:pPr>
         <w:pStyle w:val="BodyText"/>
@@ -11639,8 +11693,8 @@
         <w:t xml:space="preserve">: no roll is both even and odd.</w:t>
       </w:r>
     </w:p>
-    <w:bookmarkEnd w:id="59"/>
-    <w:bookmarkStart w:id="60" w:name="exm-indexed-union-intersection"/>
+    <w:bookmarkEnd w:id="60"/>
+    <w:bookmarkStart w:id="61" w:name="exm-indexed-union-intersection"/>
     <w:p>
       <w:pPr>
         <w:pStyle w:val="FirstParagraph"/>
@@ -12373,8 +12427,8 @@
         <w:t xml:space="preserve">is in none of them.</w:t>
       </w:r>
     </w:p>
-    <w:bookmarkEnd w:id="60"/>
-    <w:bookmarkStart w:id="61" w:name="thm-de-morgan"/>
+    <w:bookmarkEnd w:id="61"/>
+    <w:bookmarkStart w:id="62" w:name="thm-de-morgan"/>
     <w:p>
       <w:pPr>
         <w:pStyle w:val="FirstParagraph"/>
@@ -13022,7 +13076,7 @@
         <w:t xml:space="preserve">.</w:t>
       </w:r>
     </w:p>
-    <w:bookmarkEnd w:id="61"/>
+    <w:bookmarkEnd w:id="62"/>
     <w:p>
       <w:pPr>
         <w:pStyle w:val="BodyText"/>
@@ -13074,7 +13128,7 @@
       <w:r>
         <w:t xml:space="preserve"> </w:t>
       </w:r>
-      <w:hyperlink r:id="rId62">
+      <w:hyperlink r:id="rId63">
         <w:r>
           <w:rPr>
             <w:rStyle w:val="Hyperlink"/>
@@ -14036,7 +14090,7 @@
         </m:oMath>
       </m:oMathPara>
     </w:p>
-    <w:bookmarkStart w:id="63" w:name="exm-de-morgan"/>
+    <w:bookmarkStart w:id="64" w:name="exm-de-morgan"/>
     <w:p>
       <w:pPr>
         <w:pStyle w:val="FirstParagraph"/>
@@ -15118,8 +15172,8 @@
         </m:oMath>
       </m:oMathPara>
     </w:p>
-    <w:bookmarkEnd w:id="63"/>
-    <w:bookmarkStart w:id="64" w:name="def-disjoint-sets"/>
+    <w:bookmarkEnd w:id="64"/>
+    <w:bookmarkStart w:id="65" w:name="def-disjoint-sets"/>
     <w:p>
       <w:pPr>
         <w:pStyle w:val="FirstParagraph"/>
@@ -15260,8 +15314,8 @@
         </m:oMath>
       </m:oMathPara>
     </w:p>
-    <w:bookmarkEnd w:id="64"/>
-    <w:bookmarkStart w:id="65" w:name="exm-disjoint-sets"/>
+    <w:bookmarkEnd w:id="65"/>
+    <w:bookmarkStart w:id="66" w:name="exm-disjoint-sets"/>
     <w:p>
       <w:pPr>
         <w:pStyle w:val="FirstParagraph"/>
@@ -15578,8 +15632,8 @@
         <w:t xml:space="preserve">is in both.</w:t>
       </w:r>
     </w:p>
-    <w:bookmarkEnd w:id="65"/>
-    <w:bookmarkStart w:id="66" w:name="def-pairwise-disjoint"/>
+    <w:bookmarkEnd w:id="66"/>
+    <w:bookmarkStart w:id="67" w:name="def-pairwise-disjoint"/>
     <w:p>
       <w:pPr>
         <w:pStyle w:val="BodyText"/>
@@ -15799,8 +15853,8 @@
         </m:oMath>
       </m:oMathPara>
     </w:p>
-    <w:bookmarkEnd w:id="66"/>
-    <w:bookmarkStart w:id="67" w:name="exm-pairwise-disjoint"/>
+    <w:bookmarkEnd w:id="67"/>
+    <w:bookmarkStart w:id="68" w:name="exm-pairwise-disjoint"/>
     <w:p>
       <w:pPr>
         <w:pStyle w:val="FirstParagraph"/>
@@ -16194,8 +16248,8 @@
         <w:t xml:space="preserve">is in both the first and the third.</w:t>
       </w:r>
     </w:p>
-    <w:bookmarkEnd w:id="67"/>
-    <w:bookmarkStart w:id="68" w:name="def-ordered-pair"/>
+    <w:bookmarkEnd w:id="68"/>
+    <w:bookmarkStart w:id="69" w:name="def-ordered-pair"/>
     <w:p>
       <w:pPr>
         <w:pStyle w:val="BodyText"/>
@@ -16416,8 +16470,8 @@
         <w:t xml:space="preserve">.</w:t>
       </w:r>
     </w:p>
-    <w:bookmarkEnd w:id="68"/>
-    <w:bookmarkStart w:id="69" w:name="def-cartesian-product"/>
+    <w:bookmarkEnd w:id="69"/>
+    <w:bookmarkStart w:id="70" w:name="def-cartesian-product"/>
     <w:p>
       <w:pPr>
         <w:pStyle w:val="BodyText"/>
@@ -16660,8 +16714,8 @@
         </m:oMath>
       </m:oMathPara>
     </w:p>
-    <w:bookmarkEnd w:id="69"/>
-    <w:bookmarkStart w:id="70" w:name="exm-cartesian-product"/>
+    <w:bookmarkEnd w:id="70"/>
+    <w:bookmarkStart w:id="71" w:name="exm-cartesian-product"/>
     <w:p>
       <w:pPr>
         <w:pStyle w:val="FirstParagraph"/>
@@ -17440,9 +17494,9 @@
         <w:t xml:space="preserve">.</w:t>
       </w:r>
     </w:p>
-    <w:bookmarkEnd w:id="70"/>
     <w:bookmarkEnd w:id="71"/>
-    <w:bookmarkStart w:id="75" w:name="extended-non-negative-real-numbers"/>
+    <w:bookmarkEnd w:id="72"/>
+    <w:bookmarkStart w:id="76" w:name="extended-non-negative-real-numbers"/>
     <w:p>
       <w:pPr>
         <w:pStyle w:val="Heading2"/>
@@ -17451,7 +17505,7 @@
         <w:t xml:space="preserve">3 Extended non-negative real numbers</w:t>
       </w:r>
     </w:p>
-    <w:bookmarkStart w:id="72" w:name="def-extended-nonneg-reals"/>
+    <w:bookmarkStart w:id="73" w:name="def-extended-nonneg-reals"/>
     <w:p>
       <w:pPr>
         <w:pStyle w:val="FirstParagraph"/>
@@ -17824,8 +17878,8 @@
         <w:t xml:space="preserve">.</w:t>
       </w:r>
     </w:p>
-    <w:bookmarkEnd w:id="72"/>
-    <w:bookmarkStart w:id="73" w:name="rem-infinity-arithmetic"/>
+    <w:bookmarkEnd w:id="73"/>
+    <w:bookmarkStart w:id="74" w:name="rem-infinity-arithmetic"/>
     <w:p>
       <w:pPr>
         <w:pStyle w:val="BodyText"/>
@@ -17835,7 +17889,7 @@
           <w:i/>
           <w:iCs/>
         </w:rPr>
-        <w:t xml:space="preserve">Remark 6</w:t>
+        <w:t xml:space="preserve">Remark 7</w:t>
       </w:r>
       <w:r>
         <w:t xml:space="preserve"> (Arithmetic with</w:t>
@@ -18030,8 +18084,8 @@
         <w:t xml:space="preserve">.</w:t>
       </w:r>
     </w:p>
-    <w:bookmarkEnd w:id="73"/>
-    <w:bookmarkStart w:id="74" w:name="exm-extended-nonneg-reals"/>
+    <w:bookmarkEnd w:id="74"/>
+    <w:bookmarkStart w:id="75" w:name="exm-extended-nonneg-reals"/>
     <w:p>
       <w:pPr>
         <w:pStyle w:val="BodyText"/>
@@ -18221,9 +18275,9 @@
         <w:t xml:space="preserve">.</w:t>
       </w:r>
     </w:p>
-    <w:bookmarkEnd w:id="74"/>
     <w:bookmarkEnd w:id="75"/>
-    <w:bookmarkStart w:id="76" w:name="sec-further-reading"/>
+    <w:bookmarkEnd w:id="76"/>
+    <w:bookmarkStart w:id="77" w:name="sec-further-reading"/>
     <w:p>
       <w:pPr>
         <w:pStyle w:val="Heading2"/>
@@ -18371,8 +18425,8 @@
         <w:t xml:space="preserve">.</w:t>
       </w:r>
     </w:p>
-    <w:bookmarkEnd w:id="76"/>
-    <w:bookmarkStart w:id="120" w:name="references"/>
+    <w:bookmarkEnd w:id="77"/>
+    <w:bookmarkStart w:id="121" w:name="references"/>
     <w:p>
       <w:pPr>
         <w:pStyle w:val="Heading2"/>
@@ -18381,8 +18435,8 @@
         <w:t xml:space="preserve">References</w:t>
       </w:r>
     </w:p>
-    <w:bookmarkStart w:id="119" w:name="refs"/>
-    <w:bookmarkStart w:id="78" w:name="ref-wikipedia_set_mathematics"/>
+    <w:bookmarkStart w:id="120" w:name="refs"/>
+    <w:bookmarkStart w:id="79" w:name="ref-wikipedia_set_mathematics"/>
     <w:p>
       <w:pPr>
         <w:pStyle w:val="Bibliography"/>
@@ -18429,7 +18483,7 @@
       <w:r>
         <w:t xml:space="preserve"> </w:t>
       </w:r>
-      <w:hyperlink r:id="rId77">
+      <w:hyperlink r:id="rId78">
         <w:r>
           <w:rPr>
             <w:rStyle w:val="Hyperlink"/>
@@ -18438,8 +18492,8 @@
         </w:r>
       </w:hyperlink>
     </w:p>
-    <w:bookmarkEnd w:id="78"/>
-    <w:bookmarkStart w:id="80" w:name="ref-wikipedia_set_builder_notation"/>
+    <w:bookmarkEnd w:id="79"/>
+    <w:bookmarkStart w:id="81" w:name="ref-wikipedia_set_builder_notation"/>
     <w:p>
       <w:pPr>
         <w:pStyle w:val="Bibliography"/>
@@ -18486,7 +18540,7 @@
       <w:r>
         <w:t xml:space="preserve"> </w:t>
       </w:r>
-      <w:hyperlink r:id="rId79">
+      <w:hyperlink r:id="rId80">
         <w:r>
           <w:rPr>
             <w:rStyle w:val="Hyperlink"/>
@@ -18495,8 +18549,8 @@
         </w:r>
       </w:hyperlink>
     </w:p>
-    <w:bookmarkEnd w:id="80"/>
-    <w:bookmarkStart w:id="82" w:name="ref-wikipedia_subset"/>
+    <w:bookmarkEnd w:id="81"/>
+    <w:bookmarkStart w:id="83" w:name="ref-wikipedia_subset"/>
     <w:p>
       <w:pPr>
         <w:pStyle w:val="Bibliography"/>
@@ -18543,7 +18597,7 @@
       <w:r>
         <w:t xml:space="preserve"> </w:t>
       </w:r>
-      <w:hyperlink r:id="rId81">
+      <w:hyperlink r:id="rId82">
         <w:r>
           <w:rPr>
             <w:rStyle w:val="Hyperlink"/>
@@ -18552,8 +18606,8 @@
         </w:r>
       </w:hyperlink>
     </w:p>
-    <w:bookmarkEnd w:id="82"/>
-    <w:bookmarkStart w:id="84" w:name="ref-wikipedia_empty_set"/>
+    <w:bookmarkEnd w:id="83"/>
+    <w:bookmarkStart w:id="85" w:name="ref-wikipedia_empty_set"/>
     <w:p>
       <w:pPr>
         <w:pStyle w:val="Bibliography"/>
@@ -18600,7 +18654,7 @@
       <w:r>
         <w:t xml:space="preserve"> </w:t>
       </w:r>
-      <w:hyperlink r:id="rId83">
+      <w:hyperlink r:id="rId84">
         <w:r>
           <w:rPr>
             <w:rStyle w:val="Hyperlink"/>
@@ -18609,8 +18663,8 @@
         </w:r>
       </w:hyperlink>
     </w:p>
-    <w:bookmarkEnd w:id="84"/>
-    <w:bookmarkStart w:id="86" w:name="ref-wikipedia_vacuous_truth"/>
+    <w:bookmarkEnd w:id="85"/>
+    <w:bookmarkStart w:id="87" w:name="ref-wikipedia_vacuous_truth"/>
     <w:p>
       <w:pPr>
         <w:pStyle w:val="Bibliography"/>
@@ -18657,7 +18711,7 @@
       <w:r>
         <w:t xml:space="preserve"> </w:t>
       </w:r>
-      <w:hyperlink r:id="rId85">
+      <w:hyperlink r:id="rId86">
         <w:r>
           <w:rPr>
             <w:rStyle w:val="Hyperlink"/>
@@ -18666,8 +18720,8 @@
         </w:r>
       </w:hyperlink>
     </w:p>
-    <w:bookmarkEnd w:id="86"/>
-    <w:bookmarkStart w:id="88" w:name="ref-wikipedia_interval_mathematics"/>
+    <w:bookmarkEnd w:id="87"/>
+    <w:bookmarkStart w:id="89" w:name="ref-wikipedia_interval_mathematics"/>
     <w:p>
       <w:pPr>
         <w:pStyle w:val="Bibliography"/>
@@ -18714,7 +18768,7 @@
       <w:r>
         <w:t xml:space="preserve"> </w:t>
       </w:r>
-      <w:hyperlink r:id="rId87">
+      <w:hyperlink r:id="rId88">
         <w:r>
           <w:rPr>
             <w:rStyle w:val="Hyperlink"/>
@@ -18723,8 +18777,8 @@
         </w:r>
       </w:hyperlink>
     </w:p>
-    <w:bookmarkEnd w:id="88"/>
-    <w:bookmarkStart w:id="90" w:name="ref-wikipedia_family_of_sets"/>
+    <w:bookmarkEnd w:id="89"/>
+    <w:bookmarkStart w:id="91" w:name="ref-wikipedia_family_of_sets"/>
     <w:p>
       <w:pPr>
         <w:pStyle w:val="Bibliography"/>
@@ -18771,7 +18825,7 @@
       <w:r>
         <w:t xml:space="preserve"> </w:t>
       </w:r>
-      <w:hyperlink r:id="rId89">
+      <w:hyperlink r:id="rId90">
         <w:r>
           <w:rPr>
             <w:rStyle w:val="Hyperlink"/>
@@ -18780,8 +18834,8 @@
         </w:r>
       </w:hyperlink>
     </w:p>
-    <w:bookmarkEnd w:id="90"/>
-    <w:bookmarkStart w:id="92" w:name="ref-wikipedia_index_set"/>
+    <w:bookmarkEnd w:id="91"/>
+    <w:bookmarkStart w:id="93" w:name="ref-wikipedia_index_set"/>
     <w:p>
       <w:pPr>
         <w:pStyle w:val="Bibliography"/>
@@ -18828,7 +18882,7 @@
       <w:r>
         <w:t xml:space="preserve"> </w:t>
       </w:r>
-      <w:hyperlink r:id="rId91">
+      <w:hyperlink r:id="rId92">
         <w:r>
           <w:rPr>
             <w:rStyle w:val="Hyperlink"/>
@@ -18837,8 +18891,8 @@
         </w:r>
       </w:hyperlink>
     </w:p>
-    <w:bookmarkEnd w:id="92"/>
-    <w:bookmarkStart w:id="94" w:name="ref-wikipedia_indexed_family"/>
+    <w:bookmarkEnd w:id="93"/>
+    <w:bookmarkStart w:id="95" w:name="ref-wikipedia_indexed_family"/>
     <w:p>
       <w:pPr>
         <w:pStyle w:val="Bibliography"/>
@@ -18885,7 +18939,7 @@
       <w:r>
         <w:t xml:space="preserve"> </w:t>
       </w:r>
-      <w:hyperlink r:id="rId93">
+      <w:hyperlink r:id="rId94">
         <w:r>
           <w:rPr>
             <w:rStyle w:val="Hyperlink"/>
@@ -18894,8 +18948,8 @@
         </w:r>
       </w:hyperlink>
     </w:p>
-    <w:bookmarkEnd w:id="94"/>
-    <w:bookmarkStart w:id="96" w:name="ref-wikipedia_union_set_theory"/>
+    <w:bookmarkEnd w:id="95"/>
+    <w:bookmarkStart w:id="97" w:name="ref-wikipedia_union_set_theory"/>
     <w:p>
       <w:pPr>
         <w:pStyle w:val="Bibliography"/>
@@ -18942,7 +18996,7 @@
       <w:r>
         <w:t xml:space="preserve"> </w:t>
       </w:r>
-      <w:hyperlink r:id="rId95">
+      <w:hyperlink r:id="rId96">
         <w:r>
           <w:rPr>
             <w:rStyle w:val="Hyperlink"/>
@@ -18951,8 +19005,8 @@
         </w:r>
       </w:hyperlink>
     </w:p>
-    <w:bookmarkEnd w:id="96"/>
-    <w:bookmarkStart w:id="98" w:name="ref-wikipedia_intersection_set_theory"/>
+    <w:bookmarkEnd w:id="97"/>
+    <w:bookmarkStart w:id="99" w:name="ref-wikipedia_intersection_set_theory"/>
     <w:p>
       <w:pPr>
         <w:pStyle w:val="Bibliography"/>
@@ -18999,7 +19053,7 @@
       <w:r>
         <w:t xml:space="preserve"> </w:t>
       </w:r>
-      <w:hyperlink r:id="rId97">
+      <w:hyperlink r:id="rId98">
         <w:r>
           <w:rPr>
             <w:rStyle w:val="Hyperlink"/>
@@ -19008,8 +19062,8 @@
         </w:r>
       </w:hyperlink>
     </w:p>
-    <w:bookmarkEnd w:id="98"/>
-    <w:bookmarkStart w:id="100" w:name="ref-wikipedia_complement_set_theory"/>
+    <w:bookmarkEnd w:id="99"/>
+    <w:bookmarkStart w:id="101" w:name="ref-wikipedia_complement_set_theory"/>
     <w:p>
       <w:pPr>
         <w:pStyle w:val="Bibliography"/>
@@ -19056,7 +19110,7 @@
       <w:r>
         <w:t xml:space="preserve"> </w:t>
       </w:r>
-      <w:hyperlink r:id="rId99">
+      <w:hyperlink r:id="rId100">
         <w:r>
           <w:rPr>
             <w:rStyle w:val="Hyperlink"/>
@@ -19065,8 +19119,8 @@
         </w:r>
       </w:hyperlink>
     </w:p>
-    <w:bookmarkEnd w:id="100"/>
-    <w:bookmarkStart w:id="102" w:name="ref-wikipedia_de_morgans_laws"/>
+    <w:bookmarkEnd w:id="101"/>
+    <w:bookmarkStart w:id="103" w:name="ref-wikipedia_de_morgans_laws"/>
     <w:p>
       <w:pPr>
         <w:pStyle w:val="Bibliography"/>
@@ -19113,7 +19167,7 @@
       <w:r>
         <w:t xml:space="preserve"> </w:t>
       </w:r>
-      <w:hyperlink r:id="rId101">
+      <w:hyperlink r:id="rId102">
         <w:r>
           <w:rPr>
             <w:rStyle w:val="Hyperlink"/>
@@ -19122,8 +19176,8 @@
         </w:r>
       </w:hyperlink>
     </w:p>
-    <w:bookmarkEnd w:id="102"/>
-    <w:bookmarkStart w:id="104" w:name="ref-wikipedia_disjoint_sets"/>
+    <w:bookmarkEnd w:id="103"/>
+    <w:bookmarkStart w:id="105" w:name="ref-wikipedia_disjoint_sets"/>
     <w:p>
       <w:pPr>
         <w:pStyle w:val="Bibliography"/>
@@ -19170,7 +19224,7 @@
       <w:r>
         <w:t xml:space="preserve"> </w:t>
       </w:r>
-      <w:hyperlink r:id="rId103">
+      <w:hyperlink r:id="rId104">
         <w:r>
           <w:rPr>
             <w:rStyle w:val="Hyperlink"/>
@@ -19179,8 +19233,8 @@
         </w:r>
       </w:hyperlink>
     </w:p>
-    <w:bookmarkEnd w:id="104"/>
-    <w:bookmarkStart w:id="106" w:name="ref-wikipedia_ordered_pair"/>
+    <w:bookmarkEnd w:id="105"/>
+    <w:bookmarkStart w:id="107" w:name="ref-wikipedia_ordered_pair"/>
     <w:p>
       <w:pPr>
         <w:pStyle w:val="Bibliography"/>
@@ -19227,7 +19281,7 @@
       <w:r>
         <w:t xml:space="preserve"> </w:t>
       </w:r>
-      <w:hyperlink r:id="rId105">
+      <w:hyperlink r:id="rId106">
         <w:r>
           <w:rPr>
             <w:rStyle w:val="Hyperlink"/>
@@ -19236,8 +19290,8 @@
         </w:r>
       </w:hyperlink>
     </w:p>
-    <w:bookmarkEnd w:id="106"/>
-    <w:bookmarkStart w:id="108" w:name="ref-wikipedia_cartesian_product"/>
+    <w:bookmarkEnd w:id="107"/>
+    <w:bookmarkStart w:id="109" w:name="ref-wikipedia_cartesian_product"/>
     <w:p>
       <w:pPr>
         <w:pStyle w:val="Bibliography"/>
@@ -19284,7 +19338,7 @@
       <w:r>
         <w:t xml:space="preserve"> </w:t>
       </w:r>
-      <w:hyperlink r:id="rId107">
+      <w:hyperlink r:id="rId108">
         <w:r>
           <w:rPr>
             <w:rStyle w:val="Hyperlink"/>
@@ -19293,8 +19347,8 @@
         </w:r>
       </w:hyperlink>
     </w:p>
-    <w:bookmarkEnd w:id="108"/>
-    <w:bookmarkStart w:id="110" w:name="ref-wikipedia_extended_real_number_line"/>
+    <w:bookmarkEnd w:id="109"/>
+    <w:bookmarkStart w:id="111" w:name="ref-wikipedia_extended_real_number_line"/>
     <w:p>
       <w:pPr>
         <w:pStyle w:val="Bibliography"/>
@@ -19341,7 +19395,7 @@
       <w:r>
         <w:t xml:space="preserve"> </w:t>
       </w:r>
-      <w:hyperlink r:id="rId109">
+      <w:hyperlink r:id="rId110">
         <w:r>
           <w:rPr>
             <w:rStyle w:val="Hyperlink"/>
@@ -19350,8 +19404,8 @@
         </w:r>
       </w:hyperlink>
     </w:p>
-    <w:bookmarkEnd w:id="110"/>
-    <w:bookmarkStart w:id="112" w:name="ref-devlin1993joy"/>
+    <w:bookmarkEnd w:id="111"/>
+    <w:bookmarkStart w:id="113" w:name="ref-devlin1993joy"/>
     <w:p>
       <w:pPr>
         <w:pStyle w:val="Bibliography"/>
@@ -19384,7 +19438,7 @@
       <w:r>
         <w:t xml:space="preserve"> </w:t>
       </w:r>
-      <w:hyperlink r:id="rId111">
+      <w:hyperlink r:id="rId112">
         <w:r>
           <w:rPr>
             <w:rStyle w:val="Hyperlink"/>
@@ -19396,8 +19450,8 @@
         <w:t xml:space="preserve">.</w:t>
       </w:r>
     </w:p>
-    <w:bookmarkEnd w:id="112"/>
-    <w:bookmarkStart w:id="114" w:name="ref-halmos1974naive"/>
+    <w:bookmarkEnd w:id="113"/>
+    <w:bookmarkStart w:id="115" w:name="ref-halmos1974naive"/>
     <w:p>
       <w:pPr>
         <w:pStyle w:val="Bibliography"/>
@@ -19430,7 +19484,7 @@
       <w:r>
         <w:t xml:space="preserve"> </w:t>
       </w:r>
-      <w:hyperlink r:id="rId113">
+      <w:hyperlink r:id="rId114">
         <w:r>
           <w:rPr>
             <w:rStyle w:val="Hyperlink"/>
@@ -19442,8 +19496,8 @@
         <w:t xml:space="preserve">.</w:t>
       </w:r>
     </w:p>
-    <w:bookmarkEnd w:id="114"/>
-    <w:bookmarkStart w:id="116" w:name="ref-enderton2001logic"/>
+    <w:bookmarkEnd w:id="115"/>
+    <w:bookmarkStart w:id="117" w:name="ref-enderton2001logic"/>
     <w:p>
       <w:pPr>
         <w:pStyle w:val="Bibliography"/>
@@ -19476,7 +19530,7 @@
       <w:r>
         <w:t xml:space="preserve"> </w:t>
       </w:r>
-      <w:hyperlink r:id="rId115">
+      <w:hyperlink r:id="rId116">
         <w:r>
           <w:rPr>
             <w:rStyle w:val="Hyperlink"/>
@@ -19488,8 +19542,8 @@
         <w:t xml:space="preserve">.</w:t>
       </w:r>
     </w:p>
-    <w:bookmarkEnd w:id="116"/>
-    <w:bookmarkStart w:id="118" w:name="ref-barkerplummer2011language"/>
+    <w:bookmarkEnd w:id="117"/>
+    <w:bookmarkStart w:id="119" w:name="ref-barkerplummer2011language"/>
     <w:p>
       <w:pPr>
         <w:pStyle w:val="Bibliography"/>
@@ -19522,7 +19576,7 @@
       <w:r>
         <w:t xml:space="preserve"> </w:t>
       </w:r>
-      <w:hyperlink r:id="rId117">
+      <w:hyperlink r:id="rId118">
         <w:r>
           <w:rPr>
             <w:rStyle w:val="Hyperlink"/>
@@ -19531,9 +19585,9 @@
         </w:r>
       </w:hyperlink>
     </w:p>
-    <w:bookmarkEnd w:id="118"/>
     <w:bookmarkEnd w:id="119"/>
     <w:bookmarkEnd w:id="120"/>
+    <w:bookmarkEnd w:id="121"/>
     <w:sectPr>
       <w:footnotePr>
         <w:numRestart w:val="eachSect"/>

--- a/sets.docx
+++ b/sets.docx
@@ -15,7 +15,7 @@
         <w:pStyle w:val="Date"/>
       </w:pPr>
       <w:r>
-        <w:t xml:space="preserve">Last modified: 2026-10-26 14:36:46 (PDT)</w:t>
+        <w:t xml:space="preserve">Last modified: 2026-10-26 20:57:05 (PDT)</w:t>
       </w:r>
     </w:p>
     <w:p>

--- a/sets.docx
+++ b/sets.docx
@@ -15,7 +15,7 @@
         <w:pStyle w:val="Date"/>
       </w:pPr>
       <w:r>
-        <w:t xml:space="preserve">Last modified: 2026-10-26 20:57:05 (PDT)</w:t>
+        <w:t xml:space="preserve">Last modified: 2026-10-26 23:10:47 (PDT)</w:t>
       </w:r>
     </w:p>
     <w:p>

--- a/sets.docx
+++ b/sets.docx
@@ -15,7 +15,7 @@
         <w:pStyle w:val="Date"/>
       </w:pPr>
       <w:r>
-        <w:t xml:space="preserve">Last modified: 2026-10-26 23:10:47 (PDT)</w:t>
+        <w:t xml:space="preserve">Last modified: 2026-10-27 00:23:12 (PDT)</w:t>
       </w:r>
     </w:p>
     <w:p>

--- a/sets.docx
+++ b/sets.docx
@@ -15,7 +15,7 @@
         <w:pStyle w:val="Date"/>
       </w:pPr>
       <w:r>
-        <w:t xml:space="preserve">Last modified: 2026-10-27 00:23:12 (PDT)</w:t>
+        <w:t xml:space="preserve">Last modified: 2026-10-27 01:34:30 (PDT)</w:t>
       </w:r>
     </w:p>
     <w:p>

--- a/sets.docx
+++ b/sets.docx
@@ -15,7 +15,7 @@
         <w:pStyle w:val="Date"/>
       </w:pPr>
       <w:r>
-        <w:t xml:space="preserve">Last modified: 2026-10-27 01:34:30 (PDT)</w:t>
+        <w:t xml:space="preserve">Last modified: 2026-10-27 09:35:20 (PDT)</w:t>
       </w:r>
     </w:p>
     <w:p>

--- a/sets.docx
+++ b/sets.docx
@@ -15,7 +15,7 @@
         <w:pStyle w:val="Date"/>
       </w:pPr>
       <w:r>
-        <w:t xml:space="preserve">Last modified: 2026-10-27 09:35:20 (PDT)</w:t>
+        <w:t xml:space="preserve">Last modified: 2026-10-27 11:01:31 (PDT)</w:t>
       </w:r>
     </w:p>
     <w:p>

--- a/sets.docx
+++ b/sets.docx
@@ -15,7 +15,7 @@
         <w:pStyle w:val="Date"/>
       </w:pPr>
       <w:r>
-        <w:t xml:space="preserve">Last modified: 2026-10-27 11:01:31 (PDT)</w:t>
+        <w:t xml:space="preserve">Last modified: 2026-10-27 17:38:18 (PDT)</w:t>
       </w:r>
     </w:p>
     <w:p>

--- a/sets.docx
+++ b/sets.docx
@@ -15,7 +15,7 @@
         <w:pStyle w:val="Date"/>
       </w:pPr>
       <w:r>
-        <w:t xml:space="preserve">Last modified: 2026-10-27 17:38:18 (PDT)</w:t>
+        <w:t xml:space="preserve">Last modified: 2026-10-27 20:53:54 (PDT)</w:t>
       </w:r>
     </w:p>
     <w:p>

--- a/sets.docx
+++ b/sets.docx
@@ -15,7 +15,7 @@
         <w:pStyle w:val="Date"/>
       </w:pPr>
       <w:r>
-        <w:t xml:space="preserve">Last modified: 2026-10-27 20:53:54 (PDT)</w:t>
+        <w:t xml:space="preserve">Last modified: 2026-10-28 13:13:09 (PDT)</w:t>
       </w:r>
     </w:p>
     <w:p>

--- a/sets.docx
+++ b/sets.docx
@@ -15,7 +15,7 @@
         <w:pStyle w:val="Date"/>
       </w:pPr>
       <w:r>
-        <w:t xml:space="preserve">Last modified: 2026-10-28 13:13:09 (PDT)</w:t>
+        <w:t xml:space="preserve">Last modified: 2026-10-28 16:00:43 (PDT)</w:t>
       </w:r>
     </w:p>
     <w:p>

--- a/sets.docx
+++ b/sets.docx
@@ -15,7 +15,7 @@
         <w:pStyle w:val="Date"/>
       </w:pPr>
       <w:r>
-        <w:t xml:space="preserve">Last modified: 2026-10-28 16:00:43 (PDT)</w:t>
+        <w:t xml:space="preserve">Last modified: 2026-10-28 17:04:35 (PDT)</w:t>
       </w:r>
     </w:p>
     <w:p>

--- a/sets.docx
+++ b/sets.docx
@@ -15,7 +15,7 @@
         <w:pStyle w:val="Date"/>
       </w:pPr>
       <w:r>
-        <w:t xml:space="preserve">Last modified: 2026-10-28 17:04:35 (PDT)</w:t>
+        <w:t xml:space="preserve">Last modified: 2026-10-28 18:32:18 (PDT)</w:t>
       </w:r>
     </w:p>
     <w:p>

--- a/sets.docx
+++ b/sets.docx
@@ -15,7 +15,7 @@
         <w:pStyle w:val="Date"/>
       </w:pPr>
       <w:r>
-        <w:t xml:space="preserve">Last modified: 2026-10-28 18:32:18 (PDT)</w:t>
+        <w:t xml:space="preserve">Last modified: 2026-10-28 20:07:26 (PDT)</w:t>
       </w:r>
     </w:p>
     <w:p>

--- a/sets.docx
+++ b/sets.docx
@@ -15,7 +15,7 @@
         <w:pStyle w:val="Date"/>
       </w:pPr>
       <w:r>
-        <w:t xml:space="preserve">Last modified: 2026-10-28 20:07:26 (PDT)</w:t>
+        <w:t xml:space="preserve">Last modified: 2026-10-28 21:37:44 (PDT)</w:t>
       </w:r>
     </w:p>
     <w:p>

--- a/sets.docx
+++ b/sets.docx
@@ -15,7 +15,7 @@
         <w:pStyle w:val="Date"/>
       </w:pPr>
       <w:r>
-        <w:t xml:space="preserve">Last modified: 2026-10-28 21:37:44 (PDT)</w:t>
+        <w:t xml:space="preserve">Last modified: 2026-10-28 23:05:07 (PDT)</w:t>
       </w:r>
     </w:p>
     <w:p>

--- a/sets.docx
+++ b/sets.docx
@@ -15,7 +15,7 @@
         <w:pStyle w:val="Date"/>
       </w:pPr>
       <w:r>
-        <w:t xml:space="preserve">Last modified: 2026-10-28 23:05:07 (PDT)</w:t>
+        <w:t xml:space="preserve">Last modified: 2026-10-29 00:14:30 (PDT)</w:t>
       </w:r>
     </w:p>
     <w:p>

--- a/sets.docx
+++ b/sets.docx
@@ -15,7 +15,7 @@
         <w:pStyle w:val="Date"/>
       </w:pPr>
       <w:r>
-        <w:t xml:space="preserve">Last modified: 2026-10-29 00:14:30 (PDT)</w:t>
+        <w:t xml:space="preserve">Last modified: 2026-10-29 01:38:31 (PDT)</w:t>
       </w:r>
     </w:p>
     <w:p>

--- a/sets.docx
+++ b/sets.docx
@@ -15,7 +15,7 @@
         <w:pStyle w:val="Date"/>
       </w:pPr>
       <w:r>
-        <w:t xml:space="preserve">Last modified: 2026-10-29 01:38:31 (PDT)</w:t>
+        <w:t xml:space="preserve">Last modified: 2026-10-29 07:45:31 (PDT)</w:t>
       </w:r>
     </w:p>
     <w:p>

--- a/sets.docx
+++ b/sets.docx
@@ -15,7 +15,7 @@
         <w:pStyle w:val="Date"/>
       </w:pPr>
       <w:r>
-        <w:t xml:space="preserve">Last modified: 2026-10-29 07:45:31 (PDT)</w:t>
+        <w:t xml:space="preserve">Last modified: 2026-10-29 09:12:46 (PDT)</w:t>
       </w:r>
     </w:p>
     <w:p>

--- a/sets.docx
+++ b/sets.docx
@@ -15,7 +15,7 @@
         <w:pStyle w:val="Date"/>
       </w:pPr>
       <w:r>
-        <w:t xml:space="preserve">Last modified: 2026-10-29 09:12:46 (PDT)</w:t>
+        <w:t xml:space="preserve">Last modified: 2026-10-29 10:33:15 (PDT)</w:t>
       </w:r>
     </w:p>
     <w:p>

--- a/sets.docx
+++ b/sets.docx
@@ -15,7 +15,7 @@
         <w:pStyle w:val="Date"/>
       </w:pPr>
       <w:r>
-        <w:t xml:space="preserve">Last modified: 2026-10-29 10:33:15 (PDT)</w:t>
+        <w:t xml:space="preserve">Last modified: 2026-10-29 11:51:41 (PDT)</w:t>
       </w:r>
     </w:p>
     <w:p>

--- a/sets.docx
+++ b/sets.docx
@@ -15,7 +15,7 @@
         <w:pStyle w:val="Date"/>
       </w:pPr>
       <w:r>
-        <w:t xml:space="preserve">Last modified: 2026-10-29 11:51:41 (PDT)</w:t>
+        <w:t xml:space="preserve">Last modified: 2026-10-29 13:28:16 (PDT)</w:t>
       </w:r>
     </w:p>
     <w:p>

--- a/sets.docx
+++ b/sets.docx
@@ -15,7 +15,7 @@
         <w:pStyle w:val="Date"/>
       </w:pPr>
       <w:r>
-        <w:t xml:space="preserve">Last modified: 2026-10-29 13:28:16 (PDT)</w:t>
+        <w:t xml:space="preserve">Last modified: 2026-10-29 14:56:31 (PDT)</w:t>
       </w:r>
     </w:p>
     <w:p>

--- a/sets.docx
+++ b/sets.docx
@@ -15,7 +15,7 @@
         <w:pStyle w:val="Date"/>
       </w:pPr>
       <w:r>
-        <w:t xml:space="preserve">Last modified: 2026-10-29 14:56:31 (PDT)</w:t>
+        <w:t xml:space="preserve">Last modified: 2026-10-29 16:45:03 (PDT)</w:t>
       </w:r>
     </w:p>
     <w:p>

--- a/sets.docx
+++ b/sets.docx
@@ -15,7 +15,7 @@
         <w:pStyle w:val="Date"/>
       </w:pPr>
       <w:r>
-        <w:t xml:space="preserve">Last modified: 2026-10-29 16:45:03 (PDT)</w:t>
+        <w:t xml:space="preserve">Last modified: 2026-10-29 20:01:11 (PDT)</w:t>
       </w:r>
     </w:p>
     <w:p>

--- a/sets.docx
+++ b/sets.docx
@@ -15,7 +15,7 @@
         <w:pStyle w:val="Date"/>
       </w:pPr>
       <w:r>
-        <w:t xml:space="preserve">Last modified: 2026-10-29 20:01:11 (PDT)</w:t>
+        <w:t xml:space="preserve">Last modified: 2026-10-30 00:52:40 (PDT)</w:t>
       </w:r>
     </w:p>
     <w:p>

--- a/sets.docx
+++ b/sets.docx
@@ -15,7 +15,7 @@
         <w:pStyle w:val="Date"/>
       </w:pPr>
       <w:r>
-        <w:t xml:space="preserve">Last modified: 2026-10-30 00:52:40 (PDT)</w:t>
+        <w:t xml:space="preserve">Last modified: 2026-10-30 02:22:19 (PDT)</w:t>
       </w:r>
     </w:p>
     <w:p>

--- a/sets.docx
+++ b/sets.docx
@@ -15,7 +15,7 @@
         <w:pStyle w:val="Date"/>
       </w:pPr>
       <w:r>
-        <w:t xml:space="preserve">Last modified: 2026-10-30 02:22:19 (PDT)</w:t>
+        <w:t xml:space="preserve">Last modified: 2026-10-30 12:07:09 (PDT)</w:t>
       </w:r>
     </w:p>
     <w:p>

--- a/sets.docx
+++ b/sets.docx
@@ -15,7 +15,7 @@
         <w:pStyle w:val="Date"/>
       </w:pPr>
       <w:r>
-        <w:t xml:space="preserve">Last modified: 2026-10-30 12:07:09 (PDT)</w:t>
+        <w:t xml:space="preserve">Last modified: 2026-10-30 13:54:56 (PDT)</w:t>
       </w:r>
     </w:p>
     <w:p>

--- a/sets.docx
+++ b/sets.docx
@@ -15,7 +15,7 @@
         <w:pStyle w:val="Date"/>
       </w:pPr>
       <w:r>
-        <w:t xml:space="preserve">Last modified: 2026-10-30 13:54:56 (PDT)</w:t>
+        <w:t xml:space="preserve">Last modified: 2026-10-30 15:46:06 (PDT)</w:t>
       </w:r>
     </w:p>
     <w:p>

--- a/sets.docx
+++ b/sets.docx
@@ -15,7 +15,7 @@
         <w:pStyle w:val="Date"/>
       </w:pPr>
       <w:r>
-        <w:t xml:space="preserve">Last modified: 2026-10-30 15:46:06 (PDT)</w:t>
+        <w:t xml:space="preserve">Last modified: 2026-10-30 17:15:43 (PDT)</w:t>
       </w:r>
     </w:p>
     <w:p>

--- a/sets.docx
+++ b/sets.docx
@@ -15,7 +15,7 @@
         <w:pStyle w:val="Date"/>
       </w:pPr>
       <w:r>
-        <w:t xml:space="preserve">Last modified: 2026-10-30 17:15:43 (PDT)</w:t>
+        <w:t xml:space="preserve">Last modified: 2026-10-30 18:45:42 (PDT)</w:t>
       </w:r>
     </w:p>
     <w:p>

--- a/sets.docx
+++ b/sets.docx
@@ -15,7 +15,7 @@
         <w:pStyle w:val="Date"/>
       </w:pPr>
       <w:r>
-        <w:t xml:space="preserve">Last modified: 2026-10-30 18:45:42 (PDT)</w:t>
+        <w:t xml:space="preserve">Last modified: 2026-10-30 21:18:12 (PDT)</w:t>
       </w:r>
     </w:p>
     <w:p>

--- a/sets.docx
+++ b/sets.docx
@@ -15,7 +15,7 @@
         <w:pStyle w:val="Date"/>
       </w:pPr>
       <w:r>
-        <w:t xml:space="preserve">Last modified: 2026-10-30 21:18:12 (PDT)</w:t>
+        <w:t xml:space="preserve">Last modified: 2026-10-31 00:08:50 (PDT)</w:t>
       </w:r>
     </w:p>
     <w:p>

--- a/sets.docx
+++ b/sets.docx
@@ -15,7 +15,7 @@
         <w:pStyle w:val="Date"/>
       </w:pPr>
       <w:r>
-        <w:t xml:space="preserve">Last modified: 2026-10-31 00:08:50 (PDT)</w:t>
+        <w:t xml:space="preserve">Last modified: 2026-10-31 06:43:52 (PDT)</w:t>
       </w:r>
     </w:p>
     <w:p>
